--- a/3. 深度学习/Deep Learning.docx
+++ b/3. 深度学习/Deep Learning.docx
@@ -132,60 +132,18 @@
         <w:rPr>
           <w:rFonts w:hint="eastAsia"/>
         </w:rPr>
-        <w:t>输出函数对输入的非相关变化（位置的变化，方向变化，光照变化，语音的高音和低音变化）不敏感，而对类别敏感（如白狼和</w:t>
-      </w:r>
-      <w:proofErr w:type="gramStart"/>
-      <w:r>
-        <w:rPr>
-          <w:rFonts w:hint="eastAsia"/>
-        </w:rPr>
-        <w:t>萨</w:t>
-      </w:r>
-      <w:proofErr w:type="gramEnd"/>
-      <w:r>
-        <w:rPr>
-          <w:rFonts w:hint="eastAsia"/>
-        </w:rPr>
-        <w:t>摩耶犬）。</w:t>
-      </w:r>
-    </w:p>
-    <w:p>
-      <w:pPr>
-        <w:ind w:firstLine="420"/>
-      </w:pPr>
-      <w:r>
-        <w:rPr>
-          <w:rFonts w:hint="eastAsia"/>
-        </w:rPr>
-        <w:t>在像素级别，两张不同的姿态，不同环境下</w:t>
-      </w:r>
-      <w:proofErr w:type="gramStart"/>
-      <w:r>
-        <w:rPr>
-          <w:rFonts w:hint="eastAsia"/>
-        </w:rPr>
-        <w:t>萨摩耶犬的</w:t>
-      </w:r>
-      <w:proofErr w:type="gramEnd"/>
-      <w:r>
-        <w:rPr>
-          <w:rFonts w:hint="eastAsia"/>
-        </w:rPr>
-        <w:t>照片会有极大的不同，而同样的背景，同样位置的</w:t>
-      </w:r>
-      <w:proofErr w:type="gramStart"/>
-      <w:r>
-        <w:rPr>
-          <w:rFonts w:hint="eastAsia"/>
-        </w:rPr>
-        <w:t>萨摩耶犬和</w:t>
-      </w:r>
-      <w:proofErr w:type="gramEnd"/>
-      <w:r>
-        <w:rPr>
-          <w:rFonts w:hint="eastAsia"/>
-        </w:rPr>
-        <w:t>白狼的照片可能非常相似。对直接操作图像像素的线性分类器或者其他“浅层”分类器可能不容易区分后两张照片，同时将前两张放在同一类。这就是为什么浅层分类器需要好的特征提取器—有选择地产生图片中重要类别信息的表示，同时对无关信息如姿态具有不变性—</w:t>
+        <w:t>输出函数对输入的非相关变化（位置的变化，方向变化，光照变化，语音的高音和低音变化）不敏感，而对类别敏感（如白狼和萨摩耶犬）。</w:t>
+      </w:r>
+    </w:p>
+    <w:p>
+      <w:pPr>
+        <w:ind w:firstLine="420"/>
+      </w:pPr>
+      <w:r>
+        <w:rPr>
+          <w:rFonts w:hint="eastAsia"/>
+        </w:rPr>
+        <w:t>在像素级别，两张不同的姿态，不同环境下萨摩耶犬的照片会有极大的不同，而同样的背景，同样位置的萨摩耶犬和白狼的照片可能非常相似。对直接操作图像像素的线性分类器或者其他“浅层”分类器可能不容易区分后两张照片，同时将前两张放在同一类。这就是为什么浅层分类器需要好的特征提取器—有选择地产生图片中重要类别信息的表示，同时对无关信息如姿态具有不变性—</w:t>
       </w:r>
       <w:r>
         <w:rPr>
@@ -214,21 +172,7 @@
         <w:rPr>
           <w:rFonts w:hint="eastAsia"/>
         </w:rPr>
-        <w:t>为了让分类器更强大，可以使用广义非线性特征以及核函数方法。但广义特征（如高斯核函数）泛</w:t>
-      </w:r>
-      <w:proofErr w:type="gramStart"/>
-      <w:r>
-        <w:rPr>
-          <w:rFonts w:hint="eastAsia"/>
-        </w:rPr>
-        <w:t>华能力</w:t>
-      </w:r>
-      <w:proofErr w:type="gramEnd"/>
-      <w:r>
-        <w:rPr>
-          <w:rFonts w:hint="eastAsia"/>
-        </w:rPr>
-        <w:t>差，常规的方法是手动设计好的特征提取器，而这需要大量工程经验和领域专家才能完成。如果好的特征可以使用通过学习的方法自动学习得到，上述问题就可以避免，这是深度学习的核心优势。</w:t>
+        <w:t>为了让分类器更强大，可以使用广义非线性特征以及核函数方法。但广义特征（如高斯核函数）泛华能力差，常规的方法是手动设计好的特征提取器，而这需要大量工程经验和领域专家才能完成。如果好的特征可以使用通过学习的方法自动学习得到，上述问题就可以避免，这是深度学习的核心优势。</w:t>
       </w:r>
     </w:p>
     <w:p/>
@@ -317,146 +261,92 @@
           <w:b/>
           <w:bCs/>
         </w:rPr>
-        <w:t>核心结构（</w:t>
-      </w:r>
-      <w:proofErr w:type="gramStart"/>
-      <w:r>
-        <w:rPr>
-          <w:rFonts w:hint="eastAsia"/>
+        <w:t>核心结构（双网络博弈架构）：</w:t>
+      </w:r>
+    </w:p>
+    <w:p>
+      <w:pPr>
+        <w:ind w:firstLine="420"/>
+      </w:pPr>
+      <w:r>
+        <w:rPr>
+          <w:rFonts w:hint="eastAsia"/>
+        </w:rPr>
+        <w:t>它天生由两个深度学习神经网络互相对抗组成：</w:t>
+      </w:r>
+    </w:p>
+    <w:p>
+      <w:pPr>
+        <w:ind w:firstLine="420"/>
+      </w:pPr>
+      <w:r>
+        <w:rPr>
+          <w:rFonts w:hint="eastAsia"/>
+        </w:rPr>
+        <w:t>1</w:t>
+      </w:r>
+      <w:r>
+        <w:rPr>
+          <w:rFonts w:hint="eastAsia"/>
+        </w:rPr>
+        <w:t>、生成器</w:t>
+      </w:r>
+      <w:r>
+        <w:rPr>
+          <w:rFonts w:hint="eastAsia"/>
+        </w:rPr>
+        <w:t xml:space="preserve"> Generator (G)</w:t>
+      </w:r>
+      <w:r>
+        <w:rPr>
+          <w:rFonts w:hint="eastAsia"/>
+        </w:rPr>
+        <w:t>：造假大师，学习真实数据的分布，凭空生成假数据（图片、音频、文本）</w:t>
+      </w:r>
+    </w:p>
+    <w:p>
+      <w:pPr>
+        <w:ind w:firstLine="420"/>
+      </w:pPr>
+      <w:r>
+        <w:rPr>
+          <w:rFonts w:hint="eastAsia"/>
+        </w:rPr>
+        <w:t>2</w:t>
+      </w:r>
+      <w:r>
+        <w:rPr>
+          <w:rFonts w:hint="eastAsia"/>
+        </w:rPr>
+        <w:t>、判别器</w:t>
+      </w:r>
+      <w:r>
+        <w:rPr>
+          <w:rFonts w:hint="eastAsia"/>
+        </w:rPr>
+        <w:t xml:space="preserve"> Discriminator (D)</w:t>
+      </w:r>
+      <w:r>
+        <w:rPr>
+          <w:rFonts w:hint="eastAsia"/>
+        </w:rPr>
+        <w:t>：鉴假大师，二分类神经网络，判断输入数据是「真实数据」还是「生成器造的假数据」</w:t>
+      </w:r>
+    </w:p>
+    <w:p>
+      <w:pPr>
+        <w:ind w:firstLine="420"/>
+        <w:rPr>
           <w:b/>
           <w:bCs/>
         </w:rPr>
-        <w:t>双网络</w:t>
-      </w:r>
-      <w:proofErr w:type="gramEnd"/>
+      </w:pPr>
       <w:r>
         <w:rPr>
           <w:rFonts w:hint="eastAsia"/>
           <w:b/>
           <w:bCs/>
         </w:rPr>
-        <w:t>博弈架构）：</w:t>
-      </w:r>
-    </w:p>
-    <w:p>
-      <w:pPr>
-        <w:ind w:firstLine="420"/>
-      </w:pPr>
-      <w:r>
-        <w:rPr>
-          <w:rFonts w:hint="eastAsia"/>
-        </w:rPr>
-        <w:t>它</w:t>
-      </w:r>
-      <w:proofErr w:type="gramStart"/>
-      <w:r>
-        <w:rPr>
-          <w:rFonts w:hint="eastAsia"/>
-        </w:rPr>
-        <w:t>天生由</w:t>
-      </w:r>
-      <w:proofErr w:type="gramEnd"/>
-      <w:r>
-        <w:rPr>
-          <w:rFonts w:hint="eastAsia"/>
-        </w:rPr>
-        <w:t>两个深度学习神经网络互相对抗组成：</w:t>
-      </w:r>
-    </w:p>
-    <w:p>
-      <w:pPr>
-        <w:ind w:firstLine="420"/>
-      </w:pPr>
-      <w:r>
-        <w:rPr>
-          <w:rFonts w:hint="eastAsia"/>
-        </w:rPr>
-        <w:t>1</w:t>
-      </w:r>
-      <w:r>
-        <w:rPr>
-          <w:rFonts w:hint="eastAsia"/>
-        </w:rPr>
-        <w:t>、生成器</w:t>
-      </w:r>
-      <w:r>
-        <w:rPr>
-          <w:rFonts w:hint="eastAsia"/>
-        </w:rPr>
-        <w:t xml:space="preserve"> Generator (G)</w:t>
-      </w:r>
-      <w:r>
-        <w:rPr>
-          <w:rFonts w:hint="eastAsia"/>
-        </w:rPr>
-        <w:t>：造假大师，学习真实数据的分布，凭空</w:t>
-      </w:r>
-      <w:proofErr w:type="gramStart"/>
-      <w:r>
-        <w:rPr>
-          <w:rFonts w:hint="eastAsia"/>
-        </w:rPr>
-        <w:t>生成假</w:t>
-      </w:r>
-      <w:proofErr w:type="gramEnd"/>
-      <w:r>
-        <w:rPr>
-          <w:rFonts w:hint="eastAsia"/>
-        </w:rPr>
-        <w:t>数据（图片、音频、文本）</w:t>
-      </w:r>
-    </w:p>
-    <w:p>
-      <w:pPr>
-        <w:ind w:firstLine="420"/>
-      </w:pPr>
-      <w:r>
-        <w:rPr>
-          <w:rFonts w:hint="eastAsia"/>
-        </w:rPr>
-        <w:t>2</w:t>
-      </w:r>
-      <w:r>
-        <w:rPr>
-          <w:rFonts w:hint="eastAsia"/>
-        </w:rPr>
-        <w:t>、</w:t>
-      </w:r>
-      <w:proofErr w:type="gramStart"/>
-      <w:r>
-        <w:rPr>
-          <w:rFonts w:hint="eastAsia"/>
-        </w:rPr>
-        <w:t>判别器</w:t>
-      </w:r>
-      <w:proofErr w:type="gramEnd"/>
-      <w:r>
-        <w:rPr>
-          <w:rFonts w:hint="eastAsia"/>
-        </w:rPr>
-        <w:t xml:space="preserve"> Discriminator (D)</w:t>
-      </w:r>
-      <w:r>
-        <w:rPr>
-          <w:rFonts w:hint="eastAsia"/>
-        </w:rPr>
-        <w:t>：鉴假大师，二分类神经网络，判断输入数据是「真实数据」还是「生成器造的假数据」</w:t>
-      </w:r>
-    </w:p>
-    <w:p>
-      <w:pPr>
-        <w:ind w:firstLine="420"/>
-        <w:rPr>
-          <w:b/>
-          <w:bCs/>
-        </w:rPr>
-      </w:pPr>
-      <w:r>
-        <w:rPr>
-          <w:rFonts w:hint="eastAsia"/>
-          <w:b/>
-          <w:bCs/>
-        </w:rPr>
         <w:t>训练核心逻辑：零和博弈对抗训练</w:t>
       </w:r>
     </w:p>
@@ -498,19 +388,11 @@
         </w:rPr>
         <w:t xml:space="preserve">- </w:t>
       </w:r>
-      <w:proofErr w:type="gramStart"/>
-      <w:r>
-        <w:rPr>
-          <w:rFonts w:hint="eastAsia"/>
-        </w:rPr>
-        <w:t>判别器</w:t>
-      </w:r>
-      <w:proofErr w:type="gramEnd"/>
-      <w:r>
-        <w:rPr>
-          <w:rFonts w:hint="eastAsia"/>
-        </w:rPr>
-        <w:t>拼命提升眼力，区分真假</w:t>
+      <w:r>
+        <w:rPr>
+          <w:rFonts w:hint="eastAsia"/>
+        </w:rPr>
+        <w:t>判别器拼命提升眼力，区分真假</w:t>
       </w:r>
     </w:p>
     <w:p>
@@ -527,21 +409,7 @@
         <w:rPr>
           <w:rFonts w:hint="eastAsia"/>
         </w:rPr>
-        <w:t>最终平衡点：生成器能造出和真实数据几乎一模一样的数据，</w:t>
-      </w:r>
-      <w:proofErr w:type="gramStart"/>
-      <w:r>
-        <w:rPr>
-          <w:rFonts w:hint="eastAsia"/>
-        </w:rPr>
-        <w:t>判别器</w:t>
-      </w:r>
-      <w:proofErr w:type="gramEnd"/>
-      <w:r>
-        <w:rPr>
-          <w:rFonts w:hint="eastAsia"/>
-        </w:rPr>
-        <w:t>无法分辨真假</w:t>
+        <w:t>最终平衡点：生成器能造出和真实数据几乎一模一样的数据，判别器无法分辨真假</w:t>
       </w:r>
     </w:p>
     <w:p>
@@ -570,9 +438,6 @@
     <w:p>
       <w:pPr>
         <w:jc w:val="center"/>
-        <w:rPr>
-          <w:rFonts w:hint="eastAsia"/>
-        </w:rPr>
       </w:pPr>
       <w:r>
         <w:rPr>
@@ -632,9 +497,6 @@
     <w:p>
       <w:pPr>
         <w:ind w:firstLine="420"/>
-        <w:rPr>
-          <w:rFonts w:hint="eastAsia"/>
-        </w:rPr>
       </w:pPr>
       <w:r>
         <w:rPr>
@@ -672,9 +534,6 @@
     <w:p>
       <w:pPr>
         <w:ind w:firstLine="420"/>
-        <w:rPr>
-          <w:rFonts w:hint="eastAsia"/>
-        </w:rPr>
       </w:pPr>
       <w:r>
         <w:rPr>
@@ -755,21 +614,7 @@
         <w:rPr>
           <w:rFonts w:hint="eastAsia"/>
         </w:rPr>
-        <w:t>模拟人脑神经元结构搭建的数学模型，</w:t>
-      </w:r>
-      <w:proofErr w:type="gramStart"/>
-      <w:r>
-        <w:rPr>
-          <w:rFonts w:hint="eastAsia"/>
-        </w:rPr>
-        <w:t>最</w:t>
-      </w:r>
-      <w:proofErr w:type="gramEnd"/>
-      <w:r>
-        <w:rPr>
-          <w:rFonts w:hint="eastAsia"/>
-        </w:rPr>
-        <w:t>基础单元是人工神经元，通过层与层之间的权重连接，拟合输入到输出的映射。</w:t>
+        <w:t>模拟人脑神经元结构搭建的数学模型，最基础单元是人工神经元，通过层与层之间的权重连接，拟合输入到输出的映射。</w:t>
       </w:r>
     </w:p>
     <w:p>
@@ -1229,17 +1074,8 @@
           <w:rFonts w:hint="eastAsia"/>
           <w:color w:val="EE0000"/>
         </w:rPr>
-        <w:t>隐藏</w:t>
-      </w:r>
-      <w:proofErr w:type="gramStart"/>
-      <w:r>
-        <w:rPr>
-          <w:rFonts w:hint="eastAsia"/>
-          <w:color w:val="EE0000"/>
-        </w:rPr>
-        <w:t>层数量</w:t>
-      </w:r>
-      <w:proofErr w:type="gramEnd"/>
+        <w:t>隐藏层数量</w:t>
+      </w:r>
       <w:r>
         <w:rPr>
           <w:rFonts w:hint="eastAsia"/>
@@ -1364,19 +1200,11 @@
         </w:rPr>
         <w:t xml:space="preserve">- </w:t>
       </w:r>
-      <w:proofErr w:type="gramStart"/>
-      <w:r>
-        <w:rPr>
-          <w:rFonts w:hint="eastAsia"/>
-        </w:rPr>
-        <w:t>算力依赖</w:t>
-      </w:r>
-      <w:proofErr w:type="gramEnd"/>
-      <w:r>
-        <w:rPr>
-          <w:rFonts w:hint="eastAsia"/>
-        </w:rPr>
-        <w:t>大，需要大数据</w:t>
+      <w:r>
+        <w:rPr>
+          <w:rFonts w:hint="eastAsia"/>
+        </w:rPr>
+        <w:t>算力依赖大，需要大数据</w:t>
       </w:r>
       <w:r>
         <w:rPr>
@@ -1424,6 +1252,629 @@
     </w:p>
     <w:p>
       <w:pPr>
+        <w:pStyle w:val="2"/>
+      </w:pPr>
+      <w:r>
+        <w:rPr>
+          <w:rFonts w:hint="eastAsia"/>
+        </w:rPr>
+        <w:t>深度学习</w:t>
+      </w:r>
+      <w:r>
+        <w:rPr>
+          <w:rFonts w:hint="eastAsia"/>
+        </w:rPr>
+        <w:t xml:space="preserve"> vs LLM</w:t>
+      </w:r>
+    </w:p>
+    <w:p>
+      <w:pPr>
+        <w:ind w:firstLine="420"/>
+      </w:pPr>
+      <w:r>
+        <w:t>LLM</w:t>
+      </w:r>
+      <w:r>
+        <w:t>（大语言模型）是深度学习的一个细分、高级应用；深度学习是</w:t>
+      </w:r>
+      <w:r>
+        <w:t>LLM</w:t>
+      </w:r>
+      <w:r>
+        <w:t>的底层技术底座。</w:t>
+      </w:r>
+    </w:p>
+    <w:p>
+      <w:pPr>
+        <w:ind w:firstLine="420"/>
+      </w:pPr>
+      <w:r>
+        <w:t>从属链：</w:t>
+      </w:r>
+    </w:p>
+    <w:p>
+      <w:pPr>
+        <w:jc w:val="center"/>
+        <w:rPr>
+          <w:rFonts w:hint="eastAsia"/>
+        </w:rPr>
+      </w:pPr>
+      <w:r>
+        <w:rPr>
+          <w:noProof/>
+        </w:rPr>
+        <w:drawing>
+          <wp:inline distT="0" distB="0" distL="0" distR="0" wp14:anchorId="315FCBE9" wp14:editId="704976D2">
+            <wp:extent cx="3189427" cy="331054"/>
+            <wp:effectExtent l="0" t="0" r="0" b="0"/>
+            <wp:docPr id="1371201482" name="图片 1"/>
+            <wp:cNvGraphicFramePr>
+              <a:graphicFrameLocks xmlns:a="http://schemas.openxmlformats.org/drawingml/2006/main" noChangeAspect="1"/>
+            </wp:cNvGraphicFramePr>
+            <a:graphic xmlns:a="http://schemas.openxmlformats.org/drawingml/2006/main">
+              <a:graphicData uri="http://schemas.openxmlformats.org/drawingml/2006/picture">
+                <pic:pic xmlns:pic="http://schemas.openxmlformats.org/drawingml/2006/picture">
+                  <pic:nvPicPr>
+                    <pic:cNvPr id="1371201482" name=""/>
+                    <pic:cNvPicPr/>
+                  </pic:nvPicPr>
+                  <pic:blipFill>
+                    <a:blip r:embed="rId7"/>
+                    <a:stretch>
+                      <a:fillRect/>
+                    </a:stretch>
+                  </pic:blipFill>
+                  <pic:spPr>
+                    <a:xfrm>
+                      <a:off x="0" y="0"/>
+                      <a:ext cx="3230149" cy="335281"/>
+                    </a:xfrm>
+                    <a:prstGeom prst="rect">
+                      <a:avLst/>
+                    </a:prstGeom>
+                  </pic:spPr>
+                </pic:pic>
+              </a:graphicData>
+            </a:graphic>
+          </wp:inline>
+        </w:drawing>
+      </w:r>
+    </w:p>
+    <w:p>
+      <w:pPr>
+        <w:ind w:firstLine="420"/>
+      </w:pPr>
+      <w:r>
+        <w:rPr>
+          <w:rFonts w:hint="eastAsia"/>
+        </w:rPr>
+        <w:t>1</w:t>
+      </w:r>
+      <w:r>
+        <w:rPr>
+          <w:rFonts w:hint="eastAsia"/>
+        </w:rPr>
+        <w:t>、</w:t>
+      </w:r>
+      <w:r>
+        <w:t>深度学习是什么？</w:t>
+      </w:r>
+    </w:p>
+    <w:p>
+      <w:pPr>
+        <w:ind w:firstLine="420"/>
+      </w:pPr>
+      <w:r>
+        <w:t>深度学习是</w:t>
+      </w:r>
+      <w:r>
+        <w:rPr>
+          <w:color w:val="EE0000"/>
+        </w:rPr>
+        <w:t>基于多层神经网络</w:t>
+      </w:r>
+      <w:r>
+        <w:t>的机器学习分支，靠大量参数、多层网络自动学习特征。</w:t>
+      </w:r>
+    </w:p>
+    <w:p>
+      <w:pPr>
+        <w:ind w:firstLine="420"/>
+      </w:pPr>
+      <w:r>
+        <w:t>核心技术栈：</w:t>
+      </w:r>
+    </w:p>
+    <w:p>
+      <w:pPr>
+        <w:ind w:firstLine="420"/>
+      </w:pPr>
+      <w:r>
+        <w:t xml:space="preserve">- </w:t>
+      </w:r>
+      <w:r>
+        <w:t>基础结构：</w:t>
+      </w:r>
+      <w:r>
+        <w:rPr>
+          <w:color w:val="EE0000"/>
+        </w:rPr>
+        <w:t>神经网络、全连接层、</w:t>
+      </w:r>
+      <w:r>
+        <w:rPr>
+          <w:color w:val="EE0000"/>
+        </w:rPr>
+        <w:t>CNN</w:t>
+      </w:r>
+      <w:r>
+        <w:rPr>
+          <w:color w:val="EE0000"/>
+        </w:rPr>
+        <w:t>卷积、</w:t>
+      </w:r>
+      <w:r>
+        <w:rPr>
+          <w:color w:val="EE0000"/>
+        </w:rPr>
+        <w:t>RNN/LSTM</w:t>
+      </w:r>
+      <w:r>
+        <w:rPr>
+          <w:color w:val="EE0000"/>
+        </w:rPr>
+        <w:t>、</w:t>
+      </w:r>
+      <w:r>
+        <w:rPr>
+          <w:color w:val="EE0000"/>
+        </w:rPr>
+        <w:t>Transformer</w:t>
+      </w:r>
+    </w:p>
+    <w:p>
+      <w:pPr>
+        <w:ind w:firstLine="420"/>
+      </w:pPr>
+      <w:r>
+        <w:t xml:space="preserve">- </w:t>
+      </w:r>
+      <w:r>
+        <w:t>训练方式：反向传播、梯度下降、学习率预热</w:t>
+      </w:r>
+      <w:r>
+        <w:t>/</w:t>
+      </w:r>
+      <w:r>
+        <w:t>衰减、预训练</w:t>
+      </w:r>
+    </w:p>
+    <w:p>
+      <w:pPr>
+        <w:ind w:firstLine="420"/>
+      </w:pPr>
+      <w:r>
+        <w:t xml:space="preserve">- </w:t>
+      </w:r>
+      <w:r>
+        <w:t>实现工具：</w:t>
+      </w:r>
+      <w:r>
+        <w:t>PyTorch/TensorFlow</w:t>
+      </w:r>
+    </w:p>
+    <w:p>
+      <w:pPr>
+        <w:ind w:firstLine="420"/>
+      </w:pPr>
+      <w:r>
+        <w:t>深度学习是一大类技术集合，图像、语音、文本、生成模型全包含。</w:t>
+      </w:r>
+      <w:r>
+        <w:t>**</w:t>
+      </w:r>
+    </w:p>
+    <w:p>
+      <w:pPr>
+        <w:ind w:firstLine="420"/>
+      </w:pPr>
+      <w:r>
+        <w:rPr>
+          <w:rFonts w:hint="eastAsia"/>
+        </w:rPr>
+        <w:t>2</w:t>
+      </w:r>
+      <w:r>
+        <w:rPr>
+          <w:rFonts w:hint="eastAsia"/>
+        </w:rPr>
+        <w:t>、</w:t>
+      </w:r>
+      <w:r>
+        <w:t xml:space="preserve">LLM </w:t>
+      </w:r>
+      <w:r>
+        <w:t>大语言模型是什么？</w:t>
+      </w:r>
+    </w:p>
+    <w:p>
+      <w:pPr>
+        <w:ind w:firstLine="420"/>
+      </w:pPr>
+      <w:r>
+        <w:t>LLM = Large Language Model</w:t>
+      </w:r>
+      <w:r>
+        <w:t>，大语言模型</w:t>
+      </w:r>
+    </w:p>
+    <w:p>
+      <w:pPr>
+        <w:ind w:firstLine="420"/>
+      </w:pPr>
+      <w:r>
+        <w:t>专门</w:t>
+      </w:r>
+      <w:r>
+        <w:rPr>
+          <w:color w:val="EE0000"/>
+        </w:rPr>
+        <w:t>处理人类自然语言</w:t>
+      </w:r>
+      <w:r>
+        <w:t>的</w:t>
+      </w:r>
+      <w:r>
+        <w:rPr>
+          <w:color w:val="EE0000"/>
+        </w:rPr>
+        <w:t>超大参数量深度学习模型</w:t>
+      </w:r>
+      <w:r>
+        <w:t>，比如</w:t>
+      </w:r>
+      <w:r>
+        <w:t xml:space="preserve"> GPT</w:t>
+      </w:r>
+      <w:r>
+        <w:t>、</w:t>
+      </w:r>
+      <w:r>
+        <w:t>LLaMA</w:t>
+      </w:r>
+      <w:r>
+        <w:t>、</w:t>
+      </w:r>
+      <w:r>
+        <w:t>Claude</w:t>
+      </w:r>
+      <w:r>
+        <w:t>、文心一言、</w:t>
+      </w:r>
+      <w:r>
+        <w:t>DeepSeek</w:t>
+      </w:r>
+      <w:r>
+        <w:t>。</w:t>
+      </w:r>
+    </w:p>
+    <w:p>
+      <w:pPr>
+        <w:ind w:left="420"/>
+      </w:pPr>
+      <w:r>
+        <w:t xml:space="preserve">- </w:t>
+      </w:r>
+      <w:r>
+        <w:t>底层架构：</w:t>
+      </w:r>
+      <w:r>
+        <w:rPr>
+          <w:color w:val="EE0000"/>
+        </w:rPr>
+        <w:t>Transformer</w:t>
+      </w:r>
+      <w:r>
+        <w:rPr>
+          <w:color w:val="EE0000"/>
+        </w:rPr>
+        <w:t>（解码器为主）</w:t>
+      </w:r>
+    </w:p>
+    <w:p>
+      <w:pPr>
+        <w:ind w:firstLine="420"/>
+      </w:pPr>
+      <w:r>
+        <w:t xml:space="preserve">- </w:t>
+      </w:r>
+      <w:r>
+        <w:t>训练方式：海量文本预训练</w:t>
+      </w:r>
+      <w:r>
+        <w:t xml:space="preserve"> + </w:t>
+      </w:r>
+      <w:r>
+        <w:t>对齐微调</w:t>
+      </w:r>
+    </w:p>
+    <w:p>
+      <w:pPr>
+        <w:ind w:firstLine="420"/>
+      </w:pPr>
+      <w:r>
+        <w:t xml:space="preserve">- </w:t>
+      </w:r>
+      <w:r>
+        <w:t>参数量：几十亿～万亿级别</w:t>
+      </w:r>
+    </w:p>
+    <w:p>
+      <w:pPr>
+        <w:ind w:firstLine="420"/>
+      </w:pPr>
+      <w:r>
+        <w:rPr>
+          <w:rFonts w:hint="eastAsia"/>
+        </w:rPr>
+        <w:t>3</w:t>
+      </w:r>
+      <w:r>
+        <w:rPr>
+          <w:rFonts w:hint="eastAsia"/>
+        </w:rPr>
+        <w:t>、</w:t>
+      </w:r>
+      <w:r>
+        <w:t>二者关系</w:t>
+      </w:r>
+    </w:p>
+    <w:p>
+      <w:pPr>
+        <w:ind w:firstLine="420"/>
+      </w:pPr>
+      <w:r>
+        <w:rPr>
+          <w:rFonts w:hint="eastAsia"/>
+        </w:rPr>
+        <w:t>1</w:t>
+      </w:r>
+      <w:r>
+        <w:rPr>
+          <w:rFonts w:hint="eastAsia"/>
+        </w:rPr>
+        <w:t>）</w:t>
+      </w:r>
+      <w:r>
+        <w:t xml:space="preserve">LLM </w:t>
+      </w:r>
+      <w:r>
+        <w:t>属于深度学习：</w:t>
+      </w:r>
+      <w:r>
+        <w:t xml:space="preserve">LLM </w:t>
+      </w:r>
+      <w:r>
+        <w:t>本质就是</w:t>
+      </w:r>
+      <w:r>
+        <w:rPr>
+          <w:color w:val="EE0000"/>
+        </w:rPr>
+        <w:t>用深度学习技术做的超大语言神经网络</w:t>
+      </w:r>
+      <w:r>
+        <w:t>，完全依赖深度学习的理论、结构、训练方法。</w:t>
+      </w:r>
+    </w:p>
+    <w:p>
+      <w:pPr>
+        <w:ind w:firstLine="420"/>
+      </w:pPr>
+      <w:r>
+        <w:rPr>
+          <w:rFonts w:hint="eastAsia"/>
+        </w:rPr>
+        <w:t>2</w:t>
+      </w:r>
+      <w:r>
+        <w:rPr>
+          <w:rFonts w:hint="eastAsia"/>
+        </w:rPr>
+        <w:t>）</w:t>
+      </w:r>
+      <w:r>
+        <w:rPr>
+          <w:color w:val="EE0000"/>
+        </w:rPr>
+        <w:t>深度学习</w:t>
+      </w:r>
+      <w:r>
+        <w:rPr>
+          <w:color w:val="EE0000"/>
+        </w:rPr>
+        <w:t xml:space="preserve"> ≠ LLM</w:t>
+      </w:r>
+      <w:r>
+        <w:t>：深度学习范围大得多</w:t>
+      </w:r>
+    </w:p>
+    <w:p>
+      <w:pPr>
+        <w:ind w:firstLine="420"/>
+      </w:pPr>
+      <w:r>
+        <w:t xml:space="preserve">- </w:t>
+      </w:r>
+      <w:r>
+        <w:t>深度学习：包括图像（</w:t>
+      </w:r>
+      <w:r>
+        <w:t>CNN/ViT</w:t>
+      </w:r>
+      <w:r>
+        <w:t>）、语音、推荐、</w:t>
+      </w:r>
+      <w:r>
+        <w:t>LLM</w:t>
+      </w:r>
+      <w:r>
+        <w:t>、</w:t>
+      </w:r>
+      <w:r>
+        <w:t>GAN</w:t>
+      </w:r>
+      <w:r>
+        <w:t>、扩散模型等</w:t>
+      </w:r>
+    </w:p>
+    <w:p>
+      <w:pPr>
+        <w:ind w:firstLine="420"/>
+      </w:pPr>
+      <w:r>
+        <w:t>- LLM</w:t>
+      </w:r>
+      <w:r>
+        <w:t>：只是深度学习里</w:t>
+      </w:r>
+      <w:r>
+        <w:rPr>
+          <w:color w:val="EE0000"/>
+        </w:rPr>
+        <w:t>专注文本任务</w:t>
+      </w:r>
+      <w:r>
+        <w:t>的一个子集</w:t>
+      </w:r>
+    </w:p>
+    <w:p>
+      <w:pPr>
+        <w:ind w:firstLine="420"/>
+      </w:pPr>
+      <w:r>
+        <w:rPr>
+          <w:rFonts w:hint="eastAsia"/>
+        </w:rPr>
+        <w:t>3</w:t>
+      </w:r>
+      <w:r>
+        <w:rPr>
+          <w:rFonts w:hint="eastAsia"/>
+        </w:rPr>
+        <w:t>）</w:t>
+      </w:r>
+      <w:r>
+        <w:t>你之前学的技术全是串联的：</w:t>
+      </w:r>
+    </w:p>
+    <w:p>
+      <w:pPr>
+        <w:ind w:firstLine="420"/>
+      </w:pPr>
+      <w:r>
+        <w:t>PyTorch</w:t>
+      </w:r>
+      <w:r>
+        <w:t>（工具）</w:t>
+      </w:r>
+      <w:r>
+        <w:t>→ Transformer</w:t>
+      </w:r>
+      <w:r>
+        <w:t>（架构）</w:t>
+      </w:r>
+      <w:r>
+        <w:t xml:space="preserve">→ </w:t>
+      </w:r>
+      <w:r>
+        <w:t>深度学习训练（预训练</w:t>
+      </w:r>
+      <w:r>
+        <w:t>/</w:t>
+      </w:r>
+      <w:r>
+        <w:t>学习率）</w:t>
+      </w:r>
+      <w:r>
+        <w:lastRenderedPageBreak/>
+        <w:t xml:space="preserve">→ </w:t>
+      </w:r>
+      <w:r>
+        <w:t>训练出</w:t>
+      </w:r>
+      <w:r>
+        <w:t xml:space="preserve"> LLM </w:t>
+      </w:r>
+      <w:r>
+        <w:t>大模型</w:t>
+      </w:r>
+    </w:p>
+    <w:p/>
+    <w:p>
+      <w:pPr>
+        <w:ind w:firstLine="420"/>
+      </w:pPr>
+      <w:r>
+        <w:t xml:space="preserve">- </w:t>
+      </w:r>
+      <w:r>
+        <w:t>深度学习</w:t>
+      </w:r>
+      <w:r>
+        <w:t xml:space="preserve"> = </w:t>
+      </w:r>
+      <w:r>
+        <w:t>盖楼的整套工程技术（钢筋、水泥、结构、施工方法）</w:t>
+      </w:r>
+    </w:p>
+    <w:p>
+      <w:pPr>
+        <w:ind w:firstLine="420"/>
+      </w:pPr>
+      <w:r>
+        <w:t xml:space="preserve">- LLM = </w:t>
+      </w:r>
+      <w:r>
+        <w:t>用这套技术盖出来的超级摩天大楼（专门做语言任务）</w:t>
+      </w:r>
+    </w:p>
+    <w:p>
+      <w:pPr>
+        <w:ind w:firstLine="420"/>
+      </w:pPr>
+      <w:r>
+        <w:t>盖楼技术（深度学习）可以盖住宅、商场、体育馆；</w:t>
+      </w:r>
+    </w:p>
+    <w:p>
+      <w:pPr>
+        <w:ind w:firstLine="420"/>
+        <w:rPr>
+          <w:rFonts w:hint="eastAsia"/>
+        </w:rPr>
+      </w:pPr>
+      <w:r>
+        <w:t xml:space="preserve">LLM </w:t>
+      </w:r>
+      <w:r>
+        <w:t>只是其中专门用来做</w:t>
+      </w:r>
+      <w:r>
+        <w:t>“</w:t>
+      </w:r>
+      <w:r>
+        <w:t>语言处理</w:t>
+      </w:r>
+      <w:r>
+        <w:t>”</w:t>
+      </w:r>
+      <w:r>
+        <w:t>的超级大楼。</w:t>
+      </w:r>
+    </w:p>
+    <w:p>
+      <w:pPr>
         <w:pStyle w:val="1"/>
       </w:pPr>
       <w:r>
@@ -1572,19 +2023,11 @@
         </w:rPr>
         <w:t xml:space="preserve">    </w:t>
       </w:r>
-      <w:proofErr w:type="gramStart"/>
-      <w:r>
-        <w:rPr>
-          <w:rFonts w:hint="eastAsia"/>
-        </w:rPr>
-        <w:t>你导图</w:t>
-      </w:r>
-      <w:proofErr w:type="gramEnd"/>
-      <w:r>
-        <w:rPr>
-          <w:rFonts w:hint="eastAsia"/>
-        </w:rPr>
-        <w:t>线性模型分类分支的起点，所有神经网络的始祖。</w:t>
+      <w:r>
+        <w:rPr>
+          <w:rFonts w:hint="eastAsia"/>
+        </w:rPr>
+        <w:t>你导图线性模型分类分支的起点，所有神经网络的始祖。</w:t>
       </w:r>
     </w:p>
     <w:p>
@@ -1674,19 +2117,11 @@
         </w:rPr>
         <w:t xml:space="preserve">    </w:t>
       </w:r>
-      <w:proofErr w:type="gramStart"/>
-      <w:r>
-        <w:rPr>
-          <w:rFonts w:hint="eastAsia"/>
-        </w:rPr>
-        <w:t>你导图里</w:t>
-      </w:r>
-      <w:proofErr w:type="gramEnd"/>
-      <w:r>
-        <w:rPr>
-          <w:rFonts w:hint="eastAsia"/>
-        </w:rPr>
-        <w:t>的</w:t>
+      <w:r>
+        <w:rPr>
+          <w:rFonts w:hint="eastAsia"/>
+        </w:rPr>
+        <w:t>你导图里的</w:t>
       </w:r>
       <w:r>
         <w:rPr>
@@ -1698,21 +2133,7 @@
         <w:rPr>
           <w:rFonts w:hint="eastAsia"/>
         </w:rPr>
-        <w:t>，深度学习</w:t>
-      </w:r>
-      <w:proofErr w:type="gramStart"/>
-      <w:r>
-        <w:rPr>
-          <w:rFonts w:hint="eastAsia"/>
-        </w:rPr>
-        <w:t>最</w:t>
-      </w:r>
-      <w:proofErr w:type="gramEnd"/>
-      <w:r>
-        <w:rPr>
-          <w:rFonts w:hint="eastAsia"/>
-        </w:rPr>
-        <w:t>基础骨架，后续</w:t>
+        <w:t>，深度学习最基础骨架，后续</w:t>
       </w:r>
       <w:r>
         <w:rPr>
@@ -1760,21 +2181,7 @@
         <w:rPr>
           <w:rFonts w:hint="eastAsia"/>
         </w:rPr>
-        <w:t>基础上</w:t>
-      </w:r>
-      <w:proofErr w:type="gramStart"/>
-      <w:r>
-        <w:rPr>
-          <w:rFonts w:hint="eastAsia"/>
-        </w:rPr>
-        <w:t>改结构</w:t>
-      </w:r>
-      <w:proofErr w:type="gramEnd"/>
-      <w:r>
-        <w:rPr>
-          <w:rFonts w:hint="eastAsia"/>
-        </w:rPr>
-        <w:t>而来。</w:t>
+        <w:t>基础上改结构而来。</w:t>
       </w:r>
     </w:p>
     <w:p>
@@ -1788,16 +2195,8 @@
         <w:rPr>
           <w:rFonts w:hint="eastAsia"/>
         </w:rPr>
-        <w:t>局限：层数稍微加深就会梯度消失，无法做深层网络训练，因此</w:t>
-      </w:r>
-      <w:proofErr w:type="gramStart"/>
-      <w:r>
-        <w:rPr>
-          <w:rFonts w:hint="eastAsia"/>
-        </w:rPr>
-        <w:t>沉寂近</w:t>
-      </w:r>
-      <w:proofErr w:type="gramEnd"/>
+        <w:t>局限：层数稍微加深就会梯度消失，无法做深层网络训练，因此沉寂近</w:t>
+      </w:r>
       <w:r>
         <w:rPr>
           <w:rFonts w:hint="eastAsia"/>
@@ -1872,21 +2271,7 @@
         <w:rPr>
           <w:rFonts w:hint="eastAsia"/>
         </w:rPr>
-        <w:t>正式提出深度学习概念，解决梯度消失问题，解锁「多层隐藏深层网络」训练，</w:t>
-      </w:r>
-      <w:proofErr w:type="gramStart"/>
-      <w:r>
-        <w:rPr>
-          <w:rFonts w:hint="eastAsia"/>
-        </w:rPr>
-        <w:t>对应你导图里</w:t>
-      </w:r>
-      <w:proofErr w:type="gramEnd"/>
-      <w:r>
-        <w:rPr>
-          <w:rFonts w:hint="eastAsia"/>
-        </w:rPr>
-        <w:t>的早期深度置信网络全家桶</w:t>
+        <w:t>正式提出深度学习概念，解决梯度消失问题，解锁「多层隐藏深层网络」训练，对应你导图里的早期深度置信网络全家桶</w:t>
       </w:r>
     </w:p>
     <w:p>
@@ -1929,21 +2314,7 @@
         <w:rPr>
           <w:rFonts w:hint="eastAsia"/>
         </w:rPr>
-        <w:t>两层无监督神经网络，深度网络</w:t>
-      </w:r>
-      <w:proofErr w:type="gramStart"/>
-      <w:r>
-        <w:rPr>
-          <w:rFonts w:hint="eastAsia"/>
-        </w:rPr>
-        <w:t>预训练</w:t>
-      </w:r>
-      <w:proofErr w:type="gramEnd"/>
-      <w:r>
-        <w:rPr>
-          <w:rFonts w:hint="eastAsia"/>
-        </w:rPr>
-        <w:t>的基础单元</w:t>
+        <w:t>两层无监督神经网络，深度网络预训练的基础单元</w:t>
       </w:r>
     </w:p>
     <w:p>
@@ -2054,7 +2425,14 @@
         <w:rPr>
           <w:rFonts w:hint="eastAsia"/>
         </w:rPr>
-        <w:t>，正式宣告深度学习诞生。</w:t>
+        <w:t>，正式宣告深度</w:t>
+      </w:r>
+      <w:r>
+        <w:rPr>
+          <w:rFonts w:hint="eastAsia"/>
+        </w:rPr>
+        <w:lastRenderedPageBreak/>
+        <w:t>学习诞生。</w:t>
       </w:r>
     </w:p>
     <w:p>
@@ -2091,16 +2469,394 @@
         <w:rPr>
           <w:rFonts w:hint="eastAsia"/>
         </w:rPr>
+        <w:t xml:space="preserve"> AutoEncoder</w:t>
+      </w:r>
+    </w:p>
+    <w:p>
+      <w:r>
+        <w:rPr>
+          <w:rFonts w:hint="eastAsia"/>
+        </w:rPr>
+        <w:t xml:space="preserve">    </w:t>
+      </w:r>
+      <w:r>
+        <w:rPr>
+          <w:rFonts w:hint="eastAsia"/>
+        </w:rPr>
+        <w:t>无监督深度生成网络，输入还原输出，用于特征压缩、去噪，</w:t>
+      </w:r>
+      <w:r>
+        <w:rPr>
+          <w:rFonts w:hint="eastAsia"/>
+        </w:rPr>
+        <w:t>GAN</w:t>
+      </w:r>
+      <w:r>
+        <w:rPr>
+          <w:rFonts w:hint="eastAsia"/>
+        </w:rPr>
+        <w:t>的前代生成模型。</w:t>
+      </w:r>
+    </w:p>
+    <w:p>
+      <w:pPr>
+        <w:pStyle w:val="2"/>
+      </w:pPr>
+      <w:r>
+        <w:rPr>
+          <w:rFonts w:hint="eastAsia"/>
+        </w:rPr>
+        <w:t>第</w:t>
+      </w:r>
+      <w:r>
+        <w:rPr>
+          <w:rFonts w:hint="eastAsia"/>
+        </w:rPr>
+        <w:t>3</w:t>
+      </w:r>
+      <w:r>
+        <w:rPr>
+          <w:rFonts w:hint="eastAsia"/>
+        </w:rPr>
+        <w:t>代：深度学习爆发元年（</w:t>
+      </w:r>
+      <w:r>
+        <w:rPr>
+          <w:rFonts w:hint="eastAsia"/>
+        </w:rPr>
+        <w:t>2012</w:t>
+      </w:r>
+      <w:r>
+        <w:rPr>
+          <w:rFonts w:hint="eastAsia"/>
+        </w:rPr>
+        <w:t>）——</w:t>
+      </w:r>
+      <w:r>
+        <w:rPr>
+          <w:rFonts w:hint="eastAsia"/>
+        </w:rPr>
         <w:t xml:space="preserve"> </w:t>
       </w:r>
-      <w:proofErr w:type="spellStart"/>
-      <w:r>
-        <w:rPr>
-          <w:rFonts w:hint="eastAsia"/>
-        </w:rPr>
-        <w:t>AutoEncoder</w:t>
-      </w:r>
-      <w:proofErr w:type="spellEnd"/>
+      <w:r>
+        <w:rPr>
+          <w:rFonts w:hint="eastAsia"/>
+        </w:rPr>
+        <w:t>卷积网络</w:t>
+      </w:r>
+      <w:r>
+        <w:rPr>
+          <w:rFonts w:hint="eastAsia"/>
+        </w:rPr>
+        <w:t>CNN</w:t>
+      </w:r>
+      <w:r>
+        <w:rPr>
+          <w:rFonts w:hint="eastAsia"/>
+        </w:rPr>
+        <w:t>统治视觉领域</w:t>
+      </w:r>
+    </w:p>
+    <w:p>
+      <w:pPr>
+        <w:pStyle w:val="3"/>
+      </w:pPr>
+      <w:r>
+        <w:rPr>
+          <w:rFonts w:hint="eastAsia"/>
+        </w:rPr>
+        <w:t>AlexNet</w:t>
+      </w:r>
+      <w:r>
+        <w:rPr>
+          <w:rFonts w:hint="eastAsia"/>
+        </w:rPr>
+        <w:t>（</w:t>
+      </w:r>
+      <w:r>
+        <w:rPr>
+          <w:rFonts w:hint="eastAsia"/>
+        </w:rPr>
+        <w:t>2012</w:t>
+      </w:r>
+      <w:r>
+        <w:rPr>
+          <w:rFonts w:hint="eastAsia"/>
+        </w:rPr>
+        <w:t>）</w:t>
+      </w:r>
+    </w:p>
+    <w:p>
+      <w:pPr>
+        <w:ind w:firstLine="420"/>
+      </w:pPr>
+      <w:r>
+        <w:rPr>
+          <w:rFonts w:hint="eastAsia"/>
+        </w:rPr>
+        <w:t>真正让深度学习全球爆火的里程碑模型</w:t>
+      </w:r>
+    </w:p>
+    <w:p>
+      <w:pPr>
+        <w:ind w:firstLine="420"/>
+      </w:pPr>
+      <w:r>
+        <w:rPr>
+          <w:rFonts w:hint="eastAsia"/>
+        </w:rPr>
+        <w:t xml:space="preserve">- </w:t>
+      </w:r>
+      <w:r>
+        <w:rPr>
+          <w:rFonts w:hint="eastAsia"/>
+        </w:rPr>
+        <w:t>基于卷积结构改造</w:t>
+      </w:r>
+      <w:r>
+        <w:rPr>
+          <w:rFonts w:hint="eastAsia"/>
+        </w:rPr>
+        <w:t>MLP</w:t>
+      </w:r>
+      <w:r>
+        <w:rPr>
+          <w:rFonts w:hint="eastAsia"/>
+        </w:rPr>
+        <w:t>，</w:t>
+      </w:r>
+      <w:r>
+        <w:rPr>
+          <w:rFonts w:hint="eastAsia"/>
+          <w:color w:val="EE0000"/>
+        </w:rPr>
+        <w:t>CNN</w:t>
+      </w:r>
+      <w:r>
+        <w:rPr>
+          <w:rFonts w:hint="eastAsia"/>
+          <w:color w:val="EE0000"/>
+        </w:rPr>
+        <w:t>卷积神经网络正式商用</w:t>
+      </w:r>
+    </w:p>
+    <w:p>
+      <w:pPr>
+        <w:ind w:firstLine="420"/>
+      </w:pPr>
+      <w:r>
+        <w:rPr>
+          <w:rFonts w:hint="eastAsia"/>
+        </w:rPr>
+        <w:t xml:space="preserve">- </w:t>
+      </w:r>
+      <w:r>
+        <w:rPr>
+          <w:rFonts w:hint="eastAsia"/>
+        </w:rPr>
+        <w:t>解决全连接</w:t>
+      </w:r>
+      <w:r>
+        <w:rPr>
+          <w:rFonts w:hint="eastAsia"/>
+        </w:rPr>
+        <w:t>MLP</w:t>
+      </w:r>
+      <w:r>
+        <w:rPr>
+          <w:rFonts w:hint="eastAsia"/>
+        </w:rPr>
+        <w:t>参数爆炸、无法处理图像空间结构的痛点</w:t>
+      </w:r>
+    </w:p>
+    <w:p>
+      <w:pPr>
+        <w:ind w:firstLine="420"/>
+      </w:pPr>
+      <w:r>
+        <w:rPr>
+          <w:rFonts w:hint="eastAsia"/>
+        </w:rPr>
+        <w:t xml:space="preserve">- </w:t>
+      </w:r>
+      <w:r>
+        <w:rPr>
+          <w:rFonts w:hint="eastAsia"/>
+        </w:rPr>
+        <w:t>后续所有图像模型的祖宗：</w:t>
+      </w:r>
+      <w:r>
+        <w:rPr>
+          <w:rFonts w:hint="eastAsia"/>
+        </w:rPr>
+        <w:t>VGG</w:t>
+      </w:r>
+      <w:r>
+        <w:rPr>
+          <w:rFonts w:hint="eastAsia"/>
+        </w:rPr>
+        <w:t>、</w:t>
+      </w:r>
+      <w:r>
+        <w:rPr>
+          <w:rFonts w:hint="eastAsia"/>
+        </w:rPr>
+        <w:t>GoogLeNet</w:t>
+      </w:r>
+      <w:r>
+        <w:rPr>
+          <w:rFonts w:hint="eastAsia"/>
+        </w:rPr>
+        <w:t>、</w:t>
+      </w:r>
+      <w:r>
+        <w:rPr>
+          <w:rFonts w:hint="eastAsia"/>
+        </w:rPr>
+        <w:t>ResNet</w:t>
+      </w:r>
+      <w:r>
+        <w:rPr>
+          <w:rFonts w:hint="eastAsia"/>
+        </w:rPr>
+        <w:t>、</w:t>
+      </w:r>
+      <w:r>
+        <w:rPr>
+          <w:rFonts w:hint="eastAsia"/>
+        </w:rPr>
+        <w:t>YOLO</w:t>
+      </w:r>
+      <w:r>
+        <w:rPr>
+          <w:rFonts w:hint="eastAsia"/>
+        </w:rPr>
+        <w:t>、</w:t>
+      </w:r>
+      <w:r>
+        <w:rPr>
+          <w:rFonts w:hint="eastAsia"/>
+        </w:rPr>
+        <w:t>ViT</w:t>
+      </w:r>
+      <w:r>
+        <w:rPr>
+          <w:rFonts w:hint="eastAsia"/>
+        </w:rPr>
+        <w:t>全部源于此</w:t>
+      </w:r>
+    </w:p>
+    <w:p>
+      <w:pPr>
+        <w:ind w:firstLine="420"/>
+      </w:pPr>
+      <w:r>
+        <w:rPr>
+          <w:rFonts w:hint="eastAsia"/>
+        </w:rPr>
+        <w:t xml:space="preserve">- </w:t>
+      </w:r>
+      <w:r>
+        <w:rPr>
+          <w:rFonts w:hint="eastAsia"/>
+        </w:rPr>
+        <w:t>开启深度学习</w:t>
+      </w:r>
+      <w:r>
+        <w:rPr>
+          <w:rFonts w:hint="eastAsia"/>
+          <w:color w:val="EE0000"/>
+        </w:rPr>
+        <w:t>判别式模型黄金时代</w:t>
+      </w:r>
+    </w:p>
+    <w:p>
+      <w:pPr>
+        <w:pStyle w:val="2"/>
+      </w:pPr>
+      <w:r>
+        <w:rPr>
+          <w:rFonts w:hint="eastAsia"/>
+        </w:rPr>
+        <w:t>第</w:t>
+      </w:r>
+      <w:r>
+        <w:rPr>
+          <w:rFonts w:hint="eastAsia"/>
+        </w:rPr>
+        <w:t>4</w:t>
+      </w:r>
+      <w:r>
+        <w:rPr>
+          <w:rFonts w:hint="eastAsia"/>
+        </w:rPr>
+        <w:t>代：序列建模时代（</w:t>
+      </w:r>
+      <w:r>
+        <w:rPr>
+          <w:rFonts w:hint="eastAsia"/>
+        </w:rPr>
+        <w:t>2013</w:t>
+      </w:r>
+      <w:r>
+        <w:rPr>
+          <w:rFonts w:hint="eastAsia"/>
+        </w:rPr>
+        <w:t>前后）——</w:t>
+      </w:r>
+      <w:r>
+        <w:rPr>
+          <w:rFonts w:hint="eastAsia"/>
+        </w:rPr>
+        <w:t xml:space="preserve"> RNN/LSTM</w:t>
+      </w:r>
+      <w:r>
+        <w:rPr>
+          <w:rFonts w:hint="eastAsia"/>
+        </w:rPr>
+        <w:t>解决时序文本问题</w:t>
+      </w:r>
+    </w:p>
+    <w:p>
+      <w:pPr>
+        <w:ind w:firstLine="420"/>
+      </w:pPr>
+      <w:r>
+        <w:rPr>
+          <w:rFonts w:hint="eastAsia"/>
+        </w:rPr>
+        <w:t>针对文本、语音、时间序列数据，改造网络结构加入</w:t>
+      </w:r>
+      <w:r>
+        <w:rPr>
+          <w:rFonts w:hint="eastAsia"/>
+          <w:color w:val="EE0000"/>
+        </w:rPr>
+        <w:t>时序记忆</w:t>
+      </w:r>
+      <w:r>
+        <w:rPr>
+          <w:rFonts w:hint="eastAsia"/>
+        </w:rPr>
+        <w:t>。</w:t>
+      </w:r>
+    </w:p>
+    <w:p>
+      <w:pPr>
+        <w:pStyle w:val="3"/>
+      </w:pPr>
+      <w:r>
+        <w:rPr>
+          <w:rFonts w:hint="eastAsia"/>
+        </w:rPr>
+        <w:t xml:space="preserve">RNN </w:t>
+      </w:r>
+      <w:r>
+        <w:rPr>
+          <w:rFonts w:hint="eastAsia"/>
+        </w:rPr>
+        <w:t>循环神经网络</w:t>
+      </w:r>
     </w:p>
     <w:p>
       <w:r>
@@ -2113,7 +2869,1141 @@
         <w:rPr>
           <w:rFonts w:hint="eastAsia"/>
         </w:rPr>
-        <w:t>无监督深度生成网络，输入还原输出，用于特征压缩、去噪，</w:t>
+        <w:t>加入循环结构，能处理序列数据，但长距离依赖严重衰减</w:t>
+      </w:r>
+    </w:p>
+    <w:p>
+      <w:pPr>
+        <w:pStyle w:val="3"/>
+      </w:pPr>
+      <w:r>
+        <w:rPr>
+          <w:rFonts w:hint="eastAsia"/>
+        </w:rPr>
+        <w:t xml:space="preserve">LSTM </w:t>
+      </w:r>
+      <w:r>
+        <w:rPr>
+          <w:rFonts w:hint="eastAsia"/>
+        </w:rPr>
+        <w:t>长短期记忆网络（</w:t>
+      </w:r>
+      <w:r>
+        <w:rPr>
+          <w:rFonts w:hint="eastAsia"/>
+        </w:rPr>
+        <w:t>1997</w:t>
+      </w:r>
+      <w:r>
+        <w:rPr>
+          <w:rFonts w:hint="eastAsia"/>
+        </w:rPr>
+        <w:t>，</w:t>
+      </w:r>
+      <w:r>
+        <w:rPr>
+          <w:rFonts w:hint="eastAsia"/>
+        </w:rPr>
+        <w:t>2013</w:t>
+      </w:r>
+      <w:r>
+        <w:rPr>
+          <w:rFonts w:hint="eastAsia"/>
+        </w:rPr>
+        <w:t>年深度学习普及）</w:t>
+      </w:r>
+    </w:p>
+    <w:p>
+      <w:r>
+        <w:rPr>
+          <w:rFonts w:hint="eastAsia"/>
+        </w:rPr>
+        <w:t xml:space="preserve">    </w:t>
+      </w:r>
+      <w:r>
+        <w:rPr>
+          <w:rFonts w:hint="eastAsia"/>
+        </w:rPr>
+        <w:t>改造</w:t>
+      </w:r>
+      <w:r>
+        <w:rPr>
+          <w:rFonts w:hint="eastAsia"/>
+        </w:rPr>
+        <w:t>RNN</w:t>
+      </w:r>
+      <w:r>
+        <w:rPr>
+          <w:rFonts w:hint="eastAsia"/>
+        </w:rPr>
+        <w:t>，加入门控结构解决长距离遗忘问题，后续</w:t>
+      </w:r>
+      <w:r>
+        <w:rPr>
+          <w:rFonts w:hint="eastAsia"/>
+        </w:rPr>
+        <w:t>10</w:t>
+      </w:r>
+      <w:r>
+        <w:rPr>
+          <w:rFonts w:hint="eastAsia"/>
+        </w:rPr>
+        <w:t>年</w:t>
+      </w:r>
+      <w:r>
+        <w:rPr>
+          <w:rFonts w:hint="eastAsia"/>
+        </w:rPr>
+        <w:t>NLP</w:t>
+      </w:r>
+      <w:r>
+        <w:rPr>
+          <w:rFonts w:hint="eastAsia"/>
+        </w:rPr>
+        <w:t>、语音识别绝对霸主</w:t>
+      </w:r>
+      <w:r>
+        <w:rPr>
+          <w:rFonts w:hint="eastAsia"/>
+        </w:rPr>
+        <w:t>。</w:t>
+      </w:r>
+    </w:p>
+    <w:p>
+      <w:pPr>
+        <w:pStyle w:val="3"/>
+      </w:pPr>
+      <w:r>
+        <w:rPr>
+          <w:rFonts w:hint="eastAsia"/>
+        </w:rPr>
+        <w:t>GRU</w:t>
+      </w:r>
+      <w:r>
+        <w:rPr>
+          <w:rFonts w:hint="eastAsia"/>
+        </w:rPr>
+        <w:t>：</w:t>
+      </w:r>
+      <w:r>
+        <w:rPr>
+          <w:rFonts w:hint="eastAsia"/>
+        </w:rPr>
+        <w:t>LSTM</w:t>
+      </w:r>
+      <w:r>
+        <w:rPr>
+          <w:rFonts w:hint="eastAsia"/>
+        </w:rPr>
+        <w:t>简化轻量版</w:t>
+      </w:r>
+    </w:p>
+    <w:p>
+      <w:pPr>
+        <w:pStyle w:val="2"/>
+      </w:pPr>
+      <w:r>
+        <w:rPr>
+          <w:rFonts w:hint="eastAsia"/>
+        </w:rPr>
+        <w:t>第</w:t>
+      </w:r>
+      <w:r>
+        <w:rPr>
+          <w:rFonts w:hint="eastAsia"/>
+        </w:rPr>
+        <w:t>5</w:t>
+      </w:r>
+      <w:r>
+        <w:rPr>
+          <w:rFonts w:hint="eastAsia"/>
+        </w:rPr>
+        <w:t>代：生成式深度学习爆发（</w:t>
+      </w:r>
+      <w:r>
+        <w:rPr>
+          <w:rFonts w:hint="eastAsia"/>
+        </w:rPr>
+        <w:t>2014</w:t>
+      </w:r>
+      <w:r>
+        <w:rPr>
+          <w:rFonts w:hint="eastAsia"/>
+        </w:rPr>
+        <w:t>）——</w:t>
+      </w:r>
+      <w:r>
+        <w:rPr>
+          <w:rFonts w:hint="eastAsia"/>
+        </w:rPr>
+        <w:t xml:space="preserve"> GAN</w:t>
+      </w:r>
+      <w:r>
+        <w:rPr>
+          <w:rFonts w:hint="eastAsia"/>
+        </w:rPr>
+        <w:t>横空出世</w:t>
+      </w:r>
+    </w:p>
+    <w:p>
+      <w:pPr>
+        <w:pStyle w:val="3"/>
+      </w:pPr>
+      <w:r>
+        <w:rPr>
+          <w:rFonts w:hint="eastAsia"/>
+        </w:rPr>
+        <w:t xml:space="preserve">GAN </w:t>
+      </w:r>
+      <w:r>
+        <w:rPr>
+          <w:rFonts w:hint="eastAsia"/>
+        </w:rPr>
+        <w:t>生成对抗网络（</w:t>
+      </w:r>
+      <w:r>
+        <w:rPr>
+          <w:rFonts w:hint="eastAsia"/>
+        </w:rPr>
+        <w:t>2014</w:t>
+      </w:r>
+      <w:r>
+        <w:rPr>
+          <w:rFonts w:hint="eastAsia"/>
+        </w:rPr>
+        <w:t>）</w:t>
+      </w:r>
+    </w:p>
+    <w:p>
+      <w:pPr>
+        <w:ind w:firstLine="420"/>
+      </w:pPr>
+      <w:r>
+        <w:rPr>
+          <w:rFonts w:hint="eastAsia"/>
+        </w:rPr>
+        <w:t>深度学习三大范式最后一块拼图，补足了深度学习「生成建模」的空白</w:t>
+      </w:r>
+    </w:p>
+    <w:p>
+      <w:pPr>
+        <w:ind w:firstLine="420"/>
+      </w:pPr>
+      <w:r>
+        <w:rPr>
+          <w:rFonts w:hint="eastAsia"/>
+        </w:rPr>
+        <w:t xml:space="preserve">- </w:t>
+      </w:r>
+      <w:r>
+        <w:rPr>
+          <w:rFonts w:hint="eastAsia"/>
+        </w:rPr>
+        <w:t>前代生成模型（</w:t>
+      </w:r>
+      <w:r>
+        <w:rPr>
+          <w:rFonts w:hint="eastAsia"/>
+        </w:rPr>
+        <w:t>AE</w:t>
+      </w:r>
+      <w:r>
+        <w:rPr>
+          <w:rFonts w:hint="eastAsia"/>
+        </w:rPr>
+        <w:t>、</w:t>
+      </w:r>
+      <w:r>
+        <w:rPr>
+          <w:rFonts w:hint="eastAsia"/>
+        </w:rPr>
+        <w:t>DBN</w:t>
+      </w:r>
+      <w:r>
+        <w:rPr>
+          <w:rFonts w:hint="eastAsia"/>
+        </w:rPr>
+        <w:t>）生成效果模糊、细节差</w:t>
+      </w:r>
+    </w:p>
+    <w:p>
+      <w:pPr>
+        <w:ind w:firstLine="420"/>
+      </w:pPr>
+      <w:r>
+        <w:rPr>
+          <w:rFonts w:hint="eastAsia"/>
+        </w:rPr>
+        <w:t>- GAN</w:t>
+      </w:r>
+      <w:r>
+        <w:rPr>
+          <w:rFonts w:hint="eastAsia"/>
+        </w:rPr>
+        <w:t>用对抗训练，生成清晰度直接碾压所有前代模型</w:t>
+      </w:r>
+    </w:p>
+    <w:p>
+      <w:pPr>
+        <w:ind w:firstLine="420"/>
+      </w:pPr>
+      <w:r>
+        <w:rPr>
+          <w:rFonts w:hint="eastAsia"/>
+        </w:rPr>
+        <w:t xml:space="preserve">- </w:t>
+      </w:r>
+      <w:r>
+        <w:rPr>
+          <w:rFonts w:hint="eastAsia"/>
+        </w:rPr>
+        <w:t>后续所有图像生成、</w:t>
+      </w:r>
+      <w:r>
+        <w:rPr>
+          <w:rFonts w:hint="eastAsia"/>
+        </w:rPr>
+        <w:t>AI</w:t>
+      </w:r>
+      <w:r>
+        <w:rPr>
+          <w:rFonts w:hint="eastAsia"/>
+        </w:rPr>
+        <w:t>绘画、超分、换脸的祖宗模型</w:t>
+      </w:r>
+    </w:p>
+    <w:p>
+      <w:pPr>
+        <w:ind w:firstLine="420"/>
+      </w:pPr>
+      <w:r>
+        <w:rPr>
+          <w:rFonts w:hint="eastAsia"/>
+        </w:rPr>
+        <w:t>- GAN</w:t>
+      </w:r>
+      <w:r>
+        <w:rPr>
+          <w:rFonts w:hint="eastAsia"/>
+        </w:rPr>
+        <w:t>海量迭代变种：</w:t>
+      </w:r>
+      <w:r>
+        <w:rPr>
+          <w:rFonts w:hint="eastAsia"/>
+        </w:rPr>
+        <w:t>DCGAN</w:t>
+      </w:r>
+      <w:r>
+        <w:rPr>
+          <w:rFonts w:hint="eastAsia"/>
+        </w:rPr>
+        <w:t>、</w:t>
+      </w:r>
+      <w:r>
+        <w:rPr>
+          <w:rFonts w:hint="eastAsia"/>
+        </w:rPr>
+        <w:t>WGAN</w:t>
+      </w:r>
+      <w:r>
+        <w:rPr>
+          <w:rFonts w:hint="eastAsia"/>
+        </w:rPr>
+        <w:t>、</w:t>
+      </w:r>
+      <w:r>
+        <w:rPr>
+          <w:rFonts w:hint="eastAsia"/>
+        </w:rPr>
+        <w:t>CycleGAN</w:t>
+      </w:r>
+      <w:r>
+        <w:rPr>
+          <w:rFonts w:hint="eastAsia"/>
+        </w:rPr>
+        <w:t>、</w:t>
+      </w:r>
+      <w:r>
+        <w:rPr>
+          <w:rFonts w:hint="eastAsia"/>
+        </w:rPr>
+        <w:t>StyleGAN</w:t>
+      </w:r>
+      <w:r>
+        <w:rPr>
+          <w:rFonts w:hint="eastAsia"/>
+        </w:rPr>
+        <w:t>等</w:t>
+      </w:r>
+    </w:p>
+    <w:p>
+      <w:pPr>
+        <w:pStyle w:val="2"/>
+      </w:pPr>
+      <w:r>
+        <w:rPr>
+          <w:rFonts w:hint="eastAsia"/>
+        </w:rPr>
+        <w:lastRenderedPageBreak/>
+        <w:t>第</w:t>
+      </w:r>
+      <w:r>
+        <w:rPr>
+          <w:rFonts w:hint="eastAsia"/>
+        </w:rPr>
+        <w:t>6</w:t>
+      </w:r>
+      <w:r>
+        <w:rPr>
+          <w:rFonts w:hint="eastAsia"/>
+        </w:rPr>
+        <w:t>代：残差革命（</w:t>
+      </w:r>
+      <w:r>
+        <w:rPr>
+          <w:rFonts w:hint="eastAsia"/>
+        </w:rPr>
+        <w:t>2015</w:t>
+      </w:r>
+      <w:r>
+        <w:rPr>
+          <w:rFonts w:hint="eastAsia"/>
+        </w:rPr>
+        <w:t>）——</w:t>
+      </w:r>
+      <w:r>
+        <w:rPr>
+          <w:rFonts w:hint="eastAsia"/>
+        </w:rPr>
+        <w:t xml:space="preserve"> </w:t>
+      </w:r>
+      <w:r>
+        <w:rPr>
+          <w:rFonts w:hint="eastAsia"/>
+        </w:rPr>
+        <w:t>网络深度无上限，深度学习工业化基石</w:t>
+      </w:r>
+    </w:p>
+    <w:p>
+      <w:pPr>
+        <w:pStyle w:val="3"/>
+      </w:pPr>
+      <w:r>
+        <w:rPr>
+          <w:rFonts w:hint="eastAsia"/>
+        </w:rPr>
+        <w:t xml:space="preserve">ResNet </w:t>
+      </w:r>
+      <w:r>
+        <w:rPr>
+          <w:rFonts w:hint="eastAsia"/>
+        </w:rPr>
+        <w:t>残差网络（</w:t>
+      </w:r>
+      <w:r>
+        <w:rPr>
+          <w:rFonts w:hint="eastAsia"/>
+        </w:rPr>
+        <w:t>2015</w:t>
+      </w:r>
+      <w:r>
+        <w:rPr>
+          <w:rFonts w:hint="eastAsia"/>
+        </w:rPr>
+        <w:t>）</w:t>
+      </w:r>
+    </w:p>
+    <w:p>
+      <w:pPr>
+        <w:ind w:firstLine="420"/>
+      </w:pPr>
+      <w:r>
+        <w:rPr>
+          <w:rFonts w:hint="eastAsia"/>
+        </w:rPr>
+        <w:t>深度学习史上最重要算法之一，解决深层网络退化问题</w:t>
+      </w:r>
+    </w:p>
+    <w:p>
+      <w:pPr>
+        <w:ind w:firstLine="420"/>
+      </w:pPr>
+      <w:r>
+        <w:rPr>
+          <w:rFonts w:hint="eastAsia"/>
+        </w:rPr>
+        <w:t xml:space="preserve">- </w:t>
+      </w:r>
+      <w:r>
+        <w:rPr>
+          <w:rFonts w:hint="eastAsia"/>
+        </w:rPr>
+        <w:t>引入残差跳跃连接，网络可以堆叠上百、上千层，不再出现梯度消失</w:t>
+      </w:r>
+    </w:p>
+    <w:p>
+      <w:pPr>
+        <w:ind w:firstLine="420"/>
+      </w:pPr>
+      <w:r>
+        <w:rPr>
+          <w:rFonts w:hint="eastAsia"/>
+        </w:rPr>
+        <w:t xml:space="preserve">- </w:t>
+      </w:r>
+      <w:r>
+        <w:rPr>
+          <w:rFonts w:hint="eastAsia"/>
+        </w:rPr>
+        <w:t>从此</w:t>
+      </w:r>
+      <w:r>
+        <w:rPr>
+          <w:rFonts w:hint="eastAsia"/>
+        </w:rPr>
+        <w:t>CNN</w:t>
+      </w:r>
+      <w:r>
+        <w:rPr>
+          <w:rFonts w:hint="eastAsia"/>
+        </w:rPr>
+        <w:t>深度无上限，目标检测、分割、医疗影像全部基于</w:t>
+      </w:r>
+      <w:r>
+        <w:rPr>
+          <w:rFonts w:hint="eastAsia"/>
+        </w:rPr>
+        <w:t>ResNet</w:t>
+      </w:r>
+      <w:r>
+        <w:rPr>
+          <w:rFonts w:hint="eastAsia"/>
+        </w:rPr>
+        <w:t>底座</w:t>
+      </w:r>
+    </w:p>
+    <w:p>
+      <w:pPr>
+        <w:ind w:firstLine="420"/>
+      </w:pPr>
+      <w:r>
+        <w:rPr>
+          <w:rFonts w:hint="eastAsia"/>
+        </w:rPr>
+        <w:t xml:space="preserve">- </w:t>
+      </w:r>
+      <w:r>
+        <w:rPr>
+          <w:rFonts w:hint="eastAsia"/>
+        </w:rPr>
+        <w:t>工业界所有视觉落地模型的通用骨干网络</w:t>
+      </w:r>
+    </w:p>
+    <w:p>
+      <w:pPr>
+        <w:pStyle w:val="2"/>
+      </w:pPr>
+      <w:r>
+        <w:rPr>
+          <w:rFonts w:hint="eastAsia"/>
+        </w:rPr>
+        <w:t>第</w:t>
+      </w:r>
+      <w:r>
+        <w:rPr>
+          <w:rFonts w:hint="eastAsia"/>
+        </w:rPr>
+        <w:t>7</w:t>
+      </w:r>
+      <w:r>
+        <w:rPr>
+          <w:rFonts w:hint="eastAsia"/>
+        </w:rPr>
+        <w:t>代：注意力机制</w:t>
+      </w:r>
+      <w:r>
+        <w:rPr>
+          <w:rFonts w:hint="eastAsia"/>
+        </w:rPr>
+        <w:t xml:space="preserve"> &amp; Transformer</w:t>
+      </w:r>
+      <w:r>
+        <w:rPr>
+          <w:rFonts w:hint="eastAsia"/>
+        </w:rPr>
+        <w:t>革命（</w:t>
+      </w:r>
+      <w:r>
+        <w:rPr>
+          <w:rFonts w:hint="eastAsia"/>
+        </w:rPr>
+        <w:t>2017</w:t>
+      </w:r>
+      <w:r>
+        <w:rPr>
+          <w:rFonts w:hint="eastAsia"/>
+        </w:rPr>
+        <w:t>至今）——</w:t>
+      </w:r>
+      <w:r>
+        <w:rPr>
+          <w:rFonts w:hint="eastAsia"/>
+        </w:rPr>
+        <w:t xml:space="preserve"> </w:t>
+      </w:r>
+      <w:r>
+        <w:rPr>
+          <w:rFonts w:hint="eastAsia"/>
+        </w:rPr>
+        <w:t>大模型时代的基座</w:t>
+      </w:r>
+    </w:p>
+    <w:p>
+      <w:pPr>
+        <w:pStyle w:val="3"/>
+      </w:pPr>
+      <w:r>
+        <w:rPr>
+          <w:rFonts w:hint="eastAsia"/>
+        </w:rPr>
+        <w:t>Transformer</w:t>
+      </w:r>
+      <w:r>
+        <w:rPr>
+          <w:rFonts w:hint="eastAsia"/>
+        </w:rPr>
+        <w:t>（</w:t>
+      </w:r>
+      <w:r>
+        <w:rPr>
+          <w:rFonts w:hint="eastAsia"/>
+        </w:rPr>
+        <w:t>2017</w:t>
+      </w:r>
+      <w:r>
+        <w:rPr>
+          <w:rFonts w:hint="eastAsia"/>
+        </w:rPr>
+        <w:t>）</w:t>
+      </w:r>
+    </w:p>
+    <w:p>
+      <w:pPr>
+        <w:ind w:firstLine="420"/>
+      </w:pPr>
+      <w:r>
+        <w:rPr>
+          <w:rFonts w:hint="eastAsia"/>
+        </w:rPr>
+        <w:t>目前所有大模型、</w:t>
+      </w:r>
+      <w:r>
+        <w:rPr>
+          <w:rFonts w:hint="eastAsia"/>
+        </w:rPr>
+        <w:t>GPT</w:t>
+      </w:r>
+      <w:r>
+        <w:rPr>
+          <w:rFonts w:hint="eastAsia"/>
+        </w:rPr>
+        <w:t>系列、文生图模型的绝对底层底座，彻底颠覆</w:t>
+      </w:r>
+      <w:r>
+        <w:rPr>
+          <w:rFonts w:hint="eastAsia"/>
+        </w:rPr>
+        <w:t>RNN/LSTM</w:t>
+      </w:r>
+      <w:r>
+        <w:rPr>
+          <w:rFonts w:hint="eastAsia"/>
+        </w:rPr>
+        <w:t>、</w:t>
+      </w:r>
+      <w:r>
+        <w:rPr>
+          <w:rFonts w:hint="eastAsia"/>
+        </w:rPr>
+        <w:t>CNN</w:t>
+      </w:r>
+      <w:r>
+        <w:rPr>
+          <w:rFonts w:hint="eastAsia"/>
+        </w:rPr>
+        <w:t>的统治地位</w:t>
+      </w:r>
+    </w:p>
+    <w:p>
+      <w:pPr>
+        <w:ind w:firstLine="420"/>
+      </w:pPr>
+      <w:r>
+        <w:rPr>
+          <w:rFonts w:hint="eastAsia"/>
+        </w:rPr>
+        <w:t>1</w:t>
+      </w:r>
+      <w:r>
+        <w:rPr>
+          <w:rFonts w:hint="eastAsia"/>
+        </w:rPr>
+        <w:t>、</w:t>
+      </w:r>
+      <w:r>
+        <w:rPr>
+          <w:rFonts w:hint="eastAsia"/>
+        </w:rPr>
+        <w:t>核心创新：自注意力机制</w:t>
+      </w:r>
+      <w:r>
+        <w:rPr>
+          <w:rFonts w:hint="eastAsia"/>
+        </w:rPr>
+        <w:t xml:space="preserve"> Self-Attention</w:t>
+      </w:r>
+      <w:r>
+        <w:rPr>
+          <w:rFonts w:hint="eastAsia"/>
+        </w:rPr>
+        <w:t>，能捕捉全局依赖，并行计算</w:t>
+      </w:r>
+    </w:p>
+    <w:p>
+      <w:pPr>
+        <w:ind w:firstLine="420"/>
+      </w:pPr>
+      <w:r>
+        <w:rPr>
+          <w:rFonts w:hint="eastAsia"/>
+        </w:rPr>
+        <w:t>2</w:t>
+      </w:r>
+      <w:r>
+        <w:rPr>
+          <w:rFonts w:hint="eastAsia"/>
+        </w:rPr>
+        <w:t>、</w:t>
+      </w:r>
+      <w:r>
+        <w:rPr>
+          <w:rFonts w:hint="eastAsia"/>
+        </w:rPr>
+        <w:t>NLP</w:t>
+      </w:r>
+      <w:r>
+        <w:rPr>
+          <w:rFonts w:hint="eastAsia"/>
+        </w:rPr>
+        <w:t>领域直接淘汰</w:t>
+      </w:r>
+      <w:r>
+        <w:rPr>
+          <w:rFonts w:hint="eastAsia"/>
+        </w:rPr>
+        <w:t>LSTM</w:t>
+      </w:r>
+      <w:r>
+        <w:rPr>
+          <w:rFonts w:hint="eastAsia"/>
+        </w:rPr>
+        <w:t>，</w:t>
+      </w:r>
+      <w:r>
+        <w:rPr>
+          <w:rFonts w:hint="eastAsia"/>
+        </w:rPr>
+        <w:t>BERT</w:t>
+      </w:r>
+      <w:r>
+        <w:rPr>
+          <w:rFonts w:hint="eastAsia"/>
+        </w:rPr>
+        <w:t>、</w:t>
+      </w:r>
+      <w:r>
+        <w:rPr>
+          <w:rFonts w:hint="eastAsia"/>
+        </w:rPr>
+        <w:t>GPT</w:t>
+      </w:r>
+      <w:r>
+        <w:rPr>
+          <w:rFonts w:hint="eastAsia"/>
+        </w:rPr>
+        <w:t>全部基于</w:t>
+      </w:r>
+      <w:r>
+        <w:rPr>
+          <w:rFonts w:hint="eastAsia"/>
+        </w:rPr>
+        <w:t>Transformer</w:t>
+      </w:r>
+      <w:r>
+        <w:rPr>
+          <w:rFonts w:hint="eastAsia"/>
+        </w:rPr>
+        <w:t>编码器</w:t>
+      </w:r>
+      <w:r>
+        <w:rPr>
+          <w:rFonts w:hint="eastAsia"/>
+        </w:rPr>
+        <w:t>/</w:t>
+      </w:r>
+      <w:r>
+        <w:rPr>
+          <w:rFonts w:hint="eastAsia"/>
+        </w:rPr>
+        <w:t>解码器</w:t>
+      </w:r>
+    </w:p>
+    <w:p>
+      <w:pPr>
+        <w:ind w:firstLine="420"/>
+      </w:pPr>
+      <w:r>
+        <w:rPr>
+          <w:rFonts w:hint="eastAsia"/>
+        </w:rPr>
+        <w:t>3</w:t>
+      </w:r>
+      <w:r>
+        <w:rPr>
+          <w:rFonts w:hint="eastAsia"/>
+        </w:rPr>
+        <w:t>、</w:t>
+      </w:r>
+      <w:r>
+        <w:rPr>
+          <w:rFonts w:hint="eastAsia"/>
+        </w:rPr>
+        <w:t>后续跨模态、大语言模型、文生图、多模态</w:t>
+      </w:r>
+      <w:r>
+        <w:rPr>
+          <w:rFonts w:hint="eastAsia"/>
+        </w:rPr>
+        <w:t>AI</w:t>
+      </w:r>
+      <w:r>
+        <w:rPr>
+          <w:rFonts w:hint="eastAsia"/>
+        </w:rPr>
+        <w:t>全部源于</w:t>
+      </w:r>
+      <w:r>
+        <w:rPr>
+          <w:rFonts w:hint="eastAsia"/>
+        </w:rPr>
+        <w:t>Transformer</w:t>
+      </w:r>
+    </w:p>
+    <w:p>
+      <w:pPr>
+        <w:pStyle w:val="2"/>
+      </w:pPr>
+      <w:r>
+        <w:rPr>
+          <w:rFonts w:hint="eastAsia"/>
+        </w:rPr>
+        <w:t>第</w:t>
+      </w:r>
+      <w:r>
+        <w:rPr>
+          <w:rFonts w:hint="eastAsia"/>
+        </w:rPr>
+        <w:t>8</w:t>
+      </w:r>
+      <w:r>
+        <w:rPr>
+          <w:rFonts w:hint="eastAsia"/>
+        </w:rPr>
+        <w:t>代：</w:t>
+      </w:r>
+      <w:r>
+        <w:rPr>
+          <w:rFonts w:hint="eastAsia"/>
+        </w:rPr>
+        <w:t>Transformer</w:t>
+      </w:r>
+      <w:r>
+        <w:rPr>
+          <w:rFonts w:hint="eastAsia"/>
+        </w:rPr>
+        <w:t>全领域渗透</w:t>
+      </w:r>
+      <w:r>
+        <w:rPr>
+          <w:rFonts w:hint="eastAsia"/>
+        </w:rPr>
+        <w:t xml:space="preserve"> + </w:t>
+      </w:r>
+      <w:r>
+        <w:rPr>
+          <w:rFonts w:hint="eastAsia"/>
+        </w:rPr>
+        <w:t>大模型爆发期（</w:t>
+      </w:r>
+      <w:r>
+        <w:rPr>
+          <w:rFonts w:hint="eastAsia"/>
+        </w:rPr>
+        <w:t>2020~</w:t>
+      </w:r>
+      <w:r>
+        <w:rPr>
+          <w:rFonts w:hint="eastAsia"/>
+        </w:rPr>
+        <w:t>至今）</w:t>
+      </w:r>
+    </w:p>
+    <w:p>
+      <w:pPr>
+        <w:pStyle w:val="3"/>
+      </w:pPr>
+      <w:r>
+        <w:rPr>
+          <w:rFonts w:hint="eastAsia"/>
+        </w:rPr>
+        <w:t>视觉</w:t>
+      </w:r>
+      <w:r>
+        <w:rPr>
+          <w:rFonts w:hint="eastAsia"/>
+        </w:rPr>
+        <w:t>Transformer</w:t>
+      </w:r>
+      <w:r>
+        <w:rPr>
+          <w:rFonts w:hint="eastAsia"/>
+        </w:rPr>
+        <w:t>（</w:t>
+      </w:r>
+      <w:r>
+        <w:rPr>
+          <w:rFonts w:hint="eastAsia"/>
+        </w:rPr>
+        <w:t>ViT</w:t>
+      </w:r>
+      <w:r>
+        <w:rPr>
+          <w:rFonts w:hint="eastAsia"/>
+        </w:rPr>
+        <w:t>，</w:t>
+      </w:r>
+      <w:r>
+        <w:rPr>
+          <w:rFonts w:hint="eastAsia"/>
+        </w:rPr>
+        <w:t>2020</w:t>
+      </w:r>
+      <w:r>
+        <w:rPr>
+          <w:rFonts w:hint="eastAsia"/>
+        </w:rPr>
+        <w:t>）</w:t>
+      </w:r>
+    </w:p>
+    <w:p>
+      <w:pPr>
+        <w:ind w:firstLine="420"/>
+      </w:pPr>
+      <w:r>
+        <w:rPr>
+          <w:rFonts w:hint="eastAsia"/>
+        </w:rPr>
+        <w:t>Transformer</w:t>
+      </w:r>
+      <w:r>
+        <w:rPr>
+          <w:rFonts w:hint="eastAsia"/>
+        </w:rPr>
+        <w:t>杀入图像领域，</w:t>
+      </w:r>
+      <w:r>
+        <w:rPr>
+          <w:rFonts w:hint="eastAsia"/>
+        </w:rPr>
+        <w:t>CNN</w:t>
+      </w:r>
+      <w:r>
+        <w:rPr>
+          <w:rFonts w:hint="eastAsia"/>
+        </w:rPr>
+        <w:t>不再是视觉唯一霸主，现代</w:t>
+      </w:r>
+      <w:r>
+        <w:rPr>
+          <w:rFonts w:hint="eastAsia"/>
+        </w:rPr>
+        <w:t>AI</w:t>
+      </w:r>
+      <w:r>
+        <w:rPr>
+          <w:rFonts w:hint="eastAsia"/>
+        </w:rPr>
+        <w:t>视觉全部</w:t>
+      </w:r>
+      <w:r>
+        <w:rPr>
+          <w:rFonts w:hint="eastAsia"/>
+        </w:rPr>
+        <w:t>ViT</w:t>
+      </w:r>
+      <w:r>
+        <w:rPr>
+          <w:rFonts w:hint="eastAsia"/>
+        </w:rPr>
+        <w:t>化。</w:t>
+      </w:r>
+    </w:p>
+    <w:p>
+      <w:pPr>
+        <w:pStyle w:val="3"/>
+      </w:pPr>
+      <w:r>
+        <w:rPr>
+          <w:rFonts w:hint="eastAsia"/>
+        </w:rPr>
+        <w:t>大语言模型</w:t>
+      </w:r>
+      <w:r>
+        <w:rPr>
+          <w:rFonts w:hint="eastAsia"/>
+        </w:rPr>
+        <w:t>LLM</w:t>
+      </w:r>
+      <w:r>
+        <w:rPr>
+          <w:rFonts w:hint="eastAsia"/>
+        </w:rPr>
+        <w:t>全线迭代</w:t>
+      </w:r>
+    </w:p>
+    <w:p>
+      <w:pPr>
+        <w:ind w:firstLine="420"/>
+      </w:pPr>
+      <w:r>
+        <w:rPr>
+          <w:rFonts w:hint="eastAsia"/>
+        </w:rPr>
+        <w:t>GPT</w:t>
+      </w:r>
+      <w:r>
+        <w:rPr>
+          <w:rFonts w:hint="eastAsia"/>
+        </w:rPr>
+        <w:t>系列（</w:t>
+      </w:r>
+      <w:r>
+        <w:rPr>
+          <w:rFonts w:hint="eastAsia"/>
+        </w:rPr>
+        <w:t>GPT1</w:t>
+      </w:r>
+      <w:r>
+        <w:rPr>
+          <w:rFonts w:hint="eastAsia"/>
+        </w:rPr>
+        <w:t>→</w:t>
+      </w:r>
+      <w:r>
+        <w:rPr>
+          <w:rFonts w:hint="eastAsia"/>
+        </w:rPr>
+        <w:t>GPT2</w:t>
+      </w:r>
+      <w:r>
+        <w:rPr>
+          <w:rFonts w:hint="eastAsia"/>
+        </w:rPr>
+        <w:t>→</w:t>
+      </w:r>
+      <w:r>
+        <w:rPr>
+          <w:rFonts w:hint="eastAsia"/>
+        </w:rPr>
+        <w:t>GPT3</w:t>
+      </w:r>
+      <w:r>
+        <w:rPr>
+          <w:rFonts w:hint="eastAsia"/>
+        </w:rPr>
+        <w:t>→</w:t>
+      </w:r>
+      <w:r>
+        <w:rPr>
+          <w:rFonts w:hint="eastAsia"/>
+        </w:rPr>
+        <w:t>GPT3.5</w:t>
+      </w:r>
+      <w:r>
+        <w:rPr>
+          <w:rFonts w:hint="eastAsia"/>
+        </w:rPr>
+        <w:t>→</w:t>
+      </w:r>
+      <w:r>
+        <w:rPr>
+          <w:rFonts w:hint="eastAsia"/>
+        </w:rPr>
+        <w:t>GPT4</w:t>
+      </w:r>
+      <w:r>
+        <w:rPr>
+          <w:rFonts w:hint="eastAsia"/>
+        </w:rPr>
+        <w:t>→</w:t>
+      </w:r>
+      <w:r>
+        <w:rPr>
+          <w:rFonts w:hint="eastAsia"/>
+        </w:rPr>
+        <w:t>GPT-4o</w:t>
+      </w:r>
+      <w:r>
+        <w:rPr>
+          <w:rFonts w:hint="eastAsia"/>
+        </w:rPr>
+        <w:t>）、</w:t>
+      </w:r>
+      <w:r>
+        <w:rPr>
+          <w:rFonts w:hint="eastAsia"/>
+        </w:rPr>
+        <w:t>LLaMA</w:t>
+      </w:r>
+      <w:r>
+        <w:rPr>
+          <w:rFonts w:hint="eastAsia"/>
+        </w:rPr>
+        <w:t>、文心一言、通义千问，全部基于</w:t>
+      </w:r>
+      <w:r>
+        <w:rPr>
+          <w:rFonts w:hint="eastAsia"/>
+        </w:rPr>
+        <w:t>Transformer</w:t>
+      </w:r>
+      <w:r>
+        <w:rPr>
+          <w:rFonts w:hint="eastAsia"/>
+        </w:rPr>
+        <w:t>解码器架构。</w:t>
+      </w:r>
+    </w:p>
+    <w:p>
+      <w:pPr>
+        <w:pStyle w:val="3"/>
+      </w:pPr>
+      <w:r>
+        <w:rPr>
+          <w:rFonts w:hint="eastAsia"/>
+        </w:rPr>
+        <w:t>现代文生图生成模型（淘汰原生</w:t>
       </w:r>
       <w:r>
         <w:rPr>
@@ -2125,359 +4015,213 @@
         <w:rPr>
           <w:rFonts w:hint="eastAsia"/>
         </w:rPr>
-        <w:t>的前代</w:t>
+        <w:t>）</w:t>
+      </w:r>
+    </w:p>
+    <w:p>
+      <w:pPr>
+        <w:ind w:firstLine="420"/>
+      </w:pPr>
+      <w:r>
+        <w:rPr>
+          <w:rFonts w:hint="eastAsia"/>
+        </w:rPr>
+        <w:t>在</w:t>
+      </w:r>
+      <w:r>
+        <w:rPr>
+          <w:rFonts w:hint="eastAsia"/>
+        </w:rPr>
+        <w:t>Transformer+</w:t>
+      </w:r>
+      <w:r>
+        <w:rPr>
+          <w:rFonts w:hint="eastAsia"/>
+        </w:rPr>
+        <w:t>扩散模型基础上，新一代生成模型碾压原生</w:t>
+      </w:r>
+      <w:r>
+        <w:rPr>
+          <w:rFonts w:hint="eastAsia"/>
+        </w:rPr>
+        <w:t>GAN</w:t>
+      </w:r>
+      <w:r>
+        <w:rPr>
+          <w:rFonts w:hint="eastAsia"/>
+        </w:rPr>
+        <w:t>：</w:t>
+      </w:r>
+    </w:p>
+    <w:p>
+      <w:pPr>
+        <w:ind w:firstLine="420"/>
+      </w:pPr>
+      <w:r>
+        <w:rPr>
+          <w:rFonts w:hint="eastAsia"/>
+        </w:rPr>
+        <w:t xml:space="preserve">- Diffusion Model </w:t>
+      </w:r>
+      <w:r>
+        <w:rPr>
+          <w:rFonts w:hint="eastAsia"/>
+        </w:rPr>
+        <w:t>扩散模型（</w:t>
+      </w:r>
+      <w:r>
+        <w:rPr>
+          <w:rFonts w:hint="eastAsia"/>
+        </w:rPr>
+        <w:t>2015</w:t>
+      </w:r>
+      <w:r>
+        <w:rPr>
+          <w:rFonts w:hint="eastAsia"/>
+        </w:rPr>
+        <w:t>提出，</w:t>
+      </w:r>
+      <w:r>
+        <w:rPr>
+          <w:rFonts w:hint="eastAsia"/>
+        </w:rPr>
+        <w:t>2022</w:t>
+      </w:r>
+      <w:r>
+        <w:rPr>
+          <w:rFonts w:hint="eastAsia"/>
+        </w:rPr>
+        <w:t>爆火）：</w:t>
+      </w:r>
+      <w:r>
+        <w:rPr>
+          <w:rFonts w:hint="eastAsia"/>
+        </w:rPr>
+        <w:t>Midjourney</w:t>
+      </w:r>
+      <w:r>
+        <w:rPr>
+          <w:rFonts w:hint="eastAsia"/>
+        </w:rPr>
+        <w:t>、</w:t>
+      </w:r>
+      <w:r>
+        <w:rPr>
+          <w:rFonts w:hint="eastAsia"/>
+        </w:rPr>
+        <w:t>Stable Diffusion</w:t>
+      </w:r>
+      <w:r>
+        <w:rPr>
+          <w:rFonts w:hint="eastAsia"/>
+        </w:rPr>
+        <w:t>底层算法，现在</w:t>
+      </w:r>
+      <w:r>
+        <w:rPr>
+          <w:rFonts w:hint="eastAsia"/>
+        </w:rPr>
+        <w:t>AI</w:t>
+      </w:r>
+      <w:r>
+        <w:rPr>
+          <w:rFonts w:hint="eastAsia"/>
+        </w:rPr>
+        <w:t>绘画主流，全面超越原生</w:t>
+      </w:r>
+      <w:r>
+        <w:rPr>
+          <w:rFonts w:hint="eastAsia"/>
+        </w:rPr>
+        <w:t>GAN</w:t>
+      </w:r>
+    </w:p>
+    <w:p>
+      <w:pPr>
+        <w:ind w:firstLine="420"/>
+      </w:pPr>
+      <w:r>
+        <w:rPr>
+          <w:rFonts w:hint="eastAsia"/>
+        </w:rPr>
+        <w:t>- Sora</w:t>
+      </w:r>
+      <w:r>
+        <w:rPr>
+          <w:rFonts w:hint="eastAsia"/>
+        </w:rPr>
+        <w:t>视频生成、多模态生成模型</w:t>
+      </w:r>
+    </w:p>
+    <w:p>
+      <w:pPr>
+        <w:pStyle w:val="3"/>
+      </w:pPr>
+      <w:r>
+        <w:rPr>
+          <w:rFonts w:hint="eastAsia"/>
+        </w:rPr>
+        <w:t>前沿最新技术（</w:t>
+      </w:r>
+      <w:r>
+        <w:rPr>
+          <w:rFonts w:hint="eastAsia"/>
+        </w:rPr>
+        <w:t>2024~2026</w:t>
+      </w:r>
+      <w:r>
+        <w:rPr>
+          <w:rFonts w:hint="eastAsia"/>
+        </w:rPr>
+        <w:t>当前）</w:t>
+      </w:r>
+    </w:p>
+    <w:p>
+      <w:pPr>
+        <w:ind w:firstLine="420"/>
+      </w:pPr>
+      <w:r>
+        <w:rPr>
+          <w:rFonts w:hint="eastAsia"/>
+        </w:rPr>
+        <w:t>Mamba</w:t>
+      </w:r>
+      <w:r>
+        <w:rPr>
+          <w:rFonts w:hint="eastAsia"/>
+        </w:rPr>
+        <w:t>线性</w:t>
+      </w:r>
+      <w:r>
+        <w:rPr>
+          <w:rFonts w:hint="eastAsia"/>
+        </w:rPr>
+        <w:t>Transformer</w:t>
+      </w:r>
+      <w:r>
+        <w:rPr>
+          <w:rFonts w:hint="eastAsia"/>
+        </w:rPr>
+        <w:t>、混合专家模型</w:t>
+      </w:r>
+      <w:r>
+        <w:rPr>
+          <w:rFonts w:hint="eastAsia"/>
+        </w:rPr>
+        <w:t>MoE</w:t>
+      </w:r>
+      <w:r>
+        <w:rPr>
+          <w:rFonts w:hint="eastAsia"/>
+        </w:rPr>
+        <w:t>、稀疏大模型、多模态统一模</w:t>
       </w:r>
       <w:r>
         <w:rPr>
           <w:rFonts w:hint="eastAsia"/>
         </w:rPr>
         <w:lastRenderedPageBreak/>
-        <w:t>生成模型。</w:t>
-      </w:r>
-    </w:p>
-    <w:p>
-      <w:pPr>
-        <w:pStyle w:val="2"/>
-      </w:pPr>
-      <w:r>
-        <w:rPr>
-          <w:rFonts w:hint="eastAsia"/>
-        </w:rPr>
-        <w:t>第</w:t>
-      </w:r>
-      <w:r>
-        <w:rPr>
-          <w:rFonts w:hint="eastAsia"/>
-        </w:rPr>
-        <w:t>3</w:t>
-      </w:r>
-      <w:r>
-        <w:rPr>
-          <w:rFonts w:hint="eastAsia"/>
-        </w:rPr>
-        <w:t>代：深度学习爆发元年（</w:t>
-      </w:r>
-      <w:r>
-        <w:rPr>
-          <w:rFonts w:hint="eastAsia"/>
-        </w:rPr>
-        <w:t>2012</w:t>
-      </w:r>
-      <w:r>
-        <w:rPr>
-          <w:rFonts w:hint="eastAsia"/>
-        </w:rPr>
-        <w:t>）——</w:t>
-      </w:r>
-      <w:r>
-        <w:rPr>
-          <w:rFonts w:hint="eastAsia"/>
-        </w:rPr>
-        <w:t xml:space="preserve"> </w:t>
-      </w:r>
-      <w:r>
-        <w:rPr>
-          <w:rFonts w:hint="eastAsia"/>
-        </w:rPr>
-        <w:t>卷积网络</w:t>
-      </w:r>
-      <w:r>
-        <w:rPr>
-          <w:rFonts w:hint="eastAsia"/>
-        </w:rPr>
-        <w:t>CNN</w:t>
-      </w:r>
-      <w:r>
-        <w:rPr>
-          <w:rFonts w:hint="eastAsia"/>
-        </w:rPr>
-        <w:t>统治视觉领域</w:t>
-      </w:r>
-    </w:p>
-    <w:p>
-      <w:pPr>
-        <w:pStyle w:val="3"/>
-      </w:pPr>
-      <w:proofErr w:type="spellStart"/>
-      <w:r>
-        <w:rPr>
-          <w:rFonts w:hint="eastAsia"/>
-        </w:rPr>
-        <w:t>AlexNet</w:t>
-      </w:r>
-      <w:proofErr w:type="spellEnd"/>
-      <w:r>
-        <w:rPr>
-          <w:rFonts w:hint="eastAsia"/>
-        </w:rPr>
-        <w:t>（</w:t>
-      </w:r>
-      <w:r>
-        <w:rPr>
-          <w:rFonts w:hint="eastAsia"/>
-        </w:rPr>
-        <w:t>2012</w:t>
-      </w:r>
-      <w:r>
-        <w:rPr>
-          <w:rFonts w:hint="eastAsia"/>
-        </w:rPr>
-        <w:t>）</w:t>
-      </w:r>
-    </w:p>
-    <w:p>
-      <w:pPr>
-        <w:ind w:firstLine="420"/>
-      </w:pPr>
-      <w:r>
-        <w:rPr>
-          <w:rFonts w:hint="eastAsia"/>
-        </w:rPr>
-        <w:t>真正让深度学习全球爆火的里程碑模型</w:t>
-      </w:r>
-    </w:p>
-    <w:p>
-      <w:pPr>
-        <w:ind w:firstLine="420"/>
-      </w:pPr>
-      <w:r>
-        <w:rPr>
-          <w:rFonts w:hint="eastAsia"/>
-        </w:rPr>
-        <w:t xml:space="preserve">- </w:t>
-      </w:r>
-      <w:r>
-        <w:rPr>
-          <w:rFonts w:hint="eastAsia"/>
-        </w:rPr>
-        <w:t>基于卷积结构改造</w:t>
-      </w:r>
-      <w:r>
-        <w:rPr>
-          <w:rFonts w:hint="eastAsia"/>
-        </w:rPr>
-        <w:t>MLP</w:t>
-      </w:r>
-      <w:r>
-        <w:rPr>
-          <w:rFonts w:hint="eastAsia"/>
-        </w:rPr>
-        <w:t>，</w:t>
-      </w:r>
-      <w:r>
-        <w:rPr>
-          <w:rFonts w:hint="eastAsia"/>
-          <w:color w:val="EE0000"/>
-        </w:rPr>
-        <w:t>CNN</w:t>
-      </w:r>
-      <w:r>
-        <w:rPr>
-          <w:rFonts w:hint="eastAsia"/>
-          <w:color w:val="EE0000"/>
-        </w:rPr>
-        <w:t>卷积神经网络正式商用</w:t>
-      </w:r>
-    </w:p>
-    <w:p>
-      <w:pPr>
-        <w:ind w:firstLine="420"/>
-      </w:pPr>
-      <w:r>
-        <w:rPr>
-          <w:rFonts w:hint="eastAsia"/>
-        </w:rPr>
-        <w:t xml:space="preserve">- </w:t>
-      </w:r>
-      <w:r>
-        <w:rPr>
-          <w:rFonts w:hint="eastAsia"/>
-        </w:rPr>
-        <w:t>解决全连接</w:t>
-      </w:r>
-      <w:r>
-        <w:rPr>
-          <w:rFonts w:hint="eastAsia"/>
-        </w:rPr>
-        <w:t>MLP</w:t>
-      </w:r>
-      <w:r>
-        <w:rPr>
-          <w:rFonts w:hint="eastAsia"/>
-        </w:rPr>
-        <w:t>参数爆炸、无法处理图像空间结构的痛点</w:t>
-      </w:r>
-    </w:p>
-    <w:p>
-      <w:pPr>
-        <w:ind w:firstLine="420"/>
-      </w:pPr>
-      <w:r>
-        <w:rPr>
-          <w:rFonts w:hint="eastAsia"/>
-        </w:rPr>
-        <w:t xml:space="preserve">- </w:t>
-      </w:r>
-      <w:r>
-        <w:rPr>
-          <w:rFonts w:hint="eastAsia"/>
-        </w:rPr>
-        <w:t>后续所有图像模型的祖宗：</w:t>
-      </w:r>
-      <w:r>
-        <w:rPr>
-          <w:rFonts w:hint="eastAsia"/>
-        </w:rPr>
-        <w:t>VGG</w:t>
-      </w:r>
-      <w:r>
-        <w:rPr>
-          <w:rFonts w:hint="eastAsia"/>
-        </w:rPr>
-        <w:t>、</w:t>
-      </w:r>
-      <w:proofErr w:type="spellStart"/>
-      <w:r>
-        <w:rPr>
-          <w:rFonts w:hint="eastAsia"/>
-        </w:rPr>
-        <w:t>GoogLeNet</w:t>
-      </w:r>
-      <w:proofErr w:type="spellEnd"/>
-      <w:r>
-        <w:rPr>
-          <w:rFonts w:hint="eastAsia"/>
-        </w:rPr>
-        <w:t>、</w:t>
-      </w:r>
-      <w:proofErr w:type="spellStart"/>
-      <w:r>
-        <w:rPr>
-          <w:rFonts w:hint="eastAsia"/>
-        </w:rPr>
-        <w:t>ResNet</w:t>
-      </w:r>
-      <w:proofErr w:type="spellEnd"/>
-      <w:r>
-        <w:rPr>
-          <w:rFonts w:hint="eastAsia"/>
-        </w:rPr>
-        <w:t>、</w:t>
-      </w:r>
-      <w:r>
-        <w:rPr>
-          <w:rFonts w:hint="eastAsia"/>
-        </w:rPr>
-        <w:t>YOLO</w:t>
-      </w:r>
-      <w:r>
-        <w:rPr>
-          <w:rFonts w:hint="eastAsia"/>
-        </w:rPr>
-        <w:t>、</w:t>
-      </w:r>
-      <w:proofErr w:type="spellStart"/>
-      <w:r>
-        <w:rPr>
-          <w:rFonts w:hint="eastAsia"/>
-        </w:rPr>
-        <w:t>ViT</w:t>
-      </w:r>
-      <w:proofErr w:type="spellEnd"/>
-      <w:r>
-        <w:rPr>
-          <w:rFonts w:hint="eastAsia"/>
-        </w:rPr>
-        <w:t>全部源于此</w:t>
-      </w:r>
-    </w:p>
-    <w:p>
-      <w:pPr>
-        <w:ind w:firstLine="420"/>
-      </w:pPr>
-      <w:r>
-        <w:rPr>
-          <w:rFonts w:hint="eastAsia"/>
-        </w:rPr>
-        <w:t xml:space="preserve">- </w:t>
-      </w:r>
-      <w:r>
-        <w:rPr>
-          <w:rFonts w:hint="eastAsia"/>
-        </w:rPr>
-        <w:t>开启深度学习</w:t>
-      </w:r>
-      <w:r>
-        <w:rPr>
-          <w:rFonts w:hint="eastAsia"/>
-          <w:color w:val="EE0000"/>
-        </w:rPr>
-        <w:t>判别式模型黄金时代</w:t>
-      </w:r>
-    </w:p>
-    <w:p>
-      <w:pPr>
-        <w:pStyle w:val="2"/>
-      </w:pPr>
-      <w:r>
-        <w:rPr>
-          <w:rFonts w:hint="eastAsia"/>
-        </w:rPr>
-        <w:t>第</w:t>
-      </w:r>
-      <w:r>
-        <w:rPr>
-          <w:rFonts w:hint="eastAsia"/>
-        </w:rPr>
-        <w:t>4</w:t>
-      </w:r>
-      <w:r>
-        <w:rPr>
-          <w:rFonts w:hint="eastAsia"/>
-        </w:rPr>
-        <w:t>代：序列建模时代（</w:t>
-      </w:r>
-      <w:r>
-        <w:rPr>
-          <w:rFonts w:hint="eastAsia"/>
-        </w:rPr>
-        <w:t>2013</w:t>
-      </w:r>
-      <w:r>
-        <w:rPr>
-          <w:rFonts w:hint="eastAsia"/>
-        </w:rPr>
-        <w:t>前后）——</w:t>
-      </w:r>
-      <w:r>
-        <w:rPr>
-          <w:rFonts w:hint="eastAsia"/>
-        </w:rPr>
-        <w:t xml:space="preserve"> RNN/LSTM</w:t>
-      </w:r>
-      <w:r>
-        <w:rPr>
-          <w:rFonts w:hint="eastAsia"/>
-        </w:rPr>
-        <w:t>解决时序文本问题</w:t>
-      </w:r>
-    </w:p>
-    <w:p>
-      <w:pPr>
-        <w:ind w:firstLine="420"/>
-      </w:pPr>
-      <w:r>
-        <w:rPr>
-          <w:rFonts w:hint="eastAsia"/>
-        </w:rPr>
-        <w:t>针对文本、语音、时间序列数据，改造网络结构加入</w:t>
-      </w:r>
-      <w:r>
-        <w:rPr>
-          <w:rFonts w:hint="eastAsia"/>
-          <w:color w:val="EE0000"/>
-        </w:rPr>
-        <w:t>时序记忆</w:t>
+        <w:t>型、小模型蒸馏轻量化技术</w:t>
       </w:r>
       <w:r>
         <w:rPr>
@@ -2488,1451 +4232,12 @@
     </w:p>
     <w:p>
       <w:pPr>
-        <w:pStyle w:val="3"/>
-      </w:pPr>
-      <w:r>
-        <w:rPr>
-          <w:rFonts w:hint="eastAsia"/>
-        </w:rPr>
-        <w:t xml:space="preserve">RNN </w:t>
-      </w:r>
-      <w:r>
-        <w:rPr>
-          <w:rFonts w:hint="eastAsia"/>
-        </w:rPr>
-        <w:t>循环神经网络</w:t>
-      </w:r>
-    </w:p>
-    <w:p>
-      <w:r>
-        <w:rPr>
-          <w:rFonts w:hint="eastAsia"/>
-        </w:rPr>
-        <w:t xml:space="preserve">    </w:t>
-      </w:r>
-      <w:r>
-        <w:rPr>
-          <w:rFonts w:hint="eastAsia"/>
-        </w:rPr>
-        <w:t>加入循环结构，能处理序列数据，但长距离依赖严重衰减</w:t>
-      </w:r>
-    </w:p>
-    <w:p>
-      <w:pPr>
-        <w:pStyle w:val="3"/>
-      </w:pPr>
-      <w:r>
-        <w:rPr>
-          <w:rFonts w:hint="eastAsia"/>
-        </w:rPr>
-        <w:t xml:space="preserve">LSTM </w:t>
-      </w:r>
-      <w:r>
-        <w:rPr>
-          <w:rFonts w:hint="eastAsia"/>
-        </w:rPr>
-        <w:t>长短期记忆网络（</w:t>
-      </w:r>
-      <w:r>
-        <w:rPr>
-          <w:rFonts w:hint="eastAsia"/>
-        </w:rPr>
-        <w:t>1997</w:t>
-      </w:r>
-      <w:r>
-        <w:rPr>
-          <w:rFonts w:hint="eastAsia"/>
-        </w:rPr>
-        <w:t>，</w:t>
-      </w:r>
-      <w:r>
-        <w:rPr>
-          <w:rFonts w:hint="eastAsia"/>
-        </w:rPr>
-        <w:t>2013</w:t>
-      </w:r>
-      <w:r>
-        <w:rPr>
-          <w:rFonts w:hint="eastAsia"/>
-        </w:rPr>
-        <w:t>年深度学习普及）</w:t>
-      </w:r>
-    </w:p>
-    <w:p>
-      <w:r>
-        <w:rPr>
-          <w:rFonts w:hint="eastAsia"/>
-        </w:rPr>
-        <w:t xml:space="preserve">    </w:t>
-      </w:r>
-      <w:r>
-        <w:rPr>
-          <w:rFonts w:hint="eastAsia"/>
-        </w:rPr>
-        <w:t>改造</w:t>
-      </w:r>
-      <w:r>
-        <w:rPr>
-          <w:rFonts w:hint="eastAsia"/>
-        </w:rPr>
-        <w:t>RNN</w:t>
-      </w:r>
-      <w:r>
-        <w:rPr>
-          <w:rFonts w:hint="eastAsia"/>
-        </w:rPr>
-        <w:t>，加入门</w:t>
-      </w:r>
-      <w:proofErr w:type="gramStart"/>
-      <w:r>
-        <w:rPr>
-          <w:rFonts w:hint="eastAsia"/>
-        </w:rPr>
-        <w:t>控结构</w:t>
-      </w:r>
-      <w:proofErr w:type="gramEnd"/>
-      <w:r>
-        <w:rPr>
-          <w:rFonts w:hint="eastAsia"/>
-        </w:rPr>
-        <w:t>解决长距离遗忘问题，后续</w:t>
-      </w:r>
-      <w:r>
-        <w:rPr>
-          <w:rFonts w:hint="eastAsia"/>
-        </w:rPr>
-        <w:t>10</w:t>
-      </w:r>
-      <w:r>
-        <w:rPr>
-          <w:rFonts w:hint="eastAsia"/>
-        </w:rPr>
-        <w:t>年</w:t>
-      </w:r>
-      <w:r>
-        <w:rPr>
-          <w:rFonts w:hint="eastAsia"/>
-        </w:rPr>
-        <w:t>NLP</w:t>
-      </w:r>
-      <w:r>
-        <w:rPr>
-          <w:rFonts w:hint="eastAsia"/>
-        </w:rPr>
-        <w:t>、语音识别绝对霸主</w:t>
-      </w:r>
-      <w:r>
-        <w:rPr>
-          <w:rFonts w:hint="eastAsia"/>
-        </w:rPr>
-        <w:t>。</w:t>
-      </w:r>
-    </w:p>
-    <w:p>
-      <w:pPr>
-        <w:pStyle w:val="3"/>
-      </w:pPr>
-      <w:r>
-        <w:rPr>
-          <w:rFonts w:hint="eastAsia"/>
-        </w:rPr>
-        <w:t>GRU</w:t>
-      </w:r>
-      <w:r>
-        <w:rPr>
-          <w:rFonts w:hint="eastAsia"/>
-        </w:rPr>
-        <w:t>：</w:t>
-      </w:r>
-      <w:r>
-        <w:rPr>
-          <w:rFonts w:hint="eastAsia"/>
-        </w:rPr>
-        <w:t>LSTM</w:t>
-      </w:r>
-      <w:r>
-        <w:rPr>
-          <w:rFonts w:hint="eastAsia"/>
-        </w:rPr>
-        <w:t>简化轻量版</w:t>
-      </w:r>
-    </w:p>
-    <w:p>
-      <w:pPr>
-        <w:pStyle w:val="2"/>
-      </w:pPr>
-      <w:r>
-        <w:rPr>
-          <w:rFonts w:hint="eastAsia"/>
-        </w:rPr>
-        <w:t>第</w:t>
-      </w:r>
-      <w:r>
-        <w:rPr>
-          <w:rFonts w:hint="eastAsia"/>
-        </w:rPr>
-        <w:t>5</w:t>
-      </w:r>
-      <w:r>
-        <w:rPr>
-          <w:rFonts w:hint="eastAsia"/>
-        </w:rPr>
-        <w:t>代：生成式深度学习爆发（</w:t>
-      </w:r>
-      <w:r>
-        <w:rPr>
-          <w:rFonts w:hint="eastAsia"/>
-        </w:rPr>
-        <w:t>2014</w:t>
-      </w:r>
-      <w:r>
-        <w:rPr>
-          <w:rFonts w:hint="eastAsia"/>
-        </w:rPr>
-        <w:t>）——</w:t>
-      </w:r>
-      <w:r>
-        <w:rPr>
-          <w:rFonts w:hint="eastAsia"/>
-        </w:rPr>
-        <w:t xml:space="preserve"> GAN</w:t>
-      </w:r>
-      <w:r>
-        <w:rPr>
-          <w:rFonts w:hint="eastAsia"/>
-        </w:rPr>
-        <w:t>横空出世</w:t>
-      </w:r>
-    </w:p>
-    <w:p>
-      <w:pPr>
-        <w:pStyle w:val="3"/>
-      </w:pPr>
-      <w:r>
-        <w:rPr>
-          <w:rFonts w:hint="eastAsia"/>
-        </w:rPr>
-        <w:t xml:space="preserve">GAN </w:t>
-      </w:r>
-      <w:r>
-        <w:rPr>
-          <w:rFonts w:hint="eastAsia"/>
-        </w:rPr>
-        <w:t>生成对抗网络（</w:t>
-      </w:r>
-      <w:r>
-        <w:rPr>
-          <w:rFonts w:hint="eastAsia"/>
-        </w:rPr>
-        <w:t>2014</w:t>
-      </w:r>
-      <w:r>
-        <w:rPr>
-          <w:rFonts w:hint="eastAsia"/>
-        </w:rPr>
-        <w:t>）</w:t>
-      </w:r>
-    </w:p>
-    <w:p>
-      <w:pPr>
-        <w:ind w:firstLine="420"/>
-      </w:pPr>
-      <w:r>
-        <w:rPr>
-          <w:rFonts w:hint="eastAsia"/>
-        </w:rPr>
-        <w:t>深度学习三大范式最后一块拼图，补足了深度学习「生成建模」的空白</w:t>
-      </w:r>
-    </w:p>
-    <w:p>
-      <w:pPr>
-        <w:ind w:firstLine="420"/>
-      </w:pPr>
-      <w:r>
-        <w:rPr>
-          <w:rFonts w:hint="eastAsia"/>
-        </w:rPr>
-        <w:t xml:space="preserve">- </w:t>
-      </w:r>
-      <w:r>
-        <w:rPr>
-          <w:rFonts w:hint="eastAsia"/>
-        </w:rPr>
-        <w:t>前代生成模型（</w:t>
-      </w:r>
-      <w:r>
-        <w:rPr>
-          <w:rFonts w:hint="eastAsia"/>
-        </w:rPr>
-        <w:t>AE</w:t>
-      </w:r>
-      <w:r>
-        <w:rPr>
-          <w:rFonts w:hint="eastAsia"/>
-        </w:rPr>
-        <w:t>、</w:t>
-      </w:r>
-      <w:r>
-        <w:rPr>
-          <w:rFonts w:hint="eastAsia"/>
-        </w:rPr>
-        <w:t>DBN</w:t>
-      </w:r>
-      <w:r>
-        <w:rPr>
-          <w:rFonts w:hint="eastAsia"/>
-        </w:rPr>
-        <w:t>）生成效果模糊、细节差</w:t>
-      </w:r>
-    </w:p>
-    <w:p>
-      <w:pPr>
-        <w:ind w:firstLine="420"/>
-      </w:pPr>
-      <w:r>
-        <w:rPr>
-          <w:rFonts w:hint="eastAsia"/>
-        </w:rPr>
-        <w:t>- GAN</w:t>
-      </w:r>
-      <w:r>
-        <w:rPr>
-          <w:rFonts w:hint="eastAsia"/>
-        </w:rPr>
-        <w:t>用对抗训练，生成清晰度直接碾压所有前代模型</w:t>
-      </w:r>
-    </w:p>
-    <w:p>
-      <w:pPr>
-        <w:ind w:firstLine="420"/>
-      </w:pPr>
-      <w:r>
-        <w:rPr>
-          <w:rFonts w:hint="eastAsia"/>
-        </w:rPr>
-        <w:t xml:space="preserve">- </w:t>
-      </w:r>
-      <w:r>
-        <w:rPr>
-          <w:rFonts w:hint="eastAsia"/>
-        </w:rPr>
-        <w:t>后续所有图像生成、</w:t>
-      </w:r>
-      <w:r>
-        <w:rPr>
-          <w:rFonts w:hint="eastAsia"/>
-        </w:rPr>
-        <w:t>AI</w:t>
-      </w:r>
-      <w:r>
-        <w:rPr>
-          <w:rFonts w:hint="eastAsia"/>
-        </w:rPr>
-        <w:t>绘画、超分、换脸的祖宗模型</w:t>
-      </w:r>
-    </w:p>
-    <w:p>
-      <w:pPr>
-        <w:ind w:firstLine="420"/>
-      </w:pPr>
-      <w:r>
-        <w:rPr>
-          <w:rFonts w:hint="eastAsia"/>
-        </w:rPr>
-        <w:t>- GAN</w:t>
-      </w:r>
-      <w:r>
-        <w:rPr>
-          <w:rFonts w:hint="eastAsia"/>
-        </w:rPr>
-        <w:t>海量迭代变种：</w:t>
-      </w:r>
-      <w:r>
-        <w:rPr>
-          <w:rFonts w:hint="eastAsia"/>
-        </w:rPr>
-        <w:t>DCGAN</w:t>
-      </w:r>
-      <w:r>
-        <w:rPr>
-          <w:rFonts w:hint="eastAsia"/>
-        </w:rPr>
-        <w:t>、</w:t>
-      </w:r>
-      <w:r>
-        <w:rPr>
-          <w:rFonts w:hint="eastAsia"/>
-        </w:rPr>
-        <w:t>WGAN</w:t>
-      </w:r>
-      <w:r>
-        <w:rPr>
-          <w:rFonts w:hint="eastAsia"/>
-        </w:rPr>
-        <w:t>、</w:t>
-      </w:r>
-      <w:proofErr w:type="spellStart"/>
-      <w:r>
-        <w:rPr>
-          <w:rFonts w:hint="eastAsia"/>
-        </w:rPr>
-        <w:t>CycleGAN</w:t>
-      </w:r>
-      <w:proofErr w:type="spellEnd"/>
-      <w:r>
-        <w:rPr>
-          <w:rFonts w:hint="eastAsia"/>
-        </w:rPr>
-        <w:t>、</w:t>
-      </w:r>
-      <w:r>
-        <w:rPr>
-          <w:rFonts w:hint="eastAsia"/>
-        </w:rPr>
-        <w:t>StyleGAN</w:t>
-      </w:r>
-      <w:r>
-        <w:rPr>
-          <w:rFonts w:hint="eastAsia"/>
-        </w:rPr>
-        <w:t>等</w:t>
-      </w:r>
-    </w:p>
-    <w:p>
-      <w:pPr>
-        <w:pStyle w:val="2"/>
-      </w:pPr>
-      <w:r>
-        <w:rPr>
-          <w:rFonts w:hint="eastAsia"/>
-        </w:rPr>
-        <w:t>第</w:t>
-      </w:r>
-      <w:r>
-        <w:rPr>
-          <w:rFonts w:hint="eastAsia"/>
-        </w:rPr>
-        <w:t>6</w:t>
-      </w:r>
-      <w:r>
-        <w:rPr>
-          <w:rFonts w:hint="eastAsia"/>
-        </w:rPr>
-        <w:t>代：残差革命（</w:t>
-      </w:r>
-      <w:r>
-        <w:rPr>
-          <w:rFonts w:hint="eastAsia"/>
-        </w:rPr>
-        <w:t>2015</w:t>
-      </w:r>
-      <w:r>
-        <w:rPr>
-          <w:rFonts w:hint="eastAsia"/>
-        </w:rPr>
-        <w:t>）——</w:t>
-      </w:r>
-      <w:r>
-        <w:rPr>
-          <w:rFonts w:hint="eastAsia"/>
-        </w:rPr>
-        <w:t xml:space="preserve"> </w:t>
-      </w:r>
-      <w:r>
-        <w:rPr>
-          <w:rFonts w:hint="eastAsia"/>
-        </w:rPr>
-        <w:t>网络深度无上限，深度学习工业化基石</w:t>
-      </w:r>
-    </w:p>
-    <w:p>
-      <w:pPr>
-        <w:pStyle w:val="3"/>
-      </w:pPr>
-      <w:proofErr w:type="spellStart"/>
-      <w:r>
-        <w:rPr>
-          <w:rFonts w:hint="eastAsia"/>
-        </w:rPr>
-        <w:t>ResNet</w:t>
-      </w:r>
-      <w:proofErr w:type="spellEnd"/>
-      <w:r>
-        <w:rPr>
-          <w:rFonts w:hint="eastAsia"/>
-        </w:rPr>
-        <w:t xml:space="preserve"> </w:t>
-      </w:r>
-      <w:r>
-        <w:rPr>
-          <w:rFonts w:hint="eastAsia"/>
-        </w:rPr>
-        <w:t>残差网络（</w:t>
-      </w:r>
-      <w:r>
-        <w:rPr>
-          <w:rFonts w:hint="eastAsia"/>
-        </w:rPr>
-        <w:t>2015</w:t>
-      </w:r>
-      <w:r>
-        <w:rPr>
-          <w:rFonts w:hint="eastAsia"/>
-        </w:rPr>
-        <w:t>）</w:t>
-      </w:r>
-    </w:p>
-    <w:p>
-      <w:pPr>
-        <w:ind w:firstLine="420"/>
-      </w:pPr>
-      <w:r>
-        <w:rPr>
-          <w:rFonts w:hint="eastAsia"/>
-        </w:rPr>
-        <w:t>深度学习史上最重要算法之一，解决深层网络退化问题</w:t>
-      </w:r>
-    </w:p>
-    <w:p>
-      <w:pPr>
-        <w:ind w:firstLine="420"/>
-      </w:pPr>
-      <w:r>
-        <w:rPr>
-          <w:rFonts w:hint="eastAsia"/>
-        </w:rPr>
-        <w:t xml:space="preserve">- </w:t>
-      </w:r>
-      <w:r>
-        <w:rPr>
-          <w:rFonts w:hint="eastAsia"/>
-        </w:rPr>
-        <w:t>引入残差跳跃连接，网络可以堆叠上百、上千层，不再出现梯度消失</w:t>
-      </w:r>
-    </w:p>
-    <w:p>
-      <w:pPr>
-        <w:ind w:firstLine="420"/>
-      </w:pPr>
-      <w:r>
-        <w:rPr>
-          <w:rFonts w:hint="eastAsia"/>
-        </w:rPr>
-        <w:t xml:space="preserve">- </w:t>
-      </w:r>
-      <w:r>
-        <w:rPr>
-          <w:rFonts w:hint="eastAsia"/>
-        </w:rPr>
-        <w:t>从此</w:t>
-      </w:r>
-      <w:r>
-        <w:rPr>
-          <w:rFonts w:hint="eastAsia"/>
-        </w:rPr>
-        <w:t>CNN</w:t>
-      </w:r>
-      <w:r>
-        <w:rPr>
-          <w:rFonts w:hint="eastAsia"/>
-        </w:rPr>
-        <w:t>深度无上限，目标检测、分割、医疗影像全部基于</w:t>
-      </w:r>
-      <w:proofErr w:type="spellStart"/>
-      <w:r>
-        <w:rPr>
-          <w:rFonts w:hint="eastAsia"/>
-        </w:rPr>
-        <w:t>ResNet</w:t>
-      </w:r>
-      <w:proofErr w:type="spellEnd"/>
-      <w:r>
-        <w:rPr>
-          <w:rFonts w:hint="eastAsia"/>
-        </w:rPr>
-        <w:t>底座</w:t>
-      </w:r>
-    </w:p>
-    <w:p>
-      <w:pPr>
-        <w:ind w:firstLine="420"/>
-      </w:pPr>
-      <w:r>
-        <w:rPr>
-          <w:rFonts w:hint="eastAsia"/>
-        </w:rPr>
-        <w:lastRenderedPageBreak/>
-        <w:t xml:space="preserve">- </w:t>
-      </w:r>
-      <w:r>
-        <w:rPr>
-          <w:rFonts w:hint="eastAsia"/>
-        </w:rPr>
-        <w:t>工业界所有视觉落地模型的通用骨干网络</w:t>
-      </w:r>
-    </w:p>
-    <w:p>
-      <w:pPr>
-        <w:pStyle w:val="2"/>
-      </w:pPr>
-      <w:r>
-        <w:rPr>
-          <w:rFonts w:hint="eastAsia"/>
-        </w:rPr>
-        <w:t>第</w:t>
-      </w:r>
-      <w:r>
-        <w:rPr>
-          <w:rFonts w:hint="eastAsia"/>
-        </w:rPr>
-        <w:t>7</w:t>
-      </w:r>
-      <w:r>
-        <w:rPr>
-          <w:rFonts w:hint="eastAsia"/>
-        </w:rPr>
-        <w:t>代：注意力机制</w:t>
-      </w:r>
-      <w:r>
-        <w:rPr>
-          <w:rFonts w:hint="eastAsia"/>
-        </w:rPr>
-        <w:t xml:space="preserve"> &amp; Transformer</w:t>
-      </w:r>
-      <w:r>
-        <w:rPr>
-          <w:rFonts w:hint="eastAsia"/>
-        </w:rPr>
-        <w:t>革命（</w:t>
-      </w:r>
-      <w:r>
-        <w:rPr>
-          <w:rFonts w:hint="eastAsia"/>
-        </w:rPr>
-        <w:t>2017</w:t>
-      </w:r>
-      <w:r>
-        <w:rPr>
-          <w:rFonts w:hint="eastAsia"/>
-        </w:rPr>
-        <w:t>至今）——</w:t>
-      </w:r>
-      <w:r>
-        <w:rPr>
-          <w:rFonts w:hint="eastAsia"/>
-        </w:rPr>
-        <w:t xml:space="preserve"> </w:t>
-      </w:r>
-      <w:r>
-        <w:rPr>
-          <w:rFonts w:hint="eastAsia"/>
-        </w:rPr>
-        <w:t>大模型时代的基座</w:t>
-      </w:r>
-    </w:p>
-    <w:p>
-      <w:pPr>
-        <w:pStyle w:val="3"/>
-      </w:pPr>
-      <w:r>
-        <w:rPr>
-          <w:rFonts w:hint="eastAsia"/>
-        </w:rPr>
-        <w:t>Transformer</w:t>
-      </w:r>
-      <w:r>
-        <w:rPr>
-          <w:rFonts w:hint="eastAsia"/>
-        </w:rPr>
-        <w:t>（</w:t>
-      </w:r>
-      <w:r>
-        <w:rPr>
-          <w:rFonts w:hint="eastAsia"/>
-        </w:rPr>
-        <w:t>2017</w:t>
-      </w:r>
-      <w:r>
-        <w:rPr>
-          <w:rFonts w:hint="eastAsia"/>
-        </w:rPr>
-        <w:t>）</w:t>
-      </w:r>
-    </w:p>
-    <w:p>
-      <w:pPr>
-        <w:ind w:firstLine="420"/>
-      </w:pPr>
-      <w:r>
-        <w:rPr>
-          <w:rFonts w:hint="eastAsia"/>
-        </w:rPr>
-        <w:t>目前所有大模型、</w:t>
-      </w:r>
-      <w:r>
-        <w:rPr>
-          <w:rFonts w:hint="eastAsia"/>
-        </w:rPr>
-        <w:t>GPT</w:t>
-      </w:r>
-      <w:r>
-        <w:rPr>
-          <w:rFonts w:hint="eastAsia"/>
-        </w:rPr>
-        <w:t>系列、文生图模型的绝对底层底座，彻底颠覆</w:t>
-      </w:r>
-      <w:r>
-        <w:rPr>
-          <w:rFonts w:hint="eastAsia"/>
-        </w:rPr>
-        <w:t>RNN/LSTM</w:t>
-      </w:r>
-      <w:r>
-        <w:rPr>
-          <w:rFonts w:hint="eastAsia"/>
-        </w:rPr>
-        <w:t>、</w:t>
-      </w:r>
-      <w:r>
-        <w:rPr>
-          <w:rFonts w:hint="eastAsia"/>
-        </w:rPr>
-        <w:t>CNN</w:t>
-      </w:r>
-      <w:r>
-        <w:rPr>
-          <w:rFonts w:hint="eastAsia"/>
-        </w:rPr>
-        <w:t>的统治地位</w:t>
-      </w:r>
-    </w:p>
-    <w:p>
-      <w:pPr>
-        <w:ind w:firstLine="420"/>
-      </w:pPr>
-      <w:r>
-        <w:rPr>
-          <w:rFonts w:hint="eastAsia"/>
-        </w:rPr>
-        <w:t>1</w:t>
-      </w:r>
-      <w:r>
-        <w:rPr>
-          <w:rFonts w:hint="eastAsia"/>
-        </w:rPr>
-        <w:t>、</w:t>
-      </w:r>
-      <w:r>
-        <w:rPr>
-          <w:rFonts w:hint="eastAsia"/>
-        </w:rPr>
-        <w:t>核心创新：自注意力机制</w:t>
-      </w:r>
-      <w:r>
-        <w:rPr>
-          <w:rFonts w:hint="eastAsia"/>
-        </w:rPr>
-        <w:t xml:space="preserve"> Self-Attention</w:t>
-      </w:r>
-      <w:r>
-        <w:rPr>
-          <w:rFonts w:hint="eastAsia"/>
-        </w:rPr>
-        <w:t>，能捕捉全局依赖，并行计算</w:t>
-      </w:r>
-    </w:p>
-    <w:p>
-      <w:pPr>
-        <w:ind w:firstLine="420"/>
-      </w:pPr>
-      <w:r>
-        <w:rPr>
-          <w:rFonts w:hint="eastAsia"/>
-        </w:rPr>
-        <w:t>2</w:t>
-      </w:r>
-      <w:r>
-        <w:rPr>
-          <w:rFonts w:hint="eastAsia"/>
-        </w:rPr>
-        <w:t>、</w:t>
-      </w:r>
-      <w:r>
-        <w:rPr>
-          <w:rFonts w:hint="eastAsia"/>
-        </w:rPr>
-        <w:t>NLP</w:t>
-      </w:r>
-      <w:r>
-        <w:rPr>
-          <w:rFonts w:hint="eastAsia"/>
-        </w:rPr>
-        <w:t>领域直接淘汰</w:t>
-      </w:r>
-      <w:r>
-        <w:rPr>
-          <w:rFonts w:hint="eastAsia"/>
-        </w:rPr>
-        <w:t>LSTM</w:t>
-      </w:r>
-      <w:r>
-        <w:rPr>
-          <w:rFonts w:hint="eastAsia"/>
-        </w:rPr>
-        <w:t>，</w:t>
-      </w:r>
-      <w:r>
-        <w:rPr>
-          <w:rFonts w:hint="eastAsia"/>
-        </w:rPr>
-        <w:t>BERT</w:t>
-      </w:r>
-      <w:r>
-        <w:rPr>
-          <w:rFonts w:hint="eastAsia"/>
-        </w:rPr>
-        <w:t>、</w:t>
-      </w:r>
-      <w:r>
-        <w:rPr>
-          <w:rFonts w:hint="eastAsia"/>
-        </w:rPr>
-        <w:t>GPT</w:t>
-      </w:r>
-      <w:r>
-        <w:rPr>
-          <w:rFonts w:hint="eastAsia"/>
-        </w:rPr>
-        <w:t>全部基于</w:t>
-      </w:r>
-      <w:r>
-        <w:rPr>
-          <w:rFonts w:hint="eastAsia"/>
-        </w:rPr>
-        <w:t>Transformer</w:t>
-      </w:r>
-      <w:r>
-        <w:rPr>
-          <w:rFonts w:hint="eastAsia"/>
-        </w:rPr>
-        <w:t>编码器</w:t>
-      </w:r>
-      <w:r>
-        <w:rPr>
-          <w:rFonts w:hint="eastAsia"/>
-        </w:rPr>
-        <w:t>/</w:t>
-      </w:r>
-      <w:r>
-        <w:rPr>
-          <w:rFonts w:hint="eastAsia"/>
-        </w:rPr>
-        <w:t>解码器</w:t>
-      </w:r>
-    </w:p>
-    <w:p>
-      <w:pPr>
-        <w:ind w:firstLine="420"/>
-      </w:pPr>
-      <w:r>
-        <w:rPr>
-          <w:rFonts w:hint="eastAsia"/>
-        </w:rPr>
-        <w:t>3</w:t>
-      </w:r>
-      <w:r>
-        <w:rPr>
-          <w:rFonts w:hint="eastAsia"/>
-        </w:rPr>
-        <w:t>、</w:t>
-      </w:r>
-      <w:r>
-        <w:rPr>
-          <w:rFonts w:hint="eastAsia"/>
-        </w:rPr>
-        <w:t>后续跨模态、大语言模型、文生图、多模态</w:t>
-      </w:r>
-      <w:r>
-        <w:rPr>
-          <w:rFonts w:hint="eastAsia"/>
-        </w:rPr>
-        <w:t>AI</w:t>
-      </w:r>
-      <w:r>
-        <w:rPr>
-          <w:rFonts w:hint="eastAsia"/>
-        </w:rPr>
-        <w:t>全部源于</w:t>
-      </w:r>
-      <w:r>
-        <w:rPr>
-          <w:rFonts w:hint="eastAsia"/>
-        </w:rPr>
-        <w:t>Transformer</w:t>
-      </w:r>
-    </w:p>
-    <w:p>
-      <w:pPr>
-        <w:pStyle w:val="2"/>
-      </w:pPr>
-      <w:r>
-        <w:rPr>
-          <w:rFonts w:hint="eastAsia"/>
-        </w:rPr>
-        <w:t>第</w:t>
-      </w:r>
-      <w:r>
-        <w:rPr>
-          <w:rFonts w:hint="eastAsia"/>
-        </w:rPr>
-        <w:t>8</w:t>
-      </w:r>
-      <w:r>
-        <w:rPr>
-          <w:rFonts w:hint="eastAsia"/>
-        </w:rPr>
-        <w:t>代：</w:t>
-      </w:r>
-      <w:r>
-        <w:rPr>
-          <w:rFonts w:hint="eastAsia"/>
-        </w:rPr>
-        <w:t>Transformer</w:t>
-      </w:r>
-      <w:proofErr w:type="gramStart"/>
-      <w:r>
-        <w:rPr>
-          <w:rFonts w:hint="eastAsia"/>
-        </w:rPr>
-        <w:t>全领域</w:t>
-      </w:r>
-      <w:proofErr w:type="gramEnd"/>
-      <w:r>
-        <w:rPr>
-          <w:rFonts w:hint="eastAsia"/>
-        </w:rPr>
-        <w:t>渗透</w:t>
-      </w:r>
-      <w:r>
-        <w:rPr>
-          <w:rFonts w:hint="eastAsia"/>
-        </w:rPr>
-        <w:t xml:space="preserve"> + </w:t>
-      </w:r>
-      <w:r>
-        <w:rPr>
-          <w:rFonts w:hint="eastAsia"/>
-        </w:rPr>
-        <w:t>大模型爆发期（</w:t>
-      </w:r>
-      <w:r>
-        <w:rPr>
-          <w:rFonts w:hint="eastAsia"/>
-        </w:rPr>
-        <w:t>2020~</w:t>
-      </w:r>
-      <w:r>
-        <w:rPr>
-          <w:rFonts w:hint="eastAsia"/>
-        </w:rPr>
-        <w:t>至今）</w:t>
-      </w:r>
-    </w:p>
-    <w:p>
-      <w:pPr>
-        <w:pStyle w:val="3"/>
-      </w:pPr>
-      <w:r>
-        <w:rPr>
-          <w:rFonts w:hint="eastAsia"/>
-        </w:rPr>
-        <w:t>视觉</w:t>
-      </w:r>
-      <w:r>
-        <w:rPr>
-          <w:rFonts w:hint="eastAsia"/>
-        </w:rPr>
-        <w:t>Transformer</w:t>
-      </w:r>
-      <w:r>
-        <w:rPr>
-          <w:rFonts w:hint="eastAsia"/>
-        </w:rPr>
-        <w:t>（</w:t>
-      </w:r>
-      <w:proofErr w:type="spellStart"/>
-      <w:r>
-        <w:rPr>
-          <w:rFonts w:hint="eastAsia"/>
-        </w:rPr>
-        <w:t>ViT</w:t>
-      </w:r>
-      <w:proofErr w:type="spellEnd"/>
-      <w:r>
-        <w:rPr>
-          <w:rFonts w:hint="eastAsia"/>
-        </w:rPr>
-        <w:t>，</w:t>
-      </w:r>
-      <w:r>
-        <w:rPr>
-          <w:rFonts w:hint="eastAsia"/>
-        </w:rPr>
-        <w:t>2020</w:t>
-      </w:r>
-      <w:r>
-        <w:rPr>
-          <w:rFonts w:hint="eastAsia"/>
-        </w:rPr>
-        <w:t>）</w:t>
-      </w:r>
-    </w:p>
-    <w:p>
-      <w:pPr>
-        <w:ind w:firstLine="420"/>
-      </w:pPr>
-      <w:r>
-        <w:rPr>
-          <w:rFonts w:hint="eastAsia"/>
-        </w:rPr>
-        <w:t>Transformer</w:t>
-      </w:r>
-      <w:r>
-        <w:rPr>
-          <w:rFonts w:hint="eastAsia"/>
-        </w:rPr>
-        <w:t>杀入图像领域，</w:t>
-      </w:r>
-      <w:r>
-        <w:rPr>
-          <w:rFonts w:hint="eastAsia"/>
-        </w:rPr>
-        <w:t>CNN</w:t>
-      </w:r>
-      <w:r>
-        <w:rPr>
-          <w:rFonts w:hint="eastAsia"/>
-        </w:rPr>
-        <w:t>不再是视觉唯一霸主，现代</w:t>
-      </w:r>
-      <w:r>
-        <w:rPr>
-          <w:rFonts w:hint="eastAsia"/>
-        </w:rPr>
-        <w:t>AI</w:t>
-      </w:r>
-      <w:r>
-        <w:rPr>
-          <w:rFonts w:hint="eastAsia"/>
-        </w:rPr>
-        <w:t>视觉全部</w:t>
-      </w:r>
-      <w:proofErr w:type="spellStart"/>
-      <w:r>
-        <w:rPr>
-          <w:rFonts w:hint="eastAsia"/>
-        </w:rPr>
-        <w:t>ViT</w:t>
-      </w:r>
-      <w:proofErr w:type="spellEnd"/>
-      <w:r>
-        <w:rPr>
-          <w:rFonts w:hint="eastAsia"/>
-        </w:rPr>
-        <w:t>化。</w:t>
-      </w:r>
-    </w:p>
-    <w:p>
-      <w:pPr>
-        <w:pStyle w:val="3"/>
-      </w:pPr>
-      <w:r>
-        <w:rPr>
-          <w:rFonts w:hint="eastAsia"/>
-        </w:rPr>
-        <w:t>大语言模型</w:t>
-      </w:r>
-      <w:r>
-        <w:rPr>
-          <w:rFonts w:hint="eastAsia"/>
-        </w:rPr>
-        <w:t>LLM</w:t>
-      </w:r>
-      <w:r>
-        <w:rPr>
-          <w:rFonts w:hint="eastAsia"/>
-        </w:rPr>
-        <w:t>全线迭代</w:t>
-      </w:r>
-    </w:p>
-    <w:p>
-      <w:pPr>
-        <w:ind w:firstLine="420"/>
-      </w:pPr>
-      <w:r>
-        <w:rPr>
-          <w:rFonts w:hint="eastAsia"/>
-        </w:rPr>
-        <w:t>GPT</w:t>
-      </w:r>
-      <w:r>
-        <w:rPr>
-          <w:rFonts w:hint="eastAsia"/>
-        </w:rPr>
-        <w:t>系列（</w:t>
-      </w:r>
-      <w:r>
-        <w:rPr>
-          <w:rFonts w:hint="eastAsia"/>
-        </w:rPr>
-        <w:t>GPT1</w:t>
-      </w:r>
-      <w:r>
-        <w:rPr>
-          <w:rFonts w:hint="eastAsia"/>
-        </w:rPr>
-        <w:t>→</w:t>
-      </w:r>
-      <w:r>
-        <w:rPr>
-          <w:rFonts w:hint="eastAsia"/>
-        </w:rPr>
-        <w:t>GPT2</w:t>
-      </w:r>
-      <w:r>
-        <w:rPr>
-          <w:rFonts w:hint="eastAsia"/>
-        </w:rPr>
-        <w:t>→</w:t>
-      </w:r>
-      <w:r>
-        <w:rPr>
-          <w:rFonts w:hint="eastAsia"/>
-        </w:rPr>
-        <w:t>GPT3</w:t>
-      </w:r>
-      <w:r>
-        <w:rPr>
-          <w:rFonts w:hint="eastAsia"/>
-        </w:rPr>
-        <w:t>→</w:t>
-      </w:r>
-      <w:r>
-        <w:rPr>
-          <w:rFonts w:hint="eastAsia"/>
-        </w:rPr>
-        <w:t>GPT3.5</w:t>
-      </w:r>
-      <w:r>
-        <w:rPr>
-          <w:rFonts w:hint="eastAsia"/>
-        </w:rPr>
-        <w:t>→</w:t>
-      </w:r>
-      <w:r>
-        <w:rPr>
-          <w:rFonts w:hint="eastAsia"/>
-        </w:rPr>
-        <w:t>GPT4</w:t>
-      </w:r>
-      <w:r>
-        <w:rPr>
-          <w:rFonts w:hint="eastAsia"/>
-        </w:rPr>
-        <w:t>→</w:t>
-      </w:r>
-      <w:r>
-        <w:rPr>
-          <w:rFonts w:hint="eastAsia"/>
-        </w:rPr>
-        <w:t>GPT-4o</w:t>
-      </w:r>
-      <w:r>
-        <w:rPr>
-          <w:rFonts w:hint="eastAsia"/>
-        </w:rPr>
-        <w:t>）、</w:t>
-      </w:r>
-      <w:proofErr w:type="spellStart"/>
-      <w:r>
-        <w:rPr>
-          <w:rFonts w:hint="eastAsia"/>
-        </w:rPr>
-        <w:t>LLaMA</w:t>
-      </w:r>
-      <w:proofErr w:type="spellEnd"/>
-      <w:r>
-        <w:rPr>
-          <w:rFonts w:hint="eastAsia"/>
-        </w:rPr>
-        <w:t>、文心一言、通义千问，全部基于</w:t>
-      </w:r>
-      <w:r>
-        <w:rPr>
-          <w:rFonts w:hint="eastAsia"/>
-        </w:rPr>
-        <w:t>Transformer</w:t>
-      </w:r>
-      <w:r>
-        <w:rPr>
-          <w:rFonts w:hint="eastAsia"/>
-        </w:rPr>
-        <w:t>解码器架构。</w:t>
-      </w:r>
-    </w:p>
-    <w:p>
-      <w:pPr>
-        <w:pStyle w:val="3"/>
-      </w:pPr>
-      <w:r>
-        <w:rPr>
-          <w:rFonts w:hint="eastAsia"/>
-        </w:rPr>
-        <w:t>现代文生图生成模型（淘汰原生</w:t>
-      </w:r>
-      <w:r>
-        <w:rPr>
-          <w:rFonts w:hint="eastAsia"/>
-        </w:rPr>
-        <w:t>GAN</w:t>
-      </w:r>
-      <w:r>
-        <w:rPr>
-          <w:rFonts w:hint="eastAsia"/>
-        </w:rPr>
-        <w:t>）</w:t>
-      </w:r>
-    </w:p>
-    <w:p>
-      <w:pPr>
-        <w:ind w:firstLine="420"/>
-      </w:pPr>
-      <w:r>
-        <w:rPr>
-          <w:rFonts w:hint="eastAsia"/>
-        </w:rPr>
-        <w:t>在</w:t>
-      </w:r>
-      <w:r>
-        <w:rPr>
-          <w:rFonts w:hint="eastAsia"/>
-        </w:rPr>
-        <w:t>Transformer+</w:t>
-      </w:r>
-      <w:r>
-        <w:rPr>
-          <w:rFonts w:hint="eastAsia"/>
-        </w:rPr>
-        <w:t>扩散模型基础上，新一代生成模型碾压原生</w:t>
-      </w:r>
-      <w:r>
-        <w:rPr>
-          <w:rFonts w:hint="eastAsia"/>
-        </w:rPr>
-        <w:t>GAN</w:t>
-      </w:r>
-      <w:r>
-        <w:rPr>
-          <w:rFonts w:hint="eastAsia"/>
-        </w:rPr>
-        <w:t>：</w:t>
-      </w:r>
-    </w:p>
-    <w:p>
-      <w:pPr>
-        <w:ind w:firstLine="420"/>
-      </w:pPr>
-      <w:r>
-        <w:rPr>
-          <w:rFonts w:hint="eastAsia"/>
-        </w:rPr>
-        <w:t xml:space="preserve">- Diffusion Model </w:t>
-      </w:r>
-      <w:r>
-        <w:rPr>
-          <w:rFonts w:hint="eastAsia"/>
-        </w:rPr>
-        <w:t>扩散模型（</w:t>
-      </w:r>
-      <w:r>
-        <w:rPr>
-          <w:rFonts w:hint="eastAsia"/>
-        </w:rPr>
-        <w:t>2015</w:t>
-      </w:r>
-      <w:r>
-        <w:rPr>
-          <w:rFonts w:hint="eastAsia"/>
-        </w:rPr>
-        <w:t>提出，</w:t>
-      </w:r>
-      <w:r>
-        <w:rPr>
-          <w:rFonts w:hint="eastAsia"/>
-        </w:rPr>
-        <w:t>2022</w:t>
-      </w:r>
-      <w:r>
-        <w:rPr>
-          <w:rFonts w:hint="eastAsia"/>
-        </w:rPr>
-        <w:t>爆火）：</w:t>
-      </w:r>
-      <w:r>
-        <w:rPr>
-          <w:rFonts w:hint="eastAsia"/>
-        </w:rPr>
-        <w:t>Midjourney</w:t>
-      </w:r>
-      <w:r>
-        <w:rPr>
-          <w:rFonts w:hint="eastAsia"/>
-        </w:rPr>
-        <w:t>、</w:t>
-      </w:r>
-      <w:r>
-        <w:rPr>
-          <w:rFonts w:hint="eastAsia"/>
-        </w:rPr>
-        <w:t>Stable Diffusion</w:t>
-      </w:r>
-      <w:r>
-        <w:rPr>
-          <w:rFonts w:hint="eastAsia"/>
-        </w:rPr>
-        <w:t>底层算法，现在</w:t>
-      </w:r>
-      <w:r>
-        <w:rPr>
-          <w:rFonts w:hint="eastAsia"/>
-        </w:rPr>
-        <w:t>AI</w:t>
-      </w:r>
-      <w:r>
-        <w:rPr>
-          <w:rFonts w:hint="eastAsia"/>
-        </w:rPr>
-        <w:t>绘画主流，全面超越原生</w:t>
-      </w:r>
-      <w:r>
-        <w:rPr>
-          <w:rFonts w:hint="eastAsia"/>
-        </w:rPr>
-        <w:t>GAN</w:t>
-      </w:r>
-    </w:p>
-    <w:p>
-      <w:pPr>
-        <w:ind w:firstLine="420"/>
-      </w:pPr>
-      <w:r>
-        <w:rPr>
-          <w:rFonts w:hint="eastAsia"/>
-        </w:rPr>
-        <w:t>- Sora</w:t>
-      </w:r>
-      <w:r>
-        <w:rPr>
-          <w:rFonts w:hint="eastAsia"/>
-        </w:rPr>
-        <w:t>视频生成、多模态生成模型</w:t>
-      </w:r>
-    </w:p>
-    <w:p>
-      <w:pPr>
-        <w:pStyle w:val="3"/>
-      </w:pPr>
-      <w:r>
-        <w:rPr>
-          <w:rFonts w:hint="eastAsia"/>
-        </w:rPr>
-        <w:t>前沿最新技术（</w:t>
-      </w:r>
-      <w:r>
-        <w:rPr>
-          <w:rFonts w:hint="eastAsia"/>
-        </w:rPr>
-        <w:t>2024~2026</w:t>
-      </w:r>
-      <w:r>
-        <w:rPr>
-          <w:rFonts w:hint="eastAsia"/>
-        </w:rPr>
-        <w:t>当前）</w:t>
-      </w:r>
-    </w:p>
-    <w:p>
-      <w:pPr>
-        <w:ind w:firstLine="420"/>
-      </w:pPr>
-      <w:r>
-        <w:rPr>
-          <w:rFonts w:hint="eastAsia"/>
-        </w:rPr>
-        <w:t>Mamba</w:t>
-      </w:r>
-      <w:r>
-        <w:rPr>
-          <w:rFonts w:hint="eastAsia"/>
-        </w:rPr>
-        <w:t>线性</w:t>
-      </w:r>
-      <w:r>
-        <w:rPr>
-          <w:rFonts w:hint="eastAsia"/>
-        </w:rPr>
-        <w:t>Transformer</w:t>
-      </w:r>
-      <w:r>
-        <w:rPr>
-          <w:rFonts w:hint="eastAsia"/>
-        </w:rPr>
-        <w:t>、混合专家模型</w:t>
-      </w:r>
-      <w:proofErr w:type="spellStart"/>
-      <w:r>
-        <w:rPr>
-          <w:rFonts w:hint="eastAsia"/>
-        </w:rPr>
-        <w:t>MoE</w:t>
-      </w:r>
-      <w:proofErr w:type="spellEnd"/>
-      <w:r>
-        <w:rPr>
-          <w:rFonts w:hint="eastAsia"/>
-        </w:rPr>
-        <w:t>、</w:t>
-      </w:r>
-      <w:proofErr w:type="gramStart"/>
-      <w:r>
-        <w:rPr>
-          <w:rFonts w:hint="eastAsia"/>
-        </w:rPr>
-        <w:t>稀疏大</w:t>
-      </w:r>
-      <w:proofErr w:type="gramEnd"/>
-      <w:r>
-        <w:rPr>
-          <w:rFonts w:hint="eastAsia"/>
-        </w:rPr>
-        <w:t>模型、多模态统一模型、小模型蒸馏轻量化技术</w:t>
-      </w:r>
-      <w:r>
-        <w:rPr>
-          <w:rFonts w:hint="eastAsia"/>
-        </w:rPr>
-        <w:t>。</w:t>
-      </w:r>
-    </w:p>
-    <w:p>
-      <w:pPr>
         <w:pStyle w:val="1"/>
       </w:pPr>
       <w:r>
         <w:rPr>
           <w:rFonts w:hint="eastAsia"/>
         </w:rPr>
-        <w:lastRenderedPageBreak/>
         <w:t>原理</w:t>
       </w:r>
     </w:p>
@@ -3979,7 +4284,7 @@
                     <pic:cNvPicPr/>
                   </pic:nvPicPr>
                   <pic:blipFill>
-                    <a:blip r:embed="rId7"/>
+                    <a:blip r:embed="rId8"/>
                     <a:stretch>
                       <a:fillRect/>
                     </a:stretch>
@@ -3999,19 +4304,11 @@
           </wp:anchor>
         </w:drawing>
       </w:r>
-      <w:proofErr w:type="spellStart"/>
-      <w:r>
-        <w:rPr>
-          <w:rFonts w:hint="eastAsia"/>
-        </w:rPr>
-        <w:t>Perceptrons</w:t>
-      </w:r>
-      <w:proofErr w:type="spellEnd"/>
-      <w:r>
-        <w:rPr>
-          <w:rFonts w:hint="eastAsia"/>
-        </w:rPr>
-        <w:t xml:space="preserve"> </w:t>
+      <w:r>
+        <w:rPr>
+          <w:rFonts w:hint="eastAsia"/>
+        </w:rPr>
+        <w:t xml:space="preserve">Perceptrons </w:t>
       </w:r>
       <w:r>
         <w:rPr>
@@ -4052,7 +4349,7 @@
                     <pic:cNvPicPr/>
                   </pic:nvPicPr>
                   <pic:blipFill>
-                    <a:blip r:embed="rId8"/>
+                    <a:blip r:embed="rId9"/>
                     <a:stretch>
                       <a:fillRect/>
                     </a:stretch>
@@ -4120,7 +4417,7 @@
                     <pic:cNvPicPr/>
                   </pic:nvPicPr>
                   <pic:blipFill>
-                    <a:blip r:embed="rId9"/>
+                    <a:blip r:embed="rId10"/>
                     <a:stretch>
                       <a:fillRect/>
                     </a:stretch>
@@ -4201,7 +4498,7 @@
                     <pic:cNvPicPr/>
                   </pic:nvPicPr>
                   <pic:blipFill>
-                    <a:blip r:embed="rId10"/>
+                    <a:blip r:embed="rId11"/>
                     <a:stretch>
                       <a:fillRect/>
                     </a:stretch>
@@ -4279,7 +4576,7 @@
                     <pic:cNvPicPr/>
                   </pic:nvPicPr>
                   <pic:blipFill>
-                    <a:blip r:embed="rId11"/>
+                    <a:blip r:embed="rId12"/>
                     <a:stretch>
                       <a:fillRect/>
                     </a:stretch>
@@ -4357,21 +4654,7 @@
         <w:rPr>
           <w:rFonts w:hint="eastAsia"/>
         </w:rPr>
-        <w:t>。比如我们做完型填空时，可能需要整合全文</w:t>
-      </w:r>
-      <w:proofErr w:type="gramStart"/>
-      <w:r>
-        <w:rPr>
-          <w:rFonts w:hint="eastAsia"/>
-        </w:rPr>
-        <w:t>来填某一个</w:t>
-      </w:r>
-      <w:proofErr w:type="gramEnd"/>
-      <w:r>
-        <w:rPr>
-          <w:rFonts w:hint="eastAsia"/>
-        </w:rPr>
-        <w:t>句子，比如</w:t>
+        <w:t>。比如我们做完型填空时，可能需要整合全文来填某一个句子，比如</w:t>
       </w:r>
       <w:r>
         <w:rPr>
@@ -4401,49 +4684,7 @@
         <w:rPr>
           <w:rFonts w:hint="eastAsia"/>
         </w:rPr>
-        <w:t>.</w:t>
-      </w:r>
-      <w:proofErr w:type="gramStart"/>
-      <w:r>
-        <w:rPr>
-          <w:rFonts w:hint="eastAsia"/>
-        </w:rPr>
-        <w:t>....I</w:t>
-      </w:r>
-      <w:proofErr w:type="gramEnd"/>
-      <w:r>
-        <w:rPr>
-          <w:rFonts w:hint="eastAsia"/>
-        </w:rPr>
-        <w:t xml:space="preserve"> speak </w:t>
-      </w:r>
-      <w:proofErr w:type="gramStart"/>
-      <w:r>
-        <w:rPr>
-          <w:rFonts w:hint="eastAsia"/>
-        </w:rPr>
-        <w:t xml:space="preserve">fluent </w:t>
-      </w:r>
-      <w:proofErr w:type="gramEnd"/>
-      <w:r>
-        <w:rPr>
-          <w:rFonts w:hint="eastAsia"/>
-        </w:rPr>
-        <w:t>____</w:t>
-      </w:r>
-      <w:proofErr w:type="gramStart"/>
-      <w:r>
-        <w:rPr>
-          <w:rFonts w:hint="eastAsia"/>
-        </w:rPr>
-        <w:t>_ .</w:t>
-      </w:r>
-      <w:proofErr w:type="gramEnd"/>
-      <w:r>
-        <w:rPr>
-          <w:rFonts w:hint="eastAsia"/>
-        </w:rPr>
-        <w:t xml:space="preserve"> </w:t>
+        <w:t xml:space="preserve">.....I speak fluent _____ . </w:t>
       </w:r>
       <w:r>
         <w:rPr>
@@ -4541,7 +4782,7 @@
                     <pic:cNvPicPr/>
                   </pic:nvPicPr>
                   <pic:blipFill>
-                    <a:blip r:embed="rId12"/>
+                    <a:blip r:embed="rId13"/>
                     <a:stretch>
                       <a:fillRect/>
                     </a:stretch>
@@ -4611,7 +4852,7 @@
                     <pic:cNvPicPr/>
                   </pic:nvPicPr>
                   <pic:blipFill>
-                    <a:blip r:embed="rId13"/>
+                    <a:blip r:embed="rId14"/>
                     <a:stretch>
                       <a:fillRect/>
                     </a:stretch>
@@ -5301,7 +5542,6 @@
   <w:style w:type="character" w:default="1" w:styleId="a0">
     <w:name w:val="Default Paragraph Font"/>
     <w:uiPriority w:val="1"/>
-    <w:semiHidden/>
     <w:unhideWhenUsed/>
   </w:style>
   <w:style w:type="table" w:default="1" w:styleId="a1">

--- a/3. 深度学习/Deep Learning.docx
+++ b/3. 深度学习/Deep Learning.docx
@@ -132,18 +132,60 @@
         <w:rPr>
           <w:rFonts w:hint="eastAsia"/>
         </w:rPr>
-        <w:t>输出函数对输入的非相关变化（位置的变化，方向变化，光照变化，语音的高音和低音变化）不敏感，而对类别敏感（如白狼和萨摩耶犬）。</w:t>
-      </w:r>
-    </w:p>
-    <w:p>
-      <w:pPr>
-        <w:ind w:firstLine="420"/>
-      </w:pPr>
-      <w:r>
-        <w:rPr>
-          <w:rFonts w:hint="eastAsia"/>
-        </w:rPr>
-        <w:t>在像素级别，两张不同的姿态，不同环境下萨摩耶犬的照片会有极大的不同，而同样的背景，同样位置的萨摩耶犬和白狼的照片可能非常相似。对直接操作图像像素的线性分类器或者其他“浅层”分类器可能不容易区分后两张照片，同时将前两张放在同一类。这就是为什么浅层分类器需要好的特征提取器—有选择地产生图片中重要类别信息的表示，同时对无关信息如姿态具有不变性—</w:t>
+        <w:t>输出函数对输入的非相关变化（位置的变化，方向变化，光照变化，语音的高音和低音变化）不敏感，而对类别敏感（如白狼和</w:t>
+      </w:r>
+      <w:proofErr w:type="gramStart"/>
+      <w:r>
+        <w:rPr>
+          <w:rFonts w:hint="eastAsia"/>
+        </w:rPr>
+        <w:t>萨</w:t>
+      </w:r>
+      <w:proofErr w:type="gramEnd"/>
+      <w:r>
+        <w:rPr>
+          <w:rFonts w:hint="eastAsia"/>
+        </w:rPr>
+        <w:t>摩耶犬）。</w:t>
+      </w:r>
+    </w:p>
+    <w:p>
+      <w:pPr>
+        <w:ind w:firstLine="420"/>
+      </w:pPr>
+      <w:r>
+        <w:rPr>
+          <w:rFonts w:hint="eastAsia"/>
+        </w:rPr>
+        <w:t>在像素级别，两张不同的姿态，不同环境下</w:t>
+      </w:r>
+      <w:proofErr w:type="gramStart"/>
+      <w:r>
+        <w:rPr>
+          <w:rFonts w:hint="eastAsia"/>
+        </w:rPr>
+        <w:t>萨摩耶犬的</w:t>
+      </w:r>
+      <w:proofErr w:type="gramEnd"/>
+      <w:r>
+        <w:rPr>
+          <w:rFonts w:hint="eastAsia"/>
+        </w:rPr>
+        <w:t>照片会有极大的不同，而同样的背景，同样位置的</w:t>
+      </w:r>
+      <w:proofErr w:type="gramStart"/>
+      <w:r>
+        <w:rPr>
+          <w:rFonts w:hint="eastAsia"/>
+        </w:rPr>
+        <w:t>萨摩耶犬和</w:t>
+      </w:r>
+      <w:proofErr w:type="gramEnd"/>
+      <w:r>
+        <w:rPr>
+          <w:rFonts w:hint="eastAsia"/>
+        </w:rPr>
+        <w:t>白狼的照片可能非常相似。对直接操作图像像素的线性分类器或者其他“浅层”分类器可能不容易区分后两张照片，同时将前两张放在同一类。这就是为什么浅层分类器需要好的特征提取器—有选择地产生图片中重要类别信息的表示，同时对无关信息如姿态具有不变性—</w:t>
       </w:r>
       <w:r>
         <w:rPr>
@@ -172,7 +214,21 @@
         <w:rPr>
           <w:rFonts w:hint="eastAsia"/>
         </w:rPr>
-        <w:t>为了让分类器更强大，可以使用广义非线性特征以及核函数方法。但广义特征（如高斯核函数）泛华能力差，常规的方法是手动设计好的特征提取器，而这需要大量工程经验和领域专家才能完成。如果好的特征可以使用通过学习的方法自动学习得到，上述问题就可以避免，这是深度学习的核心优势。</w:t>
+        <w:t>为了让分类器更强大，可以使用广义非线性特征以及核函数方法。但广义特征（如高斯核函数）泛</w:t>
+      </w:r>
+      <w:proofErr w:type="gramStart"/>
+      <w:r>
+        <w:rPr>
+          <w:rFonts w:hint="eastAsia"/>
+        </w:rPr>
+        <w:t>华能力</w:t>
+      </w:r>
+      <w:proofErr w:type="gramEnd"/>
+      <w:r>
+        <w:rPr>
+          <w:rFonts w:hint="eastAsia"/>
+        </w:rPr>
+        <w:t>差，常规的方法是手动设计好的特征提取器，而这需要大量工程经验和领域专家才能完成。如果好的特征可以使用通过学习的方法自动学习得到，上述问题就可以避免，这是深度学习的核心优势。</w:t>
       </w:r>
     </w:p>
     <w:p/>
@@ -261,92 +317,146 @@
           <w:b/>
           <w:bCs/>
         </w:rPr>
-        <w:t>核心结构（双网络博弈架构）：</w:t>
-      </w:r>
-    </w:p>
-    <w:p>
-      <w:pPr>
-        <w:ind w:firstLine="420"/>
-      </w:pPr>
-      <w:r>
-        <w:rPr>
-          <w:rFonts w:hint="eastAsia"/>
-        </w:rPr>
-        <w:t>它天生由两个深度学习神经网络互相对抗组成：</w:t>
-      </w:r>
-    </w:p>
-    <w:p>
-      <w:pPr>
-        <w:ind w:firstLine="420"/>
-      </w:pPr>
-      <w:r>
-        <w:rPr>
-          <w:rFonts w:hint="eastAsia"/>
-        </w:rPr>
-        <w:t>1</w:t>
-      </w:r>
-      <w:r>
-        <w:rPr>
-          <w:rFonts w:hint="eastAsia"/>
-        </w:rPr>
-        <w:t>、生成器</w:t>
-      </w:r>
-      <w:r>
-        <w:rPr>
-          <w:rFonts w:hint="eastAsia"/>
-        </w:rPr>
-        <w:t xml:space="preserve"> Generator (G)</w:t>
-      </w:r>
-      <w:r>
-        <w:rPr>
-          <w:rFonts w:hint="eastAsia"/>
-        </w:rPr>
-        <w:t>：造假大师，学习真实数据的分布，凭空生成假数据（图片、音频、文本）</w:t>
-      </w:r>
-    </w:p>
-    <w:p>
-      <w:pPr>
-        <w:ind w:firstLine="420"/>
-      </w:pPr>
-      <w:r>
-        <w:rPr>
-          <w:rFonts w:hint="eastAsia"/>
-        </w:rPr>
-        <w:t>2</w:t>
-      </w:r>
-      <w:r>
-        <w:rPr>
-          <w:rFonts w:hint="eastAsia"/>
-        </w:rPr>
-        <w:t>、判别器</w:t>
-      </w:r>
-      <w:r>
-        <w:rPr>
-          <w:rFonts w:hint="eastAsia"/>
-        </w:rPr>
-        <w:t xml:space="preserve"> Discriminator (D)</w:t>
-      </w:r>
-      <w:r>
-        <w:rPr>
-          <w:rFonts w:hint="eastAsia"/>
-        </w:rPr>
-        <w:t>：鉴假大师，二分类神经网络，判断输入数据是「真实数据」还是「生成器造的假数据」</w:t>
-      </w:r>
-    </w:p>
-    <w:p>
-      <w:pPr>
-        <w:ind w:firstLine="420"/>
-        <w:rPr>
+        <w:t>核心结构（</w:t>
+      </w:r>
+      <w:proofErr w:type="gramStart"/>
+      <w:r>
+        <w:rPr>
+          <w:rFonts w:hint="eastAsia"/>
           <w:b/>
           <w:bCs/>
         </w:rPr>
-      </w:pPr>
+        <w:t>双网络</w:t>
+      </w:r>
+      <w:proofErr w:type="gramEnd"/>
       <w:r>
         <w:rPr>
           <w:rFonts w:hint="eastAsia"/>
           <w:b/>
           <w:bCs/>
         </w:rPr>
+        <w:t>博弈架构）：</w:t>
+      </w:r>
+    </w:p>
+    <w:p>
+      <w:pPr>
+        <w:ind w:firstLine="420"/>
+      </w:pPr>
+      <w:r>
+        <w:rPr>
+          <w:rFonts w:hint="eastAsia"/>
+        </w:rPr>
+        <w:t>它</w:t>
+      </w:r>
+      <w:proofErr w:type="gramStart"/>
+      <w:r>
+        <w:rPr>
+          <w:rFonts w:hint="eastAsia"/>
+        </w:rPr>
+        <w:t>天生由</w:t>
+      </w:r>
+      <w:proofErr w:type="gramEnd"/>
+      <w:r>
+        <w:rPr>
+          <w:rFonts w:hint="eastAsia"/>
+        </w:rPr>
+        <w:t>两个深度学习神经网络互相对抗组成：</w:t>
+      </w:r>
+    </w:p>
+    <w:p>
+      <w:pPr>
+        <w:ind w:firstLine="420"/>
+      </w:pPr>
+      <w:r>
+        <w:rPr>
+          <w:rFonts w:hint="eastAsia"/>
+        </w:rPr>
+        <w:t>1</w:t>
+      </w:r>
+      <w:r>
+        <w:rPr>
+          <w:rFonts w:hint="eastAsia"/>
+        </w:rPr>
+        <w:t>、生成器</w:t>
+      </w:r>
+      <w:r>
+        <w:rPr>
+          <w:rFonts w:hint="eastAsia"/>
+        </w:rPr>
+        <w:t xml:space="preserve"> Generator (G)</w:t>
+      </w:r>
+      <w:r>
+        <w:rPr>
+          <w:rFonts w:hint="eastAsia"/>
+        </w:rPr>
+        <w:t>：造假大师，学习真实数据的分布，凭空</w:t>
+      </w:r>
+      <w:proofErr w:type="gramStart"/>
+      <w:r>
+        <w:rPr>
+          <w:rFonts w:hint="eastAsia"/>
+        </w:rPr>
+        <w:t>生成假</w:t>
+      </w:r>
+      <w:proofErr w:type="gramEnd"/>
+      <w:r>
+        <w:rPr>
+          <w:rFonts w:hint="eastAsia"/>
+        </w:rPr>
+        <w:t>数据（图片、音频、文本）</w:t>
+      </w:r>
+    </w:p>
+    <w:p>
+      <w:pPr>
+        <w:ind w:firstLine="420"/>
+      </w:pPr>
+      <w:r>
+        <w:rPr>
+          <w:rFonts w:hint="eastAsia"/>
+        </w:rPr>
+        <w:t>2</w:t>
+      </w:r>
+      <w:r>
+        <w:rPr>
+          <w:rFonts w:hint="eastAsia"/>
+        </w:rPr>
+        <w:t>、</w:t>
+      </w:r>
+      <w:proofErr w:type="gramStart"/>
+      <w:r>
+        <w:rPr>
+          <w:rFonts w:hint="eastAsia"/>
+        </w:rPr>
+        <w:t>判别器</w:t>
+      </w:r>
+      <w:proofErr w:type="gramEnd"/>
+      <w:r>
+        <w:rPr>
+          <w:rFonts w:hint="eastAsia"/>
+        </w:rPr>
+        <w:t xml:space="preserve"> Discriminator (D)</w:t>
+      </w:r>
+      <w:r>
+        <w:rPr>
+          <w:rFonts w:hint="eastAsia"/>
+        </w:rPr>
+        <w:t>：鉴假大师，二分类神经网络，判断输入数据是「真实数据」还是「生成器造的假数据」</w:t>
+      </w:r>
+    </w:p>
+    <w:p>
+      <w:pPr>
+        <w:ind w:firstLine="420"/>
+        <w:rPr>
+          <w:b/>
+          <w:bCs/>
+        </w:rPr>
+      </w:pPr>
+      <w:r>
+        <w:rPr>
+          <w:rFonts w:hint="eastAsia"/>
+          <w:b/>
+          <w:bCs/>
+        </w:rPr>
         <w:t>训练核心逻辑：零和博弈对抗训练</w:t>
       </w:r>
     </w:p>
@@ -388,11 +498,19 @@
         </w:rPr>
         <w:t xml:space="preserve">- </w:t>
       </w:r>
-      <w:r>
-        <w:rPr>
-          <w:rFonts w:hint="eastAsia"/>
-        </w:rPr>
-        <w:t>判别器拼命提升眼力，区分真假</w:t>
+      <w:proofErr w:type="gramStart"/>
+      <w:r>
+        <w:rPr>
+          <w:rFonts w:hint="eastAsia"/>
+        </w:rPr>
+        <w:t>判别器</w:t>
+      </w:r>
+      <w:proofErr w:type="gramEnd"/>
+      <w:r>
+        <w:rPr>
+          <w:rFonts w:hint="eastAsia"/>
+        </w:rPr>
+        <w:t>拼命提升眼力，区分真假</w:t>
       </w:r>
     </w:p>
     <w:p>
@@ -409,7 +527,21 @@
         <w:rPr>
           <w:rFonts w:hint="eastAsia"/>
         </w:rPr>
-        <w:t>最终平衡点：生成器能造出和真实数据几乎一模一样的数据，判别器无法分辨真假</w:t>
+        <w:t>最终平衡点：生成器能造出和真实数据几乎一模一样的数据，</w:t>
+      </w:r>
+      <w:proofErr w:type="gramStart"/>
+      <w:r>
+        <w:rPr>
+          <w:rFonts w:hint="eastAsia"/>
+        </w:rPr>
+        <w:t>判别器</w:t>
+      </w:r>
+      <w:proofErr w:type="gramEnd"/>
+      <w:r>
+        <w:rPr>
+          <w:rFonts w:hint="eastAsia"/>
+        </w:rPr>
+        <w:t>无法分辨真假</w:t>
       </w:r>
     </w:p>
     <w:p>
@@ -614,7 +746,21 @@
         <w:rPr>
           <w:rFonts w:hint="eastAsia"/>
         </w:rPr>
-        <w:t>模拟人脑神经元结构搭建的数学模型，最基础单元是人工神经元，通过层与层之间的权重连接，拟合输入到输出的映射。</w:t>
+        <w:t>模拟人脑神经元结构搭建的数学模型，</w:t>
+      </w:r>
+      <w:proofErr w:type="gramStart"/>
+      <w:r>
+        <w:rPr>
+          <w:rFonts w:hint="eastAsia"/>
+        </w:rPr>
+        <w:t>最</w:t>
+      </w:r>
+      <w:proofErr w:type="gramEnd"/>
+      <w:r>
+        <w:rPr>
+          <w:rFonts w:hint="eastAsia"/>
+        </w:rPr>
+        <w:t>基础单元是人工神经元，通过层与层之间的权重连接，拟合输入到输出的映射。</w:t>
       </w:r>
     </w:p>
     <w:p>
@@ -1074,8 +1220,17 @@
           <w:rFonts w:hint="eastAsia"/>
           <w:color w:val="EE0000"/>
         </w:rPr>
-        <w:t>隐藏层数量</w:t>
-      </w:r>
+        <w:t>隐藏</w:t>
+      </w:r>
+      <w:proofErr w:type="gramStart"/>
+      <w:r>
+        <w:rPr>
+          <w:rFonts w:hint="eastAsia"/>
+          <w:color w:val="EE0000"/>
+        </w:rPr>
+        <w:t>层数量</w:t>
+      </w:r>
+      <w:proofErr w:type="gramEnd"/>
       <w:r>
         <w:rPr>
           <w:rFonts w:hint="eastAsia"/>
@@ -1200,11 +1355,19 @@
         </w:rPr>
         <w:t xml:space="preserve">- </w:t>
       </w:r>
-      <w:r>
-        <w:rPr>
-          <w:rFonts w:hint="eastAsia"/>
-        </w:rPr>
-        <w:t>算力依赖大，需要大数据</w:t>
+      <w:proofErr w:type="gramStart"/>
+      <w:r>
+        <w:rPr>
+          <w:rFonts w:hint="eastAsia"/>
+        </w:rPr>
+        <w:t>算力依赖</w:t>
+      </w:r>
+      <w:proofErr w:type="gramEnd"/>
+      <w:r>
+        <w:rPr>
+          <w:rFonts w:hint="eastAsia"/>
+        </w:rPr>
+        <w:t>大，需要大数据</w:t>
       </w:r>
       <w:r>
         <w:rPr>
@@ -1295,9 +1458,6 @@
     <w:p>
       <w:pPr>
         <w:jc w:val="center"/>
-        <w:rPr>
-          <w:rFonts w:hint="eastAsia"/>
-        </w:rPr>
       </w:pPr>
       <w:r>
         <w:rPr>
@@ -1382,7 +1542,15 @@
         <w:ind w:firstLine="420"/>
       </w:pPr>
       <w:r>
-        <w:t>核心技术栈：</w:t>
+        <w:t>核心技术</w:t>
+      </w:r>
+      <w:proofErr w:type="gramStart"/>
+      <w:r>
+        <w:t>栈</w:t>
+      </w:r>
+      <w:proofErr w:type="gramEnd"/>
+      <w:r>
+        <w:t>：</w:t>
       </w:r>
     </w:p>
     <w:p>
@@ -1459,8 +1627,13 @@
       <w:r>
         <w:t>实现工具：</w:t>
       </w:r>
-      <w:r>
-        <w:t>PyTorch/TensorFlow</w:t>
+      <w:proofErr w:type="spellStart"/>
+      <w:r>
+        <w:t>PyTorch</w:t>
+      </w:r>
+      <w:proofErr w:type="spellEnd"/>
+      <w:r>
+        <w:t>/TensorFlow</w:t>
       </w:r>
     </w:p>
     <w:p>
@@ -1539,9 +1712,11 @@
       <w:r>
         <w:t>、</w:t>
       </w:r>
+      <w:proofErr w:type="spellStart"/>
       <w:r>
         <w:t>LLaMA</w:t>
       </w:r>
+      <w:proofErr w:type="spellEnd"/>
       <w:r>
         <w:t>、</w:t>
       </w:r>
@@ -1589,8 +1764,13 @@
         <w:t xml:space="preserve">- </w:t>
       </w:r>
       <w:r>
-        <w:t>训练方式：海量文本预训练</w:t>
-      </w:r>
+        <w:t>训练方式：海量文本</w:t>
+      </w:r>
+      <w:proofErr w:type="gramStart"/>
+      <w:r>
+        <w:t>预训练</w:t>
+      </w:r>
+      <w:proofErr w:type="gramEnd"/>
       <w:r>
         <w:t xml:space="preserve"> + </w:t>
       </w:r>
@@ -1710,8 +1890,13 @@
         <w:t>深度学习：包括图像（</w:t>
       </w:r>
       <w:r>
-        <w:t>CNN/ViT</w:t>
-      </w:r>
+        <w:t>CNN/</w:t>
+      </w:r>
+      <w:proofErr w:type="spellStart"/>
+      <w:r>
+        <w:t>ViT</w:t>
+      </w:r>
+      <w:proofErr w:type="spellEnd"/>
       <w:r>
         <w:t>）、语音、推荐、</w:t>
       </w:r>
@@ -1772,9 +1957,11 @@
       <w:pPr>
         <w:ind w:firstLine="420"/>
       </w:pPr>
+      <w:proofErr w:type="spellStart"/>
       <w:r>
         <w:t>PyTorch</w:t>
       </w:r>
+      <w:proofErr w:type="spellEnd"/>
       <w:r>
         <w:t>（工具）</w:t>
       </w:r>
@@ -1788,8 +1975,13 @@
         <w:t xml:space="preserve">→ </w:t>
       </w:r>
       <w:r>
-        <w:t>深度学习训练（预训练</w:t>
-      </w:r>
+        <w:t>深度学习训练（</w:t>
+      </w:r>
+      <w:proofErr w:type="gramStart"/>
+      <w:r>
+        <w:t>预训练</w:t>
+      </w:r>
+      <w:proofErr w:type="gramEnd"/>
       <w:r>
         <w:t>/</w:t>
       </w:r>
@@ -1850,9 +2042,6 @@
     <w:p>
       <w:pPr>
         <w:ind w:firstLine="420"/>
-        <w:rPr>
-          <w:rFonts w:hint="eastAsia"/>
-        </w:rPr>
       </w:pPr>
       <w:r>
         <w:t xml:space="preserve">LLM </w:t>
@@ -2023,11 +2212,19 @@
         </w:rPr>
         <w:t xml:space="preserve">    </w:t>
       </w:r>
-      <w:r>
-        <w:rPr>
-          <w:rFonts w:hint="eastAsia"/>
-        </w:rPr>
-        <w:t>你导图线性模型分类分支的起点，所有神经网络的始祖。</w:t>
+      <w:proofErr w:type="gramStart"/>
+      <w:r>
+        <w:rPr>
+          <w:rFonts w:hint="eastAsia"/>
+        </w:rPr>
+        <w:t>你导图</w:t>
+      </w:r>
+      <w:proofErr w:type="gramEnd"/>
+      <w:r>
+        <w:rPr>
+          <w:rFonts w:hint="eastAsia"/>
+        </w:rPr>
+        <w:t>线性模型分类分支的起点，所有神经网络的始祖。</w:t>
       </w:r>
     </w:p>
     <w:p>
@@ -2117,11 +2314,19 @@
         </w:rPr>
         <w:t xml:space="preserve">    </w:t>
       </w:r>
-      <w:r>
-        <w:rPr>
-          <w:rFonts w:hint="eastAsia"/>
-        </w:rPr>
-        <w:t>你导图里的</w:t>
+      <w:proofErr w:type="gramStart"/>
+      <w:r>
+        <w:rPr>
+          <w:rFonts w:hint="eastAsia"/>
+        </w:rPr>
+        <w:t>你导图里</w:t>
+      </w:r>
+      <w:proofErr w:type="gramEnd"/>
+      <w:r>
+        <w:rPr>
+          <w:rFonts w:hint="eastAsia"/>
+        </w:rPr>
+        <w:t>的</w:t>
       </w:r>
       <w:r>
         <w:rPr>
@@ -2133,7 +2338,21 @@
         <w:rPr>
           <w:rFonts w:hint="eastAsia"/>
         </w:rPr>
-        <w:t>，深度学习最基础骨架，后续</w:t>
+        <w:t>，深度学习</w:t>
+      </w:r>
+      <w:proofErr w:type="gramStart"/>
+      <w:r>
+        <w:rPr>
+          <w:rFonts w:hint="eastAsia"/>
+        </w:rPr>
+        <w:t>最</w:t>
+      </w:r>
+      <w:proofErr w:type="gramEnd"/>
+      <w:r>
+        <w:rPr>
+          <w:rFonts w:hint="eastAsia"/>
+        </w:rPr>
+        <w:t>基础骨架，后续</w:t>
       </w:r>
       <w:r>
         <w:rPr>
@@ -2181,7 +2400,21 @@
         <w:rPr>
           <w:rFonts w:hint="eastAsia"/>
         </w:rPr>
-        <w:t>基础上改结构而来。</w:t>
+        <w:t>基础上</w:t>
+      </w:r>
+      <w:proofErr w:type="gramStart"/>
+      <w:r>
+        <w:rPr>
+          <w:rFonts w:hint="eastAsia"/>
+        </w:rPr>
+        <w:t>改结构</w:t>
+      </w:r>
+      <w:proofErr w:type="gramEnd"/>
+      <w:r>
+        <w:rPr>
+          <w:rFonts w:hint="eastAsia"/>
+        </w:rPr>
+        <w:t>而来。</w:t>
       </w:r>
     </w:p>
     <w:p>
@@ -2195,8 +2428,16 @@
         <w:rPr>
           <w:rFonts w:hint="eastAsia"/>
         </w:rPr>
-        <w:t>局限：层数稍微加深就会梯度消失，无法做深层网络训练，因此沉寂近</w:t>
-      </w:r>
+        <w:t>局限：层数稍微加深就会梯度消失，无法做深层网络训练，因此</w:t>
+      </w:r>
+      <w:proofErr w:type="gramStart"/>
+      <w:r>
+        <w:rPr>
+          <w:rFonts w:hint="eastAsia"/>
+        </w:rPr>
+        <w:t>沉寂近</w:t>
+      </w:r>
+      <w:proofErr w:type="gramEnd"/>
       <w:r>
         <w:rPr>
           <w:rFonts w:hint="eastAsia"/>
@@ -2271,7 +2512,21 @@
         <w:rPr>
           <w:rFonts w:hint="eastAsia"/>
         </w:rPr>
-        <w:t>正式提出深度学习概念，解决梯度消失问题，解锁「多层隐藏深层网络」训练，对应你导图里的早期深度置信网络全家桶</w:t>
+        <w:t>正式提出深度学习概念，解决梯度消失问题，解锁「多层隐藏深层网络」训练，</w:t>
+      </w:r>
+      <w:proofErr w:type="gramStart"/>
+      <w:r>
+        <w:rPr>
+          <w:rFonts w:hint="eastAsia"/>
+        </w:rPr>
+        <w:t>对应你导图里</w:t>
+      </w:r>
+      <w:proofErr w:type="gramEnd"/>
+      <w:r>
+        <w:rPr>
+          <w:rFonts w:hint="eastAsia"/>
+        </w:rPr>
+        <w:t>的早期深度置信网络全家桶</w:t>
       </w:r>
     </w:p>
     <w:p>
@@ -2314,7 +2569,21 @@
         <w:rPr>
           <w:rFonts w:hint="eastAsia"/>
         </w:rPr>
-        <w:t>两层无监督神经网络，深度网络预训练的基础单元</w:t>
+        <w:t>两层无监督神经网络，深度网络</w:t>
+      </w:r>
+      <w:proofErr w:type="gramStart"/>
+      <w:r>
+        <w:rPr>
+          <w:rFonts w:hint="eastAsia"/>
+        </w:rPr>
+        <w:t>预训练</w:t>
+      </w:r>
+      <w:proofErr w:type="gramEnd"/>
+      <w:r>
+        <w:rPr>
+          <w:rFonts w:hint="eastAsia"/>
+        </w:rPr>
+        <w:t>的基础单元</w:t>
       </w:r>
     </w:p>
     <w:p>
@@ -2469,8 +2738,16 @@
         <w:rPr>
           <w:rFonts w:hint="eastAsia"/>
         </w:rPr>
-        <w:t xml:space="preserve"> AutoEncoder</w:t>
-      </w:r>
+        <w:t xml:space="preserve"> </w:t>
+      </w:r>
+      <w:proofErr w:type="spellStart"/>
+      <w:r>
+        <w:rPr>
+          <w:rFonts w:hint="eastAsia"/>
+        </w:rPr>
+        <w:t>AutoEncoder</w:t>
+      </w:r>
+      <w:proofErr w:type="spellEnd"/>
     </w:p>
     <w:p>
       <w:r>
@@ -2561,12 +2838,14 @@
       <w:pPr>
         <w:pStyle w:val="3"/>
       </w:pPr>
+      <w:proofErr w:type="spellStart"/>
       <w:r>
         <w:rPr>
           <w:rFonts w:hint="eastAsia"/>
         </w:rPr>
         <w:t>AlexNet</w:t>
       </w:r>
+      <w:proofErr w:type="spellEnd"/>
       <w:r>
         <w:rPr>
           <w:rFonts w:hint="eastAsia"/>
@@ -2697,24 +2976,28 @@
         </w:rPr>
         <w:t>、</w:t>
       </w:r>
+      <w:proofErr w:type="spellStart"/>
       <w:r>
         <w:rPr>
           <w:rFonts w:hint="eastAsia"/>
         </w:rPr>
         <w:t>GoogLeNet</w:t>
       </w:r>
+      <w:proofErr w:type="spellEnd"/>
       <w:r>
         <w:rPr>
           <w:rFonts w:hint="eastAsia"/>
         </w:rPr>
         <w:t>、</w:t>
       </w:r>
+      <w:proofErr w:type="spellStart"/>
       <w:r>
         <w:rPr>
           <w:rFonts w:hint="eastAsia"/>
         </w:rPr>
         <w:t>ResNet</w:t>
       </w:r>
+      <w:proofErr w:type="spellEnd"/>
       <w:r>
         <w:rPr>
           <w:rFonts w:hint="eastAsia"/>
@@ -2733,12 +3016,14 @@
         </w:rPr>
         <w:t>、</w:t>
       </w:r>
+      <w:proofErr w:type="spellStart"/>
       <w:r>
         <w:rPr>
           <w:rFonts w:hint="eastAsia"/>
         </w:rPr>
         <w:t>ViT</w:t>
       </w:r>
+      <w:proofErr w:type="spellEnd"/>
       <w:r>
         <w:rPr>
           <w:rFonts w:hint="eastAsia"/>
@@ -2936,7 +3221,21 @@
         <w:rPr>
           <w:rFonts w:hint="eastAsia"/>
         </w:rPr>
-        <w:t>，加入门控结构解决长距离遗忘问题，后续</w:t>
+        <w:t>，加入门</w:t>
+      </w:r>
+      <w:proofErr w:type="gramStart"/>
+      <w:r>
+        <w:rPr>
+          <w:rFonts w:hint="eastAsia"/>
+        </w:rPr>
+        <w:t>控结构</w:t>
+      </w:r>
+      <w:proofErr w:type="gramEnd"/>
+      <w:r>
+        <w:rPr>
+          <w:rFonts w:hint="eastAsia"/>
+        </w:rPr>
+        <w:t>解决长距离遗忘问题，后续</w:t>
       </w:r>
       <w:r>
         <w:rPr>
@@ -3212,12 +3511,14 @@
         </w:rPr>
         <w:t>、</w:t>
       </w:r>
+      <w:proofErr w:type="spellStart"/>
       <w:r>
         <w:rPr>
           <w:rFonts w:hint="eastAsia"/>
         </w:rPr>
         <w:t>CycleGAN</w:t>
       </w:r>
+      <w:proofErr w:type="spellEnd"/>
       <w:r>
         <w:rPr>
           <w:rFonts w:hint="eastAsia"/>
@@ -3289,11 +3590,19 @@
       <w:pPr>
         <w:pStyle w:val="3"/>
       </w:pPr>
-      <w:r>
-        <w:rPr>
-          <w:rFonts w:hint="eastAsia"/>
-        </w:rPr>
-        <w:t xml:space="preserve">ResNet </w:t>
+      <w:proofErr w:type="spellStart"/>
+      <w:r>
+        <w:rPr>
+          <w:rFonts w:hint="eastAsia"/>
+        </w:rPr>
+        <w:t>ResNet</w:t>
+      </w:r>
+      <w:proofErr w:type="spellEnd"/>
+      <w:r>
+        <w:rPr>
+          <w:rFonts w:hint="eastAsia"/>
+        </w:rPr>
+        <w:t xml:space="preserve"> </w:t>
       </w:r>
       <w:r>
         <w:rPr>
@@ -3370,12 +3679,14 @@
         </w:rPr>
         <w:t>深度无上限，目标检测、分割、医疗影像全部基于</w:t>
       </w:r>
+      <w:proofErr w:type="spellStart"/>
       <w:r>
         <w:rPr>
           <w:rFonts w:hint="eastAsia"/>
         </w:rPr>
         <w:t>ResNet</w:t>
       </w:r>
+      <w:proofErr w:type="spellEnd"/>
       <w:r>
         <w:rPr>
           <w:rFonts w:hint="eastAsia"/>
@@ -3728,11 +4039,19 @@
         </w:rPr>
         <w:t>Transformer</w:t>
       </w:r>
-      <w:r>
-        <w:rPr>
-          <w:rFonts w:hint="eastAsia"/>
-        </w:rPr>
-        <w:t>全领域渗透</w:t>
+      <w:proofErr w:type="gramStart"/>
+      <w:r>
+        <w:rPr>
+          <w:rFonts w:hint="eastAsia"/>
+        </w:rPr>
+        <w:t>全领域</w:t>
+      </w:r>
+      <w:proofErr w:type="gramEnd"/>
+      <w:r>
+        <w:rPr>
+          <w:rFonts w:hint="eastAsia"/>
+        </w:rPr>
+        <w:t>渗透</w:t>
       </w:r>
       <w:r>
         <w:rPr>
@@ -3781,12 +4100,14 @@
         </w:rPr>
         <w:t>（</w:t>
       </w:r>
+      <w:proofErr w:type="spellStart"/>
       <w:r>
         <w:rPr>
           <w:rFonts w:hint="eastAsia"/>
         </w:rPr>
         <w:t>ViT</w:t>
       </w:r>
+      <w:proofErr w:type="spellEnd"/>
       <w:r>
         <w:rPr>
           <w:rFonts w:hint="eastAsia"/>
@@ -3846,12 +4167,14 @@
         </w:rPr>
         <w:t>视觉全部</w:t>
       </w:r>
+      <w:proofErr w:type="spellStart"/>
       <w:r>
         <w:rPr>
           <w:rFonts w:hint="eastAsia"/>
         </w:rPr>
         <w:t>ViT</w:t>
       </w:r>
+      <w:proofErr w:type="spellEnd"/>
       <w:r>
         <w:rPr>
           <w:rFonts w:hint="eastAsia"/>
@@ -3970,12 +4293,14 @@
         </w:rPr>
         <w:t>）、</w:t>
       </w:r>
+      <w:proofErr w:type="spellStart"/>
       <w:r>
         <w:rPr>
           <w:rFonts w:hint="eastAsia"/>
         </w:rPr>
         <w:t>LLaMA</w:t>
       </w:r>
+      <w:proofErr w:type="spellEnd"/>
       <w:r>
         <w:rPr>
           <w:rFonts w:hint="eastAsia"/>
@@ -4204,17 +4529,33 @@
         </w:rPr>
         <w:t>、混合专家模型</w:t>
       </w:r>
+      <w:proofErr w:type="spellStart"/>
       <w:r>
         <w:rPr>
           <w:rFonts w:hint="eastAsia"/>
         </w:rPr>
         <w:t>MoE</w:t>
       </w:r>
-      <w:r>
-        <w:rPr>
-          <w:rFonts w:hint="eastAsia"/>
-        </w:rPr>
-        <w:t>、稀疏大模型、多模态统一模</w:t>
+      <w:proofErr w:type="spellEnd"/>
+      <w:r>
+        <w:rPr>
+          <w:rFonts w:hint="eastAsia"/>
+        </w:rPr>
+        <w:t>、</w:t>
+      </w:r>
+      <w:proofErr w:type="gramStart"/>
+      <w:r>
+        <w:rPr>
+          <w:rFonts w:hint="eastAsia"/>
+        </w:rPr>
+        <w:t>稀疏大</w:t>
+      </w:r>
+      <w:proofErr w:type="gramEnd"/>
+      <w:r>
+        <w:rPr>
+          <w:rFonts w:hint="eastAsia"/>
+        </w:rPr>
+        <w:t>模型、多模态统一模</w:t>
       </w:r>
       <w:r>
         <w:rPr>
@@ -4238,7 +4579,8 @@
         <w:rPr>
           <w:rFonts w:hint="eastAsia"/>
         </w:rPr>
-        <w:t>原理</w:t>
+        <w:lastRenderedPageBreak/>
+        <w:t>算法</w:t>
       </w:r>
     </w:p>
     <w:p>
@@ -4249,72 +4591,32 @@
         <w:rPr>
           <w:rFonts w:hint="eastAsia"/>
         </w:rPr>
-        <w:t>感知器</w:t>
-      </w:r>
-    </w:p>
-    <w:p>
-      <w:pPr>
-        <w:ind w:firstLine="420"/>
-      </w:pPr>
-      <w:r>
-        <w:rPr>
-          <w:noProof/>
-        </w:rPr>
-        <w:drawing>
-          <wp:anchor distT="0" distB="0" distL="114300" distR="114300" simplePos="0" relativeHeight="251659264" behindDoc="0" locked="0" layoutInCell="1" allowOverlap="1" wp14:anchorId="65B63D7A" wp14:editId="7C802430">
-            <wp:simplePos x="0" y="0"/>
-            <wp:positionH relativeFrom="margin">
-              <wp:align>center</wp:align>
-            </wp:positionH>
-            <wp:positionV relativeFrom="paragraph">
-              <wp:posOffset>407974</wp:posOffset>
-            </wp:positionV>
-            <wp:extent cx="2428875" cy="1162050"/>
-            <wp:effectExtent l="0" t="0" r="9525" b="0"/>
-            <wp:wrapTopAndBottom/>
-            <wp:docPr id="1" name="图片 1"/>
-            <wp:cNvGraphicFramePr>
-              <a:graphicFrameLocks xmlns:a="http://schemas.openxmlformats.org/drawingml/2006/main" noChangeAspect="1"/>
-            </wp:cNvGraphicFramePr>
-            <a:graphic xmlns:a="http://schemas.openxmlformats.org/drawingml/2006/main">
-              <a:graphicData uri="http://schemas.openxmlformats.org/drawingml/2006/picture">
-                <pic:pic xmlns:pic="http://schemas.openxmlformats.org/drawingml/2006/picture">
-                  <pic:nvPicPr>
-                    <pic:cNvPr id="1" name=""/>
-                    <pic:cNvPicPr/>
-                  </pic:nvPicPr>
-                  <pic:blipFill>
-                    <a:blip r:embed="rId8"/>
-                    <a:stretch>
-                      <a:fillRect/>
-                    </a:stretch>
-                  </pic:blipFill>
-                  <pic:spPr>
-                    <a:xfrm>
-                      <a:off x="0" y="0"/>
-                      <a:ext cx="2428875" cy="1162050"/>
-                    </a:xfrm>
-                    <a:prstGeom prst="rect">
-                      <a:avLst/>
-                    </a:prstGeom>
-                  </pic:spPr>
-                </pic:pic>
-              </a:graphicData>
-            </a:graphic>
-          </wp:anchor>
-        </w:drawing>
-      </w:r>
-      <w:r>
-        <w:rPr>
-          <w:rFonts w:hint="eastAsia"/>
-        </w:rPr>
-        <w:t xml:space="preserve">Perceptrons </w:t>
-      </w:r>
-      <w:r>
-        <w:rPr>
-          <w:rFonts w:hint="eastAsia"/>
-        </w:rPr>
-        <w:t>感知器，这是最简单的神经网络</w:t>
+        <w:t>初始化模型</w:t>
+      </w:r>
+    </w:p>
+    <w:p>
+      <w:pPr>
+        <w:pStyle w:val="3"/>
+      </w:pPr>
+      <w:r>
+        <w:rPr>
+          <w:rFonts w:hint="eastAsia"/>
+        </w:rPr>
+        <w:t>受限玻尔兹曼机</w:t>
+      </w:r>
+    </w:p>
+    <w:p>
+      <w:pPr>
+        <w:pStyle w:val="3"/>
+        <w:rPr>
+          <w:rFonts w:hint="eastAsia"/>
+        </w:rPr>
+      </w:pPr>
+      <w:r>
+        <w:rPr>
+          <w:rFonts w:hint="eastAsia"/>
+        </w:rPr>
+        <w:t>自动编码器</w:t>
       </w:r>
     </w:p>
     <w:p>
@@ -4323,57 +4625,11 @@
       </w:pPr>
       <w:r>
         <w:rPr>
-          <w:noProof/>
-        </w:rPr>
-        <w:drawing>
-          <wp:anchor distT="0" distB="0" distL="114300" distR="114300" simplePos="0" relativeHeight="251661312" behindDoc="0" locked="0" layoutInCell="1" allowOverlap="1" wp14:anchorId="7CA01AEA" wp14:editId="10EC00E2">
-            <wp:simplePos x="0" y="0"/>
-            <wp:positionH relativeFrom="column">
-              <wp:posOffset>818984</wp:posOffset>
-            </wp:positionH>
-            <wp:positionV relativeFrom="paragraph">
-              <wp:posOffset>1688162</wp:posOffset>
-            </wp:positionV>
-            <wp:extent cx="3371850" cy="1962150"/>
-            <wp:effectExtent l="0" t="0" r="0" b="0"/>
-            <wp:wrapTopAndBottom/>
-            <wp:docPr id="2" name="图片 2"/>
-            <wp:cNvGraphicFramePr>
-              <a:graphicFrameLocks xmlns:a="http://schemas.openxmlformats.org/drawingml/2006/main" noChangeAspect="1"/>
-            </wp:cNvGraphicFramePr>
-            <a:graphic xmlns:a="http://schemas.openxmlformats.org/drawingml/2006/main">
-              <a:graphicData uri="http://schemas.openxmlformats.org/drawingml/2006/picture">
-                <pic:pic xmlns:pic="http://schemas.openxmlformats.org/drawingml/2006/picture">
-                  <pic:nvPicPr>
-                    <pic:cNvPr id="1" name=""/>
-                    <pic:cNvPicPr/>
-                  </pic:nvPicPr>
-                  <pic:blipFill>
-                    <a:blip r:embed="rId9"/>
-                    <a:stretch>
-                      <a:fillRect/>
-                    </a:stretch>
-                  </pic:blipFill>
-                  <pic:spPr>
-                    <a:xfrm>
-                      <a:off x="0" y="0"/>
-                      <a:ext cx="3371850" cy="1962150"/>
-                    </a:xfrm>
-                    <a:prstGeom prst="rect">
-                      <a:avLst/>
-                    </a:prstGeom>
-                  </pic:spPr>
-                </pic:pic>
-              </a:graphicData>
-            </a:graphic>
-          </wp:anchor>
-        </w:drawing>
-      </w:r>
-      <w:r>
-        <w:t xml:space="preserve">Sigmoid neurons </w:t>
-      </w:r>
-    </w:p>
-    <w:p/>
+          <w:rFonts w:hint="eastAsia"/>
+        </w:rPr>
+        <w:t>DNN</w:t>
+      </w:r>
+    </w:p>
     <w:p>
       <w:pPr>
         <w:pStyle w:val="2"/>
@@ -4382,69 +4638,215 @@
         <w:rPr>
           <w:rFonts w:hint="eastAsia"/>
         </w:rPr>
-        <w:t>神经网络</w:t>
-      </w:r>
-    </w:p>
-    <w:p>
-      <w:pPr>
-        <w:ind w:firstLine="420"/>
-      </w:pPr>
-      <w:r>
-        <w:rPr>
-          <w:noProof/>
-        </w:rPr>
-        <w:drawing>
-          <wp:anchor distT="0" distB="0" distL="114300" distR="114300" simplePos="0" relativeHeight="251663360" behindDoc="0" locked="0" layoutInCell="1" allowOverlap="1" wp14:anchorId="70A03AF8" wp14:editId="4E03340E">
-            <wp:simplePos x="0" y="0"/>
-            <wp:positionH relativeFrom="margin">
-              <wp:posOffset>906449</wp:posOffset>
-            </wp:positionH>
-            <wp:positionV relativeFrom="paragraph">
-              <wp:posOffset>352314</wp:posOffset>
-            </wp:positionV>
-            <wp:extent cx="2901950" cy="1689735"/>
-            <wp:effectExtent l="0" t="0" r="0" b="5715"/>
-            <wp:wrapTopAndBottom/>
-            <wp:docPr id="3" name="图片 3"/>
-            <wp:cNvGraphicFramePr>
-              <a:graphicFrameLocks xmlns:a="http://schemas.openxmlformats.org/drawingml/2006/main" noChangeAspect="1"/>
-            </wp:cNvGraphicFramePr>
-            <a:graphic xmlns:a="http://schemas.openxmlformats.org/drawingml/2006/main">
-              <a:graphicData uri="http://schemas.openxmlformats.org/drawingml/2006/picture">
-                <pic:pic xmlns:pic="http://schemas.openxmlformats.org/drawingml/2006/picture">
-                  <pic:nvPicPr>
-                    <pic:cNvPr id="1" name=""/>
-                    <pic:cNvPicPr/>
-                  </pic:nvPicPr>
-                  <pic:blipFill>
-                    <a:blip r:embed="rId10"/>
-                    <a:stretch>
-                      <a:fillRect/>
-                    </a:stretch>
-                  </pic:blipFill>
-                  <pic:spPr>
-                    <a:xfrm>
-                      <a:off x="0" y="0"/>
-                      <a:ext cx="2901950" cy="1689735"/>
-                    </a:xfrm>
-                    <a:prstGeom prst="rect">
-                      <a:avLst/>
-                    </a:prstGeom>
-                  </pic:spPr>
-                </pic:pic>
-              </a:graphicData>
-            </a:graphic>
-            <wp14:sizeRelH relativeFrom="margin">
-              <wp14:pctWidth>0</wp14:pctWidth>
-            </wp14:sizeRelH>
-            <wp14:sizeRelV relativeFrom="margin">
-              <wp14:pctHeight>0</wp14:pctHeight>
-            </wp14:sizeRelV>
-          </wp:anchor>
-        </w:drawing>
-      </w:r>
-      <w:r>
-        <w:t>The architecture of neural networks</w:t>
+        <w:t>CNN</w:t>
+      </w:r>
+    </w:p>
+    <w:p>
+      <w:pPr>
+        <w:pStyle w:val="2"/>
+      </w:pPr>
+      <w:r>
+        <w:rPr>
+          <w:rFonts w:hint="eastAsia"/>
+        </w:rPr>
+        <w:t>RNN</w:t>
+      </w:r>
+    </w:p>
+    <w:p>
+      <w:pPr>
+        <w:pStyle w:val="2"/>
+      </w:pPr>
+      <w:r>
+        <w:rPr>
+          <w:rFonts w:hint="eastAsia"/>
+        </w:rPr>
+        <w:t>LSTM</w:t>
+      </w:r>
+    </w:p>
+    <w:p>
+      <w:pPr>
+        <w:pStyle w:val="2"/>
+      </w:pPr>
+      <w:r>
+        <w:rPr>
+          <w:rFonts w:hint="eastAsia"/>
+        </w:rPr>
+        <w:t>GAN</w:t>
+      </w:r>
+    </w:p>
+    <w:p>
+      <w:pPr>
+        <w:pStyle w:val="2"/>
+      </w:pPr>
+      <w:r>
+        <w:rPr>
+          <w:rFonts w:hint="eastAsia"/>
+        </w:rPr>
+        <w:t>Transformer</w:t>
+      </w:r>
+    </w:p>
+    <w:p>
+      <w:pPr>
+        <w:pStyle w:val="1"/>
+      </w:pPr>
+      <w:r>
+        <w:rPr>
+          <w:rFonts w:hint="eastAsia"/>
+        </w:rPr>
+        <w:t>优化算法</w:t>
+      </w:r>
+    </w:p>
+    <w:p>
+      <w:pPr>
+        <w:pStyle w:val="2"/>
+      </w:pPr>
+      <w:r>
+        <w:rPr>
+          <w:rFonts w:hint="eastAsia"/>
+        </w:rPr>
+        <w:t>SGD</w:t>
+      </w:r>
+    </w:p>
+    <w:p>
+      <w:pPr>
+        <w:pStyle w:val="2"/>
+      </w:pPr>
+      <w:r>
+        <w:rPr>
+          <w:rFonts w:hint="eastAsia"/>
+        </w:rPr>
+        <w:t>Momentum</w:t>
+      </w:r>
+    </w:p>
+    <w:p>
+      <w:pPr>
+        <w:pStyle w:val="2"/>
+      </w:pPr>
+      <w:r>
+        <w:rPr>
+          <w:rFonts w:hint="eastAsia"/>
+        </w:rPr>
+        <w:t>NAG</w:t>
+      </w:r>
+    </w:p>
+    <w:p>
+      <w:pPr>
+        <w:pStyle w:val="2"/>
+      </w:pPr>
+      <w:proofErr w:type="spellStart"/>
+      <w:r>
+        <w:rPr>
+          <w:rFonts w:hint="eastAsia"/>
+        </w:rPr>
+        <w:t>Adagrad</w:t>
+      </w:r>
+      <w:proofErr w:type="spellEnd"/>
+    </w:p>
+    <w:p>
+      <w:pPr>
+        <w:pStyle w:val="2"/>
+      </w:pPr>
+      <w:proofErr w:type="spellStart"/>
+      <w:r>
+        <w:rPr>
+          <w:rFonts w:hint="eastAsia"/>
+        </w:rPr>
+        <w:t>RMSProp</w:t>
+      </w:r>
+      <w:proofErr w:type="spellEnd"/>
+    </w:p>
+    <w:p>
+      <w:pPr>
+        <w:pStyle w:val="2"/>
+      </w:pPr>
+      <w:proofErr w:type="spellStart"/>
+      <w:r>
+        <w:rPr>
+          <w:rFonts w:hint="eastAsia"/>
+        </w:rPr>
+        <w:t>Adadelta</w:t>
+      </w:r>
+      <w:proofErr w:type="spellEnd"/>
+    </w:p>
+    <w:p>
+      <w:pPr>
+        <w:pStyle w:val="2"/>
+      </w:pPr>
+      <w:r>
+        <w:rPr>
+          <w:rFonts w:hint="eastAsia"/>
+        </w:rPr>
+        <w:t>Adam</w:t>
+      </w:r>
+    </w:p>
+    <w:p>
+      <w:pPr>
+        <w:pStyle w:val="2"/>
+      </w:pPr>
+      <w:proofErr w:type="spellStart"/>
+      <w:r>
+        <w:rPr>
+          <w:rFonts w:hint="eastAsia"/>
+        </w:rPr>
+        <w:t>AdaMax</w:t>
+      </w:r>
+      <w:proofErr w:type="spellEnd"/>
+    </w:p>
+    <w:p>
+      <w:pPr>
+        <w:pStyle w:val="2"/>
+      </w:pPr>
+      <w:proofErr w:type="spellStart"/>
+      <w:r>
+        <w:rPr>
+          <w:rFonts w:hint="eastAsia"/>
+        </w:rPr>
+        <w:t>Nadam</w:t>
+      </w:r>
+      <w:proofErr w:type="spellEnd"/>
+    </w:p>
+    <w:p>
+      <w:pPr>
+        <w:pStyle w:val="1"/>
+      </w:pPr>
+      <w:r>
+        <w:rPr>
+          <w:rFonts w:hint="eastAsia"/>
+        </w:rPr>
+        <w:t>训练技巧</w:t>
+      </w:r>
+    </w:p>
+    <w:p>
+      <w:pPr>
+        <w:pStyle w:val="2"/>
+      </w:pPr>
+      <w:r>
+        <w:rPr>
+          <w:rFonts w:hint="eastAsia"/>
+        </w:rPr>
+        <w:t>数据预处理</w:t>
+      </w:r>
+    </w:p>
+    <w:p>
+      <w:pPr>
+        <w:pStyle w:val="2"/>
+      </w:pPr>
+      <w:r>
+        <w:rPr>
+          <w:rFonts w:hint="eastAsia"/>
+        </w:rPr>
+        <w:t>权重初始化</w:t>
+      </w:r>
+    </w:p>
+    <w:p>
+      <w:pPr>
+        <w:pStyle w:val="2"/>
+      </w:pPr>
+      <w:r>
+        <w:rPr>
+          <w:rFonts w:hint="eastAsia"/>
+        </w:rPr>
+        <w:t>正则化</w:t>
       </w:r>
     </w:p>
     <w:p>
@@ -4455,84 +4857,247 @@
         <w:rPr>
           <w:rFonts w:hint="eastAsia"/>
         </w:rPr>
-        <w:t>DNN</w:t>
-      </w:r>
-    </w:p>
-    <w:p>
-      <w:pPr>
-        <w:ind w:firstLine="420"/>
-      </w:pPr>
-      <w:r>
-        <w:rPr>
-          <w:rFonts w:hint="eastAsia"/>
-          <w:color w:val="FF0000"/>
-        </w:rPr>
-        <w:t>深度神经网路，特指全连接的神经元结构，并不包含卷积单元或是时间上的</w:t>
-      </w:r>
-      <w:r>
-        <w:rPr>
-          <w:noProof/>
+        <w:t>提前终止</w:t>
+      </w:r>
+    </w:p>
+    <w:p>
+      <w:pPr>
+        <w:pStyle w:val="3"/>
+      </w:pPr>
+      <w:r>
+        <w:rPr>
+          <w:rFonts w:hint="eastAsia"/>
+        </w:rPr>
+        <w:t>数据增强</w:t>
+      </w:r>
+    </w:p>
+    <w:p>
+      <w:pPr>
+        <w:pStyle w:val="3"/>
+      </w:pPr>
+      <w:r>
+        <w:rPr>
+          <w:rFonts w:hint="eastAsia"/>
+        </w:rPr>
+        <w:t xml:space="preserve">L/L </w:t>
+      </w:r>
+      <w:r>
+        <w:rPr>
+          <w:rFonts w:hint="eastAsia"/>
+        </w:rPr>
+        <w:t>参数正则化</w:t>
+      </w:r>
+    </w:p>
+    <w:p>
+      <w:pPr>
+        <w:pStyle w:val="3"/>
+      </w:pPr>
+      <w:r>
+        <w:rPr>
+          <w:rFonts w:hint="eastAsia"/>
+        </w:rPr>
+        <w:t>集成</w:t>
+      </w:r>
+    </w:p>
+    <w:p>
+      <w:pPr>
+        <w:pStyle w:val="3"/>
+        <w:rPr>
+          <w:rFonts w:hint="eastAsia"/>
+        </w:rPr>
+      </w:pPr>
+      <w:r>
+        <w:rPr>
+          <w:rFonts w:hint="eastAsia"/>
+        </w:rPr>
+        <w:t>Dropout</w:t>
+      </w:r>
+    </w:p>
+    <w:p>
+      <w:pPr>
+        <w:pStyle w:val="1"/>
+      </w:pPr>
+      <w:r>
+        <w:rPr>
+          <w:rFonts w:hint="eastAsia"/>
         </w:rPr>
         <w:lastRenderedPageBreak/>
-        <w:drawing>
-          <wp:anchor distT="0" distB="0" distL="114300" distR="114300" simplePos="0" relativeHeight="251665408" behindDoc="0" locked="0" layoutInCell="1" allowOverlap="1" wp14:anchorId="3DC70983" wp14:editId="59CD7526">
-            <wp:simplePos x="0" y="0"/>
-            <wp:positionH relativeFrom="margin">
-              <wp:align>center</wp:align>
-            </wp:positionH>
-            <wp:positionV relativeFrom="paragraph">
-              <wp:posOffset>391491</wp:posOffset>
-            </wp:positionV>
-            <wp:extent cx="2895600" cy="2105025"/>
-            <wp:effectExtent l="0" t="0" r="0" b="9525"/>
-            <wp:wrapTopAndBottom/>
-            <wp:docPr id="4" name="图片 4"/>
-            <wp:cNvGraphicFramePr>
-              <a:graphicFrameLocks xmlns:a="http://schemas.openxmlformats.org/drawingml/2006/main" noChangeAspect="1"/>
-            </wp:cNvGraphicFramePr>
-            <a:graphic xmlns:a="http://schemas.openxmlformats.org/drawingml/2006/main">
-              <a:graphicData uri="http://schemas.openxmlformats.org/drawingml/2006/picture">
-                <pic:pic xmlns:pic="http://schemas.openxmlformats.org/drawingml/2006/picture">
-                  <pic:nvPicPr>
-                    <pic:cNvPr id="1" name=""/>
-                    <pic:cNvPicPr/>
-                  </pic:nvPicPr>
-                  <pic:blipFill>
-                    <a:blip r:embed="rId11"/>
-                    <a:stretch>
-                      <a:fillRect/>
-                    </a:stretch>
-                  </pic:blipFill>
-                  <pic:spPr>
-                    <a:xfrm>
-                      <a:off x="0" y="0"/>
-                      <a:ext cx="2895600" cy="2105025"/>
-                    </a:xfrm>
-                    <a:prstGeom prst="rect">
-                      <a:avLst/>
-                    </a:prstGeom>
-                  </pic:spPr>
-                </pic:pic>
-              </a:graphicData>
-            </a:graphic>
-          </wp:anchor>
-        </w:drawing>
-      </w:r>
-      <w:r>
-        <w:rPr>
-          <w:rFonts w:hint="eastAsia"/>
-          <w:color w:val="FF0000"/>
-        </w:rPr>
-        <w:t>关联</w:t>
-      </w:r>
-      <w:r>
-        <w:rPr>
-          <w:rFonts w:hint="eastAsia"/>
-        </w:rPr>
-        <w:t>。</w:t>
-      </w:r>
-    </w:p>
-    <w:p/>
+        <w:t>框架</w:t>
+      </w:r>
+    </w:p>
+    <w:p>
+      <w:pPr>
+        <w:pStyle w:val="2"/>
+      </w:pPr>
+      <w:r>
+        <w:rPr>
+          <w:rFonts w:hint="eastAsia"/>
+        </w:rPr>
+        <w:t>Theano</w:t>
+      </w:r>
+    </w:p>
+    <w:p>
+      <w:pPr>
+        <w:pStyle w:val="2"/>
+      </w:pPr>
+      <w:r>
+        <w:rPr>
+          <w:rFonts w:hint="eastAsia"/>
+        </w:rPr>
+        <w:t>Torch</w:t>
+      </w:r>
+    </w:p>
+    <w:p>
+      <w:pPr>
+        <w:pStyle w:val="2"/>
+      </w:pPr>
+      <w:proofErr w:type="spellStart"/>
+      <w:r>
+        <w:rPr>
+          <w:rFonts w:hint="eastAsia"/>
+        </w:rPr>
+        <w:t>PyTorch</w:t>
+      </w:r>
+      <w:proofErr w:type="spellEnd"/>
+    </w:p>
+    <w:p>
+      <w:pPr>
+        <w:pStyle w:val="2"/>
+      </w:pPr>
+      <w:r>
+        <w:rPr>
+          <w:rFonts w:hint="eastAsia"/>
+        </w:rPr>
+        <w:t>Caffe</w:t>
+      </w:r>
+    </w:p>
+    <w:p>
+      <w:pPr>
+        <w:pStyle w:val="2"/>
+      </w:pPr>
+      <w:proofErr w:type="spellStart"/>
+      <w:r>
+        <w:rPr>
+          <w:rFonts w:hint="eastAsia"/>
+        </w:rPr>
+        <w:t>Tensorflow</w:t>
+      </w:r>
+      <w:proofErr w:type="spellEnd"/>
+    </w:p>
+    <w:p>
+      <w:pPr>
+        <w:pStyle w:val="2"/>
+      </w:pPr>
+      <w:proofErr w:type="spellStart"/>
+      <w:r>
+        <w:rPr>
+          <w:rFonts w:hint="eastAsia"/>
+        </w:rPr>
+        <w:t>MXNet</w:t>
+      </w:r>
+      <w:proofErr w:type="spellEnd"/>
+    </w:p>
+    <w:p>
+      <w:pPr>
+        <w:pStyle w:val="1"/>
+      </w:pPr>
+      <w:r>
+        <w:rPr>
+          <w:rFonts w:hint="eastAsia"/>
+        </w:rPr>
+        <w:t>Batch Normalization</w:t>
+      </w:r>
+    </w:p>
+    <w:p>
+      <w:pPr>
+        <w:pStyle w:val="1"/>
+      </w:pPr>
+      <w:r>
+        <w:rPr>
+          <w:rFonts w:hint="eastAsia"/>
+        </w:rPr>
+        <w:t>Attention</w:t>
+      </w:r>
+    </w:p>
+    <w:p>
+      <w:pPr>
+        <w:pStyle w:val="1"/>
+      </w:pPr>
+      <w:r>
+        <w:rPr>
+          <w:rFonts w:hint="eastAsia"/>
+        </w:rPr>
+        <w:t>多任务学习（</w:t>
+      </w:r>
+      <w:r>
+        <w:rPr>
+          <w:rFonts w:hint="eastAsia"/>
+        </w:rPr>
+        <w:t>Multi-Task Learning</w:t>
+      </w:r>
+      <w:r>
+        <w:rPr>
+          <w:rFonts w:hint="eastAsia"/>
+        </w:rPr>
+        <w:t>，</w:t>
+      </w:r>
+      <w:r>
+        <w:rPr>
+          <w:rFonts w:hint="eastAsia"/>
+        </w:rPr>
+        <w:t>MTL</w:t>
+      </w:r>
+      <w:r>
+        <w:rPr>
+          <w:rFonts w:hint="eastAsia"/>
+        </w:rPr>
+        <w:t>）</w:t>
+      </w:r>
+    </w:p>
+    <w:p>
+      <w:pPr>
+        <w:pStyle w:val="1"/>
+      </w:pPr>
+      <w:r>
+        <w:rPr>
+          <w:rFonts w:hint="eastAsia"/>
+        </w:rPr>
+        <w:t>模型压缩</w:t>
+      </w:r>
+    </w:p>
+    <w:p>
+      <w:pPr>
+        <w:pStyle w:val="1"/>
+      </w:pPr>
+      <w:r>
+        <w:rPr>
+          <w:rFonts w:hint="eastAsia"/>
+        </w:rPr>
+        <w:t>增强学习</w:t>
+      </w:r>
+    </w:p>
+    <w:p>
+      <w:pPr>
+        <w:pStyle w:val="1"/>
+      </w:pPr>
+      <w:r>
+        <w:rPr>
+          <w:rFonts w:hint="eastAsia"/>
+        </w:rPr>
+        <w:t>应用</w:t>
+      </w:r>
+    </w:p>
+    <w:p>
+      <w:pPr>
+        <w:pStyle w:val="2"/>
+      </w:pPr>
+      <w:r>
+        <w:rPr>
+          <w:rFonts w:hint="eastAsia"/>
+        </w:rPr>
+        <w:t>计算机视觉</w:t>
+      </w:r>
+    </w:p>
     <w:p>
       <w:pPr>
         <w:pStyle w:val="3"/>
@@ -4541,354 +5106,317 @@
         <w:rPr>
           <w:rFonts w:hint="eastAsia"/>
         </w:rPr>
-        <w:t>RNN</w:t>
-      </w:r>
-    </w:p>
-    <w:p>
-      <w:pPr>
-        <w:ind w:firstLine="420"/>
-      </w:pPr>
-      <w:r>
-        <w:rPr>
-          <w:noProof/>
-        </w:rPr>
-        <w:drawing>
-          <wp:anchor distT="0" distB="0" distL="114300" distR="114300" simplePos="0" relativeHeight="251667456" behindDoc="0" locked="0" layoutInCell="1" allowOverlap="1" wp14:anchorId="0AD40A1A" wp14:editId="3B9C08AE">
-            <wp:simplePos x="0" y="0"/>
-            <wp:positionH relativeFrom="margin">
-              <wp:align>center</wp:align>
-            </wp:positionH>
-            <wp:positionV relativeFrom="paragraph">
-              <wp:posOffset>859734</wp:posOffset>
-            </wp:positionV>
-            <wp:extent cx="3294380" cy="2368550"/>
-            <wp:effectExtent l="0" t="0" r="1270" b="0"/>
-            <wp:wrapTopAndBottom/>
-            <wp:docPr id="5" name="图片 5"/>
-            <wp:cNvGraphicFramePr>
-              <a:graphicFrameLocks xmlns:a="http://schemas.openxmlformats.org/drawingml/2006/main" noChangeAspect="1"/>
-            </wp:cNvGraphicFramePr>
-            <a:graphic xmlns:a="http://schemas.openxmlformats.org/drawingml/2006/main">
-              <a:graphicData uri="http://schemas.openxmlformats.org/drawingml/2006/picture">
-                <pic:pic xmlns:pic="http://schemas.openxmlformats.org/drawingml/2006/picture">
-                  <pic:nvPicPr>
-                    <pic:cNvPr id="1" name=""/>
-                    <pic:cNvPicPr/>
-                  </pic:nvPicPr>
-                  <pic:blipFill>
-                    <a:blip r:embed="rId12"/>
-                    <a:stretch>
-                      <a:fillRect/>
-                    </a:stretch>
-                  </pic:blipFill>
-                  <pic:spPr>
-                    <a:xfrm>
-                      <a:off x="0" y="0"/>
-                      <a:ext cx="3294380" cy="2368550"/>
-                    </a:xfrm>
-                    <a:prstGeom prst="rect">
-                      <a:avLst/>
-                    </a:prstGeom>
-                  </pic:spPr>
-                </pic:pic>
-              </a:graphicData>
-            </a:graphic>
-            <wp14:sizeRelH relativeFrom="margin">
-              <wp14:pctWidth>0</wp14:pctWidth>
-            </wp14:sizeRelH>
-            <wp14:sizeRelV relativeFrom="margin">
-              <wp14:pctHeight>0</wp14:pctHeight>
-            </wp14:sizeRelV>
-          </wp:anchor>
-        </w:drawing>
-      </w:r>
-      <w:r>
-        <w:rPr>
-          <w:rFonts w:hint="eastAsia"/>
-        </w:rPr>
-        <w:t>循环神经网络。训练样本输入是连续的序列，且序列的长短不一，比如基于时间的序列：一段连续的语音，一段连续的手写文字。这些序列比较长，且长度不一，比较难直接的拆分成一个个独立的样本来通过</w:t>
-      </w:r>
-      <w:r>
-        <w:rPr>
-          <w:rFonts w:hint="eastAsia"/>
-        </w:rPr>
-        <w:t>DNN/CNN</w:t>
-      </w:r>
-      <w:r>
-        <w:rPr>
-          <w:rFonts w:hint="eastAsia"/>
-        </w:rPr>
-        <w:t>进行训练。</w:t>
-      </w:r>
-    </w:p>
-    <w:p>
-      <w:pPr>
-        <w:ind w:firstLine="420"/>
-      </w:pPr>
-      <w:r>
-        <w:rPr>
-          <w:rFonts w:hint="eastAsia"/>
-        </w:rPr>
-        <w:t>但是</w:t>
-      </w:r>
-      <w:r>
-        <w:rPr>
-          <w:rFonts w:hint="eastAsia"/>
-        </w:rPr>
-        <w:t xml:space="preserve"> RNN</w:t>
-      </w:r>
-      <w:r>
-        <w:rPr>
-          <w:rFonts w:hint="eastAsia"/>
-        </w:rPr>
-        <w:t>有致命的缺陷，</w:t>
-      </w:r>
-      <w:r>
-        <w:rPr>
-          <w:rFonts w:hint="eastAsia"/>
-          <w:color w:val="FF0000"/>
-        </w:rPr>
-        <w:t>只能知道记忆短暂的信息，对于距离相距很远的信息记忆能力差</w:t>
-      </w:r>
-      <w:r>
-        <w:rPr>
-          <w:rFonts w:hint="eastAsia"/>
-        </w:rPr>
-        <w:t>。比如我们做完型填空时，可能需要整合全文来填某一个句子，比如</w:t>
-      </w:r>
-      <w:r>
-        <w:rPr>
-          <w:rFonts w:hint="eastAsia"/>
-        </w:rPr>
-        <w:t xml:space="preserve"> I grew up in China</w:t>
-      </w:r>
-      <w:r>
-        <w:rPr>
-          <w:rFonts w:hint="eastAsia"/>
-        </w:rPr>
-        <w:t>…</w:t>
-      </w:r>
-      <w:r>
-        <w:rPr>
-          <w:rFonts w:hint="eastAsia"/>
-        </w:rPr>
-        <w:t>.</w:t>
-      </w:r>
-      <w:r>
-        <w:rPr>
-          <w:rFonts w:hint="eastAsia"/>
-        </w:rPr>
-        <w:t>此处省略一万字</w:t>
-      </w:r>
-      <w:r>
-        <w:rPr>
-          <w:rFonts w:hint="eastAsia"/>
-        </w:rPr>
-        <w:t xml:space="preserve">.....I speak fluent _____ . </w:t>
-      </w:r>
-      <w:r>
-        <w:rPr>
-          <w:rFonts w:hint="eastAsia"/>
-        </w:rPr>
-        <w:t>如果</w:t>
-      </w:r>
-      <w:r>
-        <w:rPr>
-          <w:rFonts w:hint="eastAsia"/>
-        </w:rPr>
-        <w:t xml:space="preserve"> RNN </w:t>
-      </w:r>
-      <w:r>
-        <w:rPr>
-          <w:rFonts w:hint="eastAsia"/>
-        </w:rPr>
-        <w:t>只知道邻近的几个单词，可能它会知道此处需要填写一门语言，但至于应该填什么，就需要找到更远前的信息，直到找到</w:t>
-      </w:r>
-      <w:r>
-        <w:rPr>
-          <w:rFonts w:hint="eastAsia"/>
-        </w:rPr>
-        <w:t xml:space="preserve"> China </w:t>
-      </w:r>
-      <w:r>
-        <w:rPr>
-          <w:rFonts w:hint="eastAsia"/>
-        </w:rPr>
-        <w:t>才行。这种需要寻找相距很远信息的情况，实际上非常常见。</w:t>
-      </w:r>
-    </w:p>
-    <w:p>
-      <w:pPr>
-        <w:ind w:firstLine="420"/>
-      </w:pPr>
-      <w:r>
-        <w:rPr>
-          <w:rFonts w:hint="eastAsia"/>
-        </w:rPr>
-        <w:t>此时需要</w:t>
-      </w:r>
-      <w:r>
-        <w:rPr>
-          <w:rFonts w:hint="eastAsia"/>
-        </w:rPr>
-        <w:t xml:space="preserve">LSTM </w:t>
-      </w:r>
-      <w:r>
-        <w:rPr>
-          <w:rFonts w:hint="eastAsia"/>
-        </w:rPr>
-        <w:t>，它是</w:t>
-      </w:r>
-      <w:r>
-        <w:rPr>
-          <w:rFonts w:hint="eastAsia"/>
-        </w:rPr>
-        <w:t xml:space="preserve"> RNN </w:t>
-      </w:r>
-      <w:r>
-        <w:rPr>
-          <w:rFonts w:hint="eastAsia"/>
-        </w:rPr>
-        <w:t>的一种特殊形式，它被广泛应用在语音识别、语言建模、机器翻译、为图像起标题。</w:t>
-      </w:r>
-    </w:p>
-    <w:p>
-      <w:r>
-        <w:rPr>
-          <w:noProof/>
+        <w:t>概述</w:t>
+      </w:r>
+    </w:p>
+    <w:p>
+      <w:pPr>
+        <w:pStyle w:val="3"/>
+      </w:pPr>
+      <w:r>
+        <w:rPr>
+          <w:rFonts w:hint="eastAsia"/>
+        </w:rPr>
+        <w:t>图像分类模型</w:t>
+      </w:r>
+    </w:p>
+    <w:p>
+      <w:pPr>
+        <w:pStyle w:val="3"/>
+      </w:pPr>
+      <w:r>
+        <w:rPr>
+          <w:rFonts w:hint="eastAsia"/>
+        </w:rPr>
+        <w:t>目标检测</w:t>
+      </w:r>
+    </w:p>
+    <w:p>
+      <w:pPr>
+        <w:pStyle w:val="4"/>
+      </w:pPr>
+      <w:r>
+        <w:rPr>
+          <w:rFonts w:hint="eastAsia"/>
+        </w:rPr>
+        <w:t>相关研究</w:t>
+      </w:r>
+    </w:p>
+    <w:p>
+      <w:pPr>
+        <w:pStyle w:val="4"/>
+      </w:pPr>
+      <w:r>
+        <w:rPr>
+          <w:rFonts w:hint="eastAsia"/>
+        </w:rPr>
+        <w:t>基于区域提名的方法</w:t>
+      </w:r>
+    </w:p>
+    <w:p>
+      <w:pPr>
+        <w:pStyle w:val="5"/>
+      </w:pPr>
+      <w:r>
+        <w:rPr>
+          <w:rFonts w:hint="eastAsia"/>
+        </w:rPr>
+        <w:t>R-CNN</w:t>
+      </w:r>
+    </w:p>
+    <w:p>
+      <w:pPr>
+        <w:pStyle w:val="5"/>
+      </w:pPr>
+      <w:r>
+        <w:rPr>
+          <w:rFonts w:hint="eastAsia"/>
+        </w:rPr>
+        <w:t>SPP-net</w:t>
+      </w:r>
+    </w:p>
+    <w:p>
+      <w:pPr>
+        <w:pStyle w:val="5"/>
+      </w:pPr>
+      <w:r>
+        <w:rPr>
+          <w:rFonts w:hint="eastAsia"/>
+        </w:rPr>
+        <w:t>Fast R-CNN</w:t>
+      </w:r>
+    </w:p>
+    <w:p>
+      <w:pPr>
+        <w:pStyle w:val="5"/>
+      </w:pPr>
+      <w:r>
+        <w:rPr>
+          <w:rFonts w:hint="eastAsia"/>
+        </w:rPr>
+        <w:t>Faster R-CNN</w:t>
+      </w:r>
+    </w:p>
+    <w:p>
+      <w:pPr>
+        <w:pStyle w:val="5"/>
+        <w:rPr>
+          <w:rFonts w:hint="eastAsia"/>
+        </w:rPr>
+      </w:pPr>
+      <w:r>
+        <w:rPr>
+          <w:rFonts w:hint="eastAsia"/>
+        </w:rPr>
+        <w:t>R-FCN</w:t>
+      </w:r>
+    </w:p>
+    <w:p>
+      <w:pPr>
+        <w:pStyle w:val="4"/>
+      </w:pPr>
+      <w:r>
+        <w:rPr>
+          <w:rFonts w:hint="eastAsia"/>
+        </w:rPr>
+        <w:t>端到端的方法</w:t>
+      </w:r>
+    </w:p>
+    <w:p>
+      <w:pPr>
+        <w:pStyle w:val="5"/>
+      </w:pPr>
+      <w:r>
+        <w:rPr>
+          <w:rFonts w:hint="eastAsia"/>
+        </w:rPr>
+        <w:t>YOLO</w:t>
+      </w:r>
+    </w:p>
+    <w:p>
+      <w:pPr>
+        <w:pStyle w:val="5"/>
+        <w:rPr>
+          <w:rFonts w:hint="eastAsia"/>
+        </w:rPr>
+      </w:pPr>
+      <w:r>
+        <w:rPr>
+          <w:rFonts w:hint="eastAsia"/>
+        </w:rPr>
+        <w:t>SSD</w:t>
+      </w:r>
+    </w:p>
+    <w:p>
+      <w:pPr>
+        <w:pStyle w:val="3"/>
+      </w:pPr>
+      <w:r>
+        <w:rPr>
+          <w:rFonts w:hint="eastAsia"/>
+        </w:rPr>
+        <w:t>语义分割</w:t>
+      </w:r>
+    </w:p>
+    <w:p>
+      <w:pPr>
+        <w:pStyle w:val="4"/>
+      </w:pPr>
+      <w:r>
+        <w:rPr>
+          <w:rFonts w:hint="eastAsia"/>
+        </w:rPr>
+        <w:t>全卷积网络</w:t>
+      </w:r>
+    </w:p>
+    <w:p>
+      <w:pPr>
+        <w:pStyle w:val="5"/>
+      </w:pPr>
+      <w:r>
+        <w:rPr>
+          <w:rFonts w:hint="eastAsia"/>
+        </w:rPr>
+        <w:t>FCN</w:t>
+      </w:r>
+    </w:p>
+    <w:p>
+      <w:pPr>
+        <w:pStyle w:val="5"/>
+      </w:pPr>
+      <w:proofErr w:type="spellStart"/>
+      <w:r>
+        <w:rPr>
+          <w:rFonts w:hint="eastAsia"/>
         </w:rPr>
         <w:lastRenderedPageBreak/>
-        <w:drawing>
-          <wp:anchor distT="0" distB="0" distL="114300" distR="114300" simplePos="0" relativeHeight="251669504" behindDoc="0" locked="0" layoutInCell="1" allowOverlap="1" wp14:anchorId="254519D5" wp14:editId="64CFA8B3">
-            <wp:simplePos x="0" y="0"/>
-            <wp:positionH relativeFrom="margin">
-              <wp:align>center</wp:align>
-            </wp:positionH>
-            <wp:positionV relativeFrom="paragraph">
-              <wp:posOffset>45389</wp:posOffset>
-            </wp:positionV>
-            <wp:extent cx="4137025" cy="1786890"/>
-            <wp:effectExtent l="0" t="0" r="0" b="3810"/>
-            <wp:wrapTopAndBottom/>
-            <wp:docPr id="6" name="图片 6"/>
-            <wp:cNvGraphicFramePr>
-              <a:graphicFrameLocks xmlns:a="http://schemas.openxmlformats.org/drawingml/2006/main" noChangeAspect="1"/>
-            </wp:cNvGraphicFramePr>
-            <a:graphic xmlns:a="http://schemas.openxmlformats.org/drawingml/2006/main">
-              <a:graphicData uri="http://schemas.openxmlformats.org/drawingml/2006/picture">
-                <pic:pic xmlns:pic="http://schemas.openxmlformats.org/drawingml/2006/picture">
-                  <pic:nvPicPr>
-                    <pic:cNvPr id="1" name=""/>
-                    <pic:cNvPicPr/>
-                  </pic:nvPicPr>
-                  <pic:blipFill>
-                    <a:blip r:embed="rId13"/>
-                    <a:stretch>
-                      <a:fillRect/>
-                    </a:stretch>
-                  </pic:blipFill>
-                  <pic:spPr>
-                    <a:xfrm>
-                      <a:off x="0" y="0"/>
-                      <a:ext cx="4137025" cy="1786890"/>
-                    </a:xfrm>
-                    <a:prstGeom prst="rect">
-                      <a:avLst/>
-                    </a:prstGeom>
-                  </pic:spPr>
-                </pic:pic>
-              </a:graphicData>
-            </a:graphic>
-            <wp14:sizeRelH relativeFrom="margin">
-              <wp14:pctWidth>0</wp14:pctWidth>
-            </wp14:sizeRelH>
-            <wp14:sizeRelV relativeFrom="margin">
-              <wp14:pctHeight>0</wp14:pctHeight>
-            </wp14:sizeRelV>
-          </wp:anchor>
-        </w:drawing>
+        <w:t>DeconvNet</w:t>
+      </w:r>
+      <w:proofErr w:type="spellEnd"/>
+    </w:p>
+    <w:p>
+      <w:pPr>
+        <w:pStyle w:val="5"/>
+      </w:pPr>
+      <w:proofErr w:type="spellStart"/>
+      <w:r>
+        <w:rPr>
+          <w:rFonts w:hint="eastAsia"/>
+        </w:rPr>
+        <w:t>SegNet</w:t>
+      </w:r>
+      <w:proofErr w:type="spellEnd"/>
+    </w:p>
+    <w:p>
+      <w:pPr>
+        <w:pStyle w:val="5"/>
+        <w:rPr>
+          <w:rFonts w:hint="eastAsia"/>
+        </w:rPr>
+      </w:pPr>
+      <w:proofErr w:type="spellStart"/>
+      <w:r>
+        <w:rPr>
+          <w:rFonts w:hint="eastAsia"/>
+        </w:rPr>
+        <w:t>DilatedConvNet</w:t>
+      </w:r>
+      <w:proofErr w:type="spellEnd"/>
+    </w:p>
+    <w:p>
+      <w:pPr>
+        <w:pStyle w:val="4"/>
+      </w:pPr>
+      <w:r>
+        <w:rPr>
+          <w:rFonts w:hint="eastAsia"/>
+        </w:rPr>
+        <w:t>CRF/MRF</w:t>
+      </w:r>
+      <w:r>
+        <w:rPr>
+          <w:rFonts w:hint="eastAsia"/>
+        </w:rPr>
+        <w:t>的使用</w:t>
+      </w:r>
+    </w:p>
+    <w:p>
+      <w:pPr>
+        <w:pStyle w:val="5"/>
+      </w:pPr>
+      <w:proofErr w:type="spellStart"/>
+      <w:r>
+        <w:rPr>
+          <w:rFonts w:hint="eastAsia"/>
+        </w:rPr>
+        <w:t>DeepLab</w:t>
+      </w:r>
+      <w:proofErr w:type="spellEnd"/>
+    </w:p>
+    <w:p>
+      <w:pPr>
+        <w:pStyle w:val="5"/>
+      </w:pPr>
+      <w:proofErr w:type="spellStart"/>
+      <w:r>
+        <w:rPr>
+          <w:rFonts w:hint="eastAsia"/>
+        </w:rPr>
+        <w:t>CRFasRNN</w:t>
+      </w:r>
+      <w:proofErr w:type="spellEnd"/>
+    </w:p>
+    <w:p>
+      <w:pPr>
+        <w:pStyle w:val="5"/>
+        <w:rPr>
+          <w:rFonts w:hint="eastAsia"/>
+        </w:rPr>
+      </w:pPr>
+      <w:r>
+        <w:rPr>
+          <w:rFonts w:hint="eastAsia"/>
+        </w:rPr>
+        <w:t>DPN</w:t>
+      </w:r>
+    </w:p>
+    <w:p>
+      <w:pPr>
+        <w:pStyle w:val="4"/>
+      </w:pPr>
+      <w:r>
+        <w:rPr>
+          <w:rFonts w:hint="eastAsia"/>
+        </w:rPr>
+        <w:t>实例分割</w:t>
+      </w:r>
+    </w:p>
+    <w:p>
+      <w:pPr>
+        <w:pStyle w:val="5"/>
+        <w:rPr>
+          <w:rFonts w:hint="eastAsia"/>
+        </w:rPr>
+      </w:pPr>
+      <w:r>
+        <w:rPr>
+          <w:rFonts w:hint="eastAsia"/>
+        </w:rPr>
+        <w:t>Mask R-CNN</w:t>
       </w:r>
     </w:p>
     <w:p>
       <w:pPr>
         <w:pStyle w:val="3"/>
-      </w:pPr>
-      <w:r>
-        <w:rPr>
-          <w:rFonts w:hint="eastAsia"/>
-        </w:rPr>
-        <w:t>CNN</w:t>
-      </w:r>
-    </w:p>
-    <w:p>
-      <w:pPr>
-        <w:ind w:firstLine="420"/>
-      </w:pPr>
-      <w:r>
-        <w:rPr>
-          <w:noProof/>
-        </w:rPr>
-        <w:drawing>
-          <wp:anchor distT="0" distB="0" distL="114300" distR="114300" simplePos="0" relativeHeight="251671552" behindDoc="0" locked="0" layoutInCell="1" allowOverlap="1" wp14:anchorId="1798BDE3" wp14:editId="4F445342">
-            <wp:simplePos x="0" y="0"/>
-            <wp:positionH relativeFrom="margin">
-              <wp:posOffset>87133</wp:posOffset>
-            </wp:positionH>
-            <wp:positionV relativeFrom="paragraph">
-              <wp:posOffset>608661</wp:posOffset>
-            </wp:positionV>
-            <wp:extent cx="5274310" cy="2369185"/>
-            <wp:effectExtent l="0" t="0" r="2540" b="0"/>
-            <wp:wrapTopAndBottom/>
-            <wp:docPr id="7" name="图片 7"/>
-            <wp:cNvGraphicFramePr>
-              <a:graphicFrameLocks xmlns:a="http://schemas.openxmlformats.org/drawingml/2006/main" noChangeAspect="1"/>
-            </wp:cNvGraphicFramePr>
-            <a:graphic xmlns:a="http://schemas.openxmlformats.org/drawingml/2006/main">
-              <a:graphicData uri="http://schemas.openxmlformats.org/drawingml/2006/picture">
-                <pic:pic xmlns:pic="http://schemas.openxmlformats.org/drawingml/2006/picture">
-                  <pic:nvPicPr>
-                    <pic:cNvPr id="1" name=""/>
-                    <pic:cNvPicPr/>
-                  </pic:nvPicPr>
-                  <pic:blipFill>
-                    <a:blip r:embed="rId14"/>
-                    <a:stretch>
-                      <a:fillRect/>
-                    </a:stretch>
-                  </pic:blipFill>
-                  <pic:spPr>
-                    <a:xfrm>
-                      <a:off x="0" y="0"/>
-                      <a:ext cx="5274310" cy="2369185"/>
-                    </a:xfrm>
-                    <a:prstGeom prst="rect">
-                      <a:avLst/>
-                    </a:prstGeom>
-                  </pic:spPr>
-                </pic:pic>
-              </a:graphicData>
-            </a:graphic>
-          </wp:anchor>
-        </w:drawing>
-      </w:r>
-      <w:r>
-        <w:rPr>
-          <w:rFonts w:hint="eastAsia"/>
-        </w:rPr>
-        <w:t>卷积神经网络，是深度学习算法在图像处理领域的一个应用。</w:t>
-      </w:r>
-      <w:r>
-        <w:rPr>
-          <w:rFonts w:hint="eastAsia"/>
-        </w:rPr>
-        <w:t>CNN</w:t>
-      </w:r>
-      <w:r>
-        <w:rPr>
-          <w:rFonts w:hint="eastAsia"/>
-        </w:rPr>
-        <w:t>主要用来识别位移、缩放及其他形式扭曲不变性的二维图形。</w:t>
+        <w:rPr>
+          <w:rFonts w:hint="eastAsia"/>
+        </w:rPr>
+      </w:pPr>
+      <w:r>
+        <w:rPr>
+          <w:rFonts w:hint="eastAsia"/>
+        </w:rPr>
+        <w:t>图像检索的深度哈希编码</w:t>
       </w:r>
     </w:p>
     <w:p>
@@ -4899,19 +5427,141 @@
         <w:rPr>
           <w:rFonts w:hint="eastAsia"/>
         </w:rPr>
-        <w:t>反向传播算法（</w:t>
-      </w:r>
-      <w:r>
-        <w:rPr>
-          <w:rFonts w:hint="eastAsia"/>
-        </w:rPr>
-        <w:t>BP</w:t>
-      </w:r>
-      <w:r>
-        <w:rPr>
-          <w:rFonts w:hint="eastAsia"/>
-        </w:rPr>
-        <w:t>）</w:t>
+        <w:t>语音识别</w:t>
+      </w:r>
+    </w:p>
+    <w:p>
+      <w:pPr>
+        <w:pStyle w:val="3"/>
+      </w:pPr>
+      <w:r>
+        <w:rPr>
+          <w:rFonts w:hint="eastAsia"/>
+        </w:rPr>
+        <w:t>概述</w:t>
+      </w:r>
+    </w:p>
+    <w:p>
+      <w:pPr>
+        <w:pStyle w:val="3"/>
+      </w:pPr>
+      <w:r>
+        <w:rPr>
+          <w:rFonts w:hint="eastAsia"/>
+        </w:rPr>
+        <w:t>基于</w:t>
+      </w:r>
+      <w:r>
+        <w:rPr>
+          <w:rFonts w:hint="eastAsia"/>
+        </w:rPr>
+        <w:t>WEST</w:t>
+      </w:r>
+      <w:r>
+        <w:rPr>
+          <w:rFonts w:hint="eastAsia"/>
+        </w:rPr>
+        <w:t>的语音解码</w:t>
+      </w:r>
+    </w:p>
+    <w:p>
+      <w:pPr>
+        <w:pStyle w:val="3"/>
+      </w:pPr>
+      <w:r>
+        <w:rPr>
+          <w:rFonts w:hint="eastAsia"/>
+        </w:rPr>
+        <w:t>深度语音识别</w:t>
+      </w:r>
+    </w:p>
+    <w:p>
+      <w:pPr>
+        <w:pStyle w:val="3"/>
+        <w:rPr>
+          <w:rFonts w:hint="eastAsia"/>
+        </w:rPr>
+      </w:pPr>
+      <w:r>
+        <w:rPr>
+          <w:rFonts w:hint="eastAsia"/>
+        </w:rPr>
+        <w:t>CTC</w:t>
+      </w:r>
+      <w:r>
+        <w:rPr>
+          <w:rFonts w:hint="eastAsia"/>
+        </w:rPr>
+        <w:t>解码</w:t>
+      </w:r>
+    </w:p>
+    <w:p>
+      <w:pPr>
+        <w:pStyle w:val="2"/>
+      </w:pPr>
+      <w:r>
+        <w:rPr>
+          <w:rFonts w:hint="eastAsia"/>
+        </w:rPr>
+        <w:t>自然语言处理</w:t>
+      </w:r>
+    </w:p>
+    <w:p>
+      <w:pPr>
+        <w:pStyle w:val="3"/>
+      </w:pPr>
+      <w:r>
+        <w:rPr>
+          <w:rFonts w:hint="eastAsia"/>
+        </w:rPr>
+        <w:t>概述</w:t>
+      </w:r>
+    </w:p>
+    <w:p>
+      <w:pPr>
+        <w:pStyle w:val="3"/>
+      </w:pPr>
+      <w:r>
+        <w:rPr>
+          <w:rFonts w:hint="eastAsia"/>
+        </w:rPr>
+        <w:t>词性标注</w:t>
+      </w:r>
+    </w:p>
+    <w:p>
+      <w:pPr>
+        <w:pStyle w:val="3"/>
+      </w:pPr>
+      <w:r>
+        <w:rPr>
+          <w:rFonts w:hint="eastAsia"/>
+        </w:rPr>
+        <w:t>依存句法分析</w:t>
+      </w:r>
+    </w:p>
+    <w:p>
+      <w:pPr>
+        <w:pStyle w:val="3"/>
+      </w:pPr>
+      <w:r>
+        <w:rPr>
+          <w:rFonts w:hint="eastAsia"/>
+        </w:rPr>
+        <w:t>word2vec</w:t>
+      </w:r>
+    </w:p>
+    <w:p>
+      <w:pPr>
+        <w:pStyle w:val="3"/>
+        <w:rPr>
+          <w:rFonts w:hint="eastAsia"/>
+        </w:rPr>
+      </w:pPr>
+      <w:r>
+        <w:rPr>
+          <w:rFonts w:hint="eastAsia"/>
+        </w:rPr>
+        <w:t>神经网络机器翻译</w:t>
       </w:r>
     </w:p>
     <w:sectPr>
@@ -5467,17 +6117,16 @@
     <w:uiPriority w:val="9"/>
     <w:unhideWhenUsed/>
     <w:qFormat/>
-    <w:rsid w:val="00613CE9"/>
+    <w:rsid w:val="00160879"/>
     <w:pPr>
       <w:keepNext/>
       <w:keepLines/>
       <w:outlineLvl w:val="4"/>
     </w:pPr>
     <w:rPr>
-      <w:rFonts w:eastAsia="华文宋体"/>
       <w:b/>
       <w:bCs/>
-      <w:sz w:val="28"/>
+      <w:color w:val="000000" w:themeColor="text1"/>
       <w:szCs w:val="28"/>
     </w:rPr>
   </w:style>
@@ -5542,6 +6191,7 @@
   <w:style w:type="character" w:default="1" w:styleId="a0">
     <w:name w:val="Default Paragraph Font"/>
     <w:uiPriority w:val="1"/>
+    <w:semiHidden/>
     <w:unhideWhenUsed/>
   </w:style>
   <w:style w:type="table" w:default="1" w:styleId="a1">
@@ -5623,12 +6273,13 @@
     <w:basedOn w:val="a0"/>
     <w:link w:val="5"/>
     <w:uiPriority w:val="9"/>
-    <w:rsid w:val="00613CE9"/>
+    <w:rsid w:val="00160879"/>
     <w:rPr>
-      <w:rFonts w:ascii="Times New Roman" w:eastAsia="华文宋体" w:hAnsi="Times New Roman"/>
+      <w:rFonts w:ascii="Times New Roman" w:eastAsia="仿宋" w:hAnsi="Times New Roman"/>
       <w:b/>
       <w:bCs/>
-      <w:sz w:val="28"/>
+      <w:color w:val="000000" w:themeColor="text1"/>
+      <w:sz w:val="24"/>
       <w:szCs w:val="28"/>
     </w:rPr>
   </w:style>
